--- a/stories/vr-workspace-expedited-change/VR Workspace Expedited Change - Build Steps.docx
+++ b/stories/vr-workspace-expedited-change/VR Workspace Expedited Change - Build Steps.docx
@@ -35,7 +35,7 @@
           <w:sz w:val="23"/>
           <w:szCs w:val="23"/>
         </w:rPr>
-        <w:t xml:space="preserve">Build steps on the dev instance: Create Change dialog, change creation code and Type choice</w:t>
+        <w:t xml:space="preserve">Build steps on the dev instance for every remediation task type: dialogs, change creation code, Type choice</w:t>
       </w:r>
     </w:p>
     <w:p>
@@ -54,7 +54,7 @@
           <w:sz w:val="18"/>
           <w:szCs w:val="18"/>
         </w:rPr>
-        <w:t xml:space="preserve">Prepared 28 September 2026. Three changes, made by hand on the dev instance and recorded in update sets for the higher instances.</w:t>
+        <w:t xml:space="preserve">Prepared 29 September 2026. Made by hand on the dev instance and recorded in update sets for the higher instances.</w:t>
       </w:r>
     </w:p>
     <w:p>
@@ -134,7 +134,7 @@
         </w:tc>
         <w:tc>
           <w:tcPr>
-            <w:tcW w:type="pct" w:w="52%"/>
+            <w:tcW w:type="pct" w:w="50%"/>
             <w:shd w:fill="E8EAEC" w:val="clear"/>
             <w:tcMar>
               <w:top w:type="dxa" w:w="70"/>
@@ -166,7 +166,7 @@
         </w:tc>
         <w:tc>
           <w:tcPr>
-            <w:tcW w:type="pct" w:w="18%"/>
+            <w:tcW w:type="pct" w:w="20%"/>
             <w:shd w:fill="E8EAEC" w:val="clear"/>
             <w:tcMar>
               <w:top w:type="dxa" w:w="70"/>
@@ -192,7 +192,7 @@
                 <w:sz w:val="17"/>
                 <w:szCs w:val="17"/>
               </w:rPr>
-              <w:t xml:space="preserve">Scope</w:t>
+              <w:t xml:space="preserve">Application</w:t>
             </w:r>
           </w:p>
         </w:tc>
@@ -217,7 +217,7 @@
               <w:keepNext w:val="false"/>
               <w:spacing w:after="0" w:before="0" w:line="260"/>
             </w:pPr>
-            <w:hyperlink w:history="1" r:id="rIdhrhlze0cq8lz9qt5bnt3j">
+            <w:hyperlink w:history="1" r:id="rIdoouyhbgdsantpqo6xg93e">
               <w:r>
                 <w:rPr>
                   <w:rFonts w:ascii="Arial" w:cs="Arial" w:eastAsia="Arial" w:hAnsi="Arial"/>
@@ -233,7 +233,7 @@
         </w:tc>
         <w:tc>
           <w:tcPr>
-            <w:tcW w:type="pct" w:w="52%"/>
+            <w:tcW w:type="pct" w:w="50%"/>
             <w:tcMar>
               <w:top w:type="dxa" w:w="70"/>
               <w:left w:type="dxa" w:w="110"/>
@@ -258,13 +258,13 @@
                 <w:sz w:val="17"/>
                 <w:szCs w:val="17"/>
               </w:rPr>
-              <w:t xml:space="preserve">Expedited added to the Change type list of the workspace Create Change dialog, after Standard, Normal and Emergency.</w:t>
+              <w:t xml:space="preserve">Create Change dialog of IT and application remediation tasks (VUL, AVUL): Expedited added after Standard, Normal and Emergency.</w:t>
             </w:r>
           </w:p>
         </w:tc>
         <w:tc>
           <w:tcPr>
-            <w:tcW w:type="pct" w:w="18%"/>
+            <w:tcW w:type="pct" w:w="20%"/>
             <w:tcMar>
               <w:top w:type="dxa" w:w="70"/>
               <w:left w:type="dxa" w:w="110"/>
@@ -315,7 +315,7 @@
               <w:keepNext w:val="false"/>
               <w:spacing w:after="0" w:before="0" w:line="260"/>
             </w:pPr>
-            <w:hyperlink w:history="1" r:id="rIdmhfxgztamgvcnfzqm-94_">
+            <w:hyperlink w:history="1" r:id="rIdlbbiyvihihwaxlhjtbvox">
               <w:r>
                 <w:rPr>
                   <w:rFonts w:ascii="Arial" w:cs="Arial" w:eastAsia="Arial" w:hAnsi="Arial"/>
@@ -324,14 +324,14 @@
                   <w:szCs w:val="18"/>
                   <w:u w:val="single"/>
                 </w:rPr>
-                <w:t xml:space="preserve">ChangeMgmt</w:t>
+                <w:t xml:space="preserve">Modal - Container Create Change Request default</w:t>
               </w:r>
             </w:hyperlink>
           </w:p>
         </w:tc>
         <w:tc>
           <w:tcPr>
-            <w:tcW w:type="pct" w:w="52%"/>
+            <w:tcW w:type="pct" w:w="50%"/>
             <w:shd w:fill="F5F6F7" w:val="clear"/>
             <w:tcMar>
               <w:top w:type="dxa" w:w="70"/>
@@ -357,13 +357,210 @@
                 <w:sz w:val="17"/>
                 <w:szCs w:val="17"/>
               </w:rPr>
-              <w:t xml:space="preserve">An Expedited change is created from the Expedited change model through the platform change API. Before, every type other than Standard, Normal and Emergency came out as a Normal change, from the classic form too.</w:t>
+              <w:t xml:space="preserve">Create Change dialog of container remediation tasks (CVUL): Expedited added after Standard, Normal and Emergency.</w:t>
             </w:r>
           </w:p>
         </w:tc>
         <w:tc>
           <w:tcPr>
-            <w:tcW w:type="pct" w:w="18%"/>
+            <w:tcW w:type="pct" w:w="20%"/>
+            <w:shd w:fill="F5F6F7" w:val="clear"/>
+            <w:tcMar>
+              <w:top w:type="dxa" w:w="70"/>
+              <w:left w:type="dxa" w:w="110"/>
+              <w:bottom w:type="dxa" w:w="70"/>
+              <w:right w:type="dxa" w:w="110"/>
+            </w:tcMar>
+            <w:vAlign w:val="top"/>
+          </w:tcPr>
+          <w:p>
+            <w:pPr>
+              <w:keepNext w:val="false"/>
+              <w:spacing w:after="0" w:before="0" w:line="220"/>
+            </w:pPr>
+            <w:r>
+              <w:rPr>
+                <w:rFonts w:ascii="Arial" w:cs="Arial" w:eastAsia="Arial" w:hAnsi="Arial"/>
+                <w:b w:val="false"/>
+                <w:bCs w:val="false"/>
+                <w:i w:val="false"/>
+                <w:iCs w:val="false"/>
+                <w:color w:val="4D4F53"/>
+                <w:sz w:val="17"/>
+                <w:szCs w:val="17"/>
+              </w:rPr>
+              <w:t xml:space="preserve">Vulnerability Response and Configuration Compliance for Containers</w:t>
+            </w:r>
+          </w:p>
+        </w:tc>
+      </w:tr>
+      <w:tr>
+        <w:trPr>
+          <w:cantSplit/>
+        </w:trPr>
+        <w:tc>
+          <w:tcPr>
+            <w:tcW w:type="pct" w:w="30%"/>
+            <w:tcMar>
+              <w:top w:type="dxa" w:w="70"/>
+              <w:left w:type="dxa" w:w="110"/>
+              <w:bottom w:type="dxa" w:w="70"/>
+              <w:right w:type="dxa" w:w="110"/>
+            </w:tcMar>
+            <w:vAlign w:val="top"/>
+          </w:tcPr>
+          <w:p>
+            <w:pPr>
+              <w:keepNext w:val="false"/>
+              <w:spacing w:after="0" w:before="0" w:line="260"/>
+            </w:pPr>
+            <w:hyperlink w:history="1" r:id="rIdefey2xxlf0jmvtdri-36w">
+              <w:r>
+                <w:rPr>
+                  <w:rFonts w:ascii="Arial" w:cs="Arial" w:eastAsia="Arial" w:hAnsi="Arial"/>
+                  <w:color w:val="1155CC"/>
+                  <w:sz w:val="18"/>
+                  <w:szCs w:val="18"/>
+                  <w:u w:val="single"/>
+                </w:rPr>
+                <w:t xml:space="preserve">Modal - CC Create Change Request</w:t>
+              </w:r>
+            </w:hyperlink>
+          </w:p>
+        </w:tc>
+        <w:tc>
+          <w:tcPr>
+            <w:tcW w:type="pct" w:w="50%"/>
+            <w:tcMar>
+              <w:top w:type="dxa" w:w="70"/>
+              <w:left w:type="dxa" w:w="110"/>
+              <w:bottom w:type="dxa" w:w="70"/>
+              <w:right w:type="dxa" w:w="110"/>
+            </w:tcMar>
+            <w:vAlign w:val="top"/>
+          </w:tcPr>
+          <w:p>
+            <w:pPr>
+              <w:keepNext w:val="false"/>
+              <w:spacing w:after="0" w:before="0" w:line="220"/>
+            </w:pPr>
+            <w:r>
+              <w:rPr>
+                <w:rFonts w:ascii="Arial" w:cs="Arial" w:eastAsia="Arial" w:hAnsi="Arial"/>
+                <w:b w:val="false"/>
+                <w:bCs w:val="false"/>
+                <w:i w:val="false"/>
+                <w:iCs w:val="false"/>
+                <w:color w:val="4D4F53"/>
+                <w:sz w:val="17"/>
+                <w:szCs w:val="17"/>
+              </w:rPr>
+              <w:t xml:space="preserve">Create Change dialog of Configuration Compliance remediation tasks (CRG): Expedited added after Standard, Normal and Emergency.</w:t>
+            </w:r>
+          </w:p>
+        </w:tc>
+        <w:tc>
+          <w:tcPr>
+            <w:tcW w:type="pct" w:w="20%"/>
+            <w:tcMar>
+              <w:top w:type="dxa" w:w="70"/>
+              <w:left w:type="dxa" w:w="110"/>
+              <w:bottom w:type="dxa" w:w="70"/>
+              <w:right w:type="dxa" w:w="110"/>
+            </w:tcMar>
+            <w:vAlign w:val="top"/>
+          </w:tcPr>
+          <w:p>
+            <w:pPr>
+              <w:keepNext w:val="false"/>
+              <w:spacing w:after="0" w:before="0" w:line="220"/>
+            </w:pPr>
+            <w:r>
+              <w:rPr>
+                <w:rFonts w:ascii="Arial" w:cs="Arial" w:eastAsia="Arial" w:hAnsi="Arial"/>
+                <w:b w:val="false"/>
+                <w:bCs w:val="false"/>
+                <w:i w:val="false"/>
+                <w:iCs w:val="false"/>
+                <w:color w:val="4D4F53"/>
+                <w:sz w:val="17"/>
+                <w:szCs w:val="17"/>
+              </w:rPr>
+              <w:t xml:space="preserve">Configuration Compliance</w:t>
+            </w:r>
+          </w:p>
+        </w:tc>
+      </w:tr>
+      <w:tr>
+        <w:trPr>
+          <w:cantSplit/>
+        </w:trPr>
+        <w:tc>
+          <w:tcPr>
+            <w:tcW w:type="pct" w:w="30%"/>
+            <w:shd w:fill="F5F6F7" w:val="clear"/>
+            <w:tcMar>
+              <w:top w:type="dxa" w:w="70"/>
+              <w:left w:type="dxa" w:w="110"/>
+              <w:bottom w:type="dxa" w:w="70"/>
+              <w:right w:type="dxa" w:w="110"/>
+            </w:tcMar>
+            <w:vAlign w:val="top"/>
+          </w:tcPr>
+          <w:p>
+            <w:pPr>
+              <w:keepNext w:val="false"/>
+              <w:spacing w:after="0" w:before="0" w:line="260"/>
+            </w:pPr>
+            <w:hyperlink w:history="1" r:id="rIdukz5xlgcvcgtosqq9vxcj">
+              <w:r>
+                <w:rPr>
+                  <w:rFonts w:ascii="Arial" w:cs="Arial" w:eastAsia="Arial" w:hAnsi="Arial"/>
+                  <w:color w:val="1155CC"/>
+                  <w:sz w:val="18"/>
+                  <w:szCs w:val="18"/>
+                  <w:u w:val="single"/>
+                </w:rPr>
+                <w:t xml:space="preserve">ChangeMgmt</w:t>
+              </w:r>
+            </w:hyperlink>
+          </w:p>
+        </w:tc>
+        <w:tc>
+          <w:tcPr>
+            <w:tcW w:type="pct" w:w="50%"/>
+            <w:shd w:fill="F5F6F7" w:val="clear"/>
+            <w:tcMar>
+              <w:top w:type="dxa" w:w="70"/>
+              <w:left w:type="dxa" w:w="110"/>
+              <w:bottom w:type="dxa" w:w="70"/>
+              <w:right w:type="dxa" w:w="110"/>
+            </w:tcMar>
+            <w:vAlign w:val="top"/>
+          </w:tcPr>
+          <w:p>
+            <w:pPr>
+              <w:keepNext w:val="false"/>
+              <w:spacing w:after="0" w:before="0" w:line="220"/>
+            </w:pPr>
+            <w:r>
+              <w:rPr>
+                <w:rFonts w:ascii="Arial" w:cs="Arial" w:eastAsia="Arial" w:hAnsi="Arial"/>
+                <w:b w:val="false"/>
+                <w:bCs w:val="false"/>
+                <w:i w:val="false"/>
+                <w:iCs w:val="false"/>
+                <w:color w:val="4D4F53"/>
+                <w:sz w:val="17"/>
+                <w:szCs w:val="17"/>
+              </w:rPr>
+              <w:t xml:space="preserve">IT and application remediation tasks: an Expedited change is created from the Expedited change model. Also finds that model for the other two applications.</w:t>
+            </w:r>
+          </w:p>
+        </w:tc>
+        <w:tc>
+          <w:tcPr>
+            <w:tcW w:type="pct" w:w="20%"/>
             <w:shd w:fill="F5F6F7" w:val="clear"/>
             <w:tcMar>
               <w:top w:type="dxa" w:w="70"/>
@@ -414,7 +611,204 @@
               <w:keepNext w:val="false"/>
               <w:spacing w:after="0" w:before="0" w:line="260"/>
             </w:pPr>
-            <w:hyperlink w:history="1" r:id="rIdmayorv_fieu9chtksi1mz">
+            <w:hyperlink w:history="1" r:id="rIdih-rdfxin3yitlowkmvlb">
+              <w:r>
+                <w:rPr>
+                  <w:rFonts w:ascii="Arial" w:cs="Arial" w:eastAsia="Arial" w:hAnsi="Arial"/>
+                  <w:color w:val="1155CC"/>
+                  <w:sz w:val="18"/>
+                  <w:szCs w:val="18"/>
+                  <w:u w:val="single"/>
+                </w:rPr>
+                <w:t xml:space="preserve">ChangeMgmt</w:t>
+              </w:r>
+            </w:hyperlink>
+          </w:p>
+        </w:tc>
+        <w:tc>
+          <w:tcPr>
+            <w:tcW w:type="pct" w:w="50%"/>
+            <w:tcMar>
+              <w:top w:type="dxa" w:w="70"/>
+              <w:left w:type="dxa" w:w="110"/>
+              <w:bottom w:type="dxa" w:w="70"/>
+              <w:right w:type="dxa" w:w="110"/>
+            </w:tcMar>
+            <w:vAlign w:val="top"/>
+          </w:tcPr>
+          <w:p>
+            <w:pPr>
+              <w:keepNext w:val="false"/>
+              <w:spacing w:after="0" w:before="0" w:line="220"/>
+            </w:pPr>
+            <w:r>
+              <w:rPr>
+                <w:rFonts w:ascii="Arial" w:cs="Arial" w:eastAsia="Arial" w:hAnsi="Arial"/>
+                <w:b w:val="false"/>
+                <w:bCs w:val="false"/>
+                <w:i w:val="false"/>
+                <w:iCs w:val="false"/>
+                <w:color w:val="4D4F53"/>
+                <w:sz w:val="17"/>
+                <w:szCs w:val="17"/>
+              </w:rPr>
+              <w:t xml:space="preserve">Container remediation tasks: an Expedited change is created from the Expedited change model.</w:t>
+            </w:r>
+          </w:p>
+        </w:tc>
+        <w:tc>
+          <w:tcPr>
+            <w:tcW w:type="pct" w:w="20%"/>
+            <w:tcMar>
+              <w:top w:type="dxa" w:w="70"/>
+              <w:left w:type="dxa" w:w="110"/>
+              <w:bottom w:type="dxa" w:w="70"/>
+              <w:right w:type="dxa" w:w="110"/>
+            </w:tcMar>
+            <w:vAlign w:val="top"/>
+          </w:tcPr>
+          <w:p>
+            <w:pPr>
+              <w:keepNext w:val="false"/>
+              <w:spacing w:after="0" w:before="0" w:line="220"/>
+            </w:pPr>
+            <w:r>
+              <w:rPr>
+                <w:rFonts w:ascii="Arial" w:cs="Arial" w:eastAsia="Arial" w:hAnsi="Arial"/>
+                <w:b w:val="false"/>
+                <w:bCs w:val="false"/>
+                <w:i w:val="false"/>
+                <w:iCs w:val="false"/>
+                <w:color w:val="4D4F53"/>
+                <w:sz w:val="17"/>
+                <w:szCs w:val="17"/>
+              </w:rPr>
+              <w:t xml:space="preserve">Containers</w:t>
+            </w:r>
+          </w:p>
+        </w:tc>
+      </w:tr>
+      <w:tr>
+        <w:trPr>
+          <w:cantSplit/>
+        </w:trPr>
+        <w:tc>
+          <w:tcPr>
+            <w:tcW w:type="pct" w:w="30%"/>
+            <w:shd w:fill="F5F6F7" w:val="clear"/>
+            <w:tcMar>
+              <w:top w:type="dxa" w:w="70"/>
+              <w:left w:type="dxa" w:w="110"/>
+              <w:bottom w:type="dxa" w:w="70"/>
+              <w:right w:type="dxa" w:w="110"/>
+            </w:tcMar>
+            <w:vAlign w:val="top"/>
+          </w:tcPr>
+          <w:p>
+            <w:pPr>
+              <w:keepNext w:val="false"/>
+              <w:spacing w:after="0" w:before="0" w:line="260"/>
+            </w:pPr>
+            <w:hyperlink w:history="1" r:id="rIdmjtt9tekddup3xyjvongq">
+              <w:r>
+                <w:rPr>
+                  <w:rFonts w:ascii="Arial" w:cs="Arial" w:eastAsia="Arial" w:hAnsi="Arial"/>
+                  <w:color w:val="1155CC"/>
+                  <w:sz w:val="18"/>
+                  <w:szCs w:val="18"/>
+                  <w:u w:val="single"/>
+                </w:rPr>
+                <w:t xml:space="preserve">ChangeMgmt</w:t>
+              </w:r>
+            </w:hyperlink>
+          </w:p>
+        </w:tc>
+        <w:tc>
+          <w:tcPr>
+            <w:tcW w:type="pct" w:w="50%"/>
+            <w:shd w:fill="F5F6F7" w:val="clear"/>
+            <w:tcMar>
+              <w:top w:type="dxa" w:w="70"/>
+              <w:left w:type="dxa" w:w="110"/>
+              <w:bottom w:type="dxa" w:w="70"/>
+              <w:right w:type="dxa" w:w="110"/>
+            </w:tcMar>
+            <w:vAlign w:val="top"/>
+          </w:tcPr>
+          <w:p>
+            <w:pPr>
+              <w:keepNext w:val="false"/>
+              <w:spacing w:after="0" w:before="0" w:line="220"/>
+            </w:pPr>
+            <w:r>
+              <w:rPr>
+                <w:rFonts w:ascii="Arial" w:cs="Arial" w:eastAsia="Arial" w:hAnsi="Arial"/>
+                <w:b w:val="false"/>
+                <w:bCs w:val="false"/>
+                <w:i w:val="false"/>
+                <w:iCs w:val="false"/>
+                <w:color w:val="4D4F53"/>
+                <w:sz w:val="17"/>
+                <w:szCs w:val="17"/>
+              </w:rPr>
+              <w:t xml:space="preserve">Configuration Compliance remediation tasks: two small edits in the out-of-box code, which has no extension to override.</w:t>
+            </w:r>
+          </w:p>
+        </w:tc>
+        <w:tc>
+          <w:tcPr>
+            <w:tcW w:type="pct" w:w="20%"/>
+            <w:shd w:fill="F5F6F7" w:val="clear"/>
+            <w:tcMar>
+              <w:top w:type="dxa" w:w="70"/>
+              <w:left w:type="dxa" w:w="110"/>
+              <w:bottom w:type="dxa" w:w="70"/>
+              <w:right w:type="dxa" w:w="110"/>
+            </w:tcMar>
+            <w:vAlign w:val="top"/>
+          </w:tcPr>
+          <w:p>
+            <w:pPr>
+              <w:keepNext w:val="false"/>
+              <w:spacing w:after="0" w:before="0" w:line="220"/>
+            </w:pPr>
+            <w:r>
+              <w:rPr>
+                <w:rFonts w:ascii="Arial" w:cs="Arial" w:eastAsia="Arial" w:hAnsi="Arial"/>
+                <w:b w:val="false"/>
+                <w:bCs w:val="false"/>
+                <w:i w:val="false"/>
+                <w:iCs w:val="false"/>
+                <w:color w:val="4D4F53"/>
+                <w:sz w:val="17"/>
+                <w:szCs w:val="17"/>
+              </w:rPr>
+              <w:t xml:space="preserve">Configuration Compliance</w:t>
+            </w:r>
+          </w:p>
+        </w:tc>
+      </w:tr>
+      <w:tr>
+        <w:trPr>
+          <w:cantSplit/>
+        </w:trPr>
+        <w:tc>
+          <w:tcPr>
+            <w:tcW w:type="pct" w:w="30%"/>
+            <w:tcMar>
+              <w:top w:type="dxa" w:w="70"/>
+              <w:left w:type="dxa" w:w="110"/>
+              <w:bottom w:type="dxa" w:w="70"/>
+              <w:right w:type="dxa" w:w="110"/>
+            </w:tcMar>
+            <w:vAlign w:val="top"/>
+          </w:tcPr>
+          <w:p>
+            <w:pPr>
+              <w:keepNext w:val="false"/>
+              <w:spacing w:after="0" w:before="0" w:line="260"/>
+            </w:pPr>
+            <w:hyperlink w:history="1" r:id="rIdxie2eyxijp2pytaly-qns">
               <w:r>
                 <w:rPr>
                   <w:rFonts w:ascii="Arial" w:cs="Arial" w:eastAsia="Arial" w:hAnsi="Arial"/>
@@ -430,7 +824,7 @@
         </w:tc>
         <w:tc>
           <w:tcPr>
-            <w:tcW w:type="pct" w:w="52%"/>
+            <w:tcW w:type="pct" w:w="50%"/>
             <w:tcMar>
               <w:top w:type="dxa" w:w="70"/>
               <w:left w:type="dxa" w:w="110"/>
@@ -461,7 +855,7 @@
         </w:tc>
         <w:tc>
           <w:tcPr>
-            <w:tcW w:type="pct" w:w="18%"/>
+            <w:tcW w:type="pct" w:w="20%"/>
             <w:tcMar>
               <w:top w:type="dxa" w:w="70"/>
               <w:left w:type="dxa" w:w="110"/>
@@ -547,7 +941,7 @@
           <w:sz w:val="20"/>
           <w:szCs w:val="20"/>
         </w:rPr>
-        <w:t xml:space="preserve">. Standard, Normal, Emergency and every other change model go through the out-of-box code unchanged, from the workspace dialog and from the classic Create Change form.</w:t>
+        <w:t xml:space="preserve">. Standard, Normal, Emergency and every other change model go through the out-of-box code unchanged, from the workspace dialogs and from the classic Create Change forms. Before this change, Expedited picked on a classic form came out as a Normal change; it now comes out as Expedited there too.</w:t>
       </w:r>
     </w:p>
     <w:p>
@@ -608,7 +1002,7 @@
         </w:rPr>
         <w:t xml:space="preserve">Open </w:t>
       </w:r>
-      <w:hyperlink w:history="1" r:id="rId2fueup5bfytc28pubu3f9">
+      <w:hyperlink w:history="1" r:id="rIdeylzujubebmaxvlkkkxj-">
         <w:r>
           <w:rPr>
             <w:rFonts w:ascii="Arial" w:cs="Arial" w:eastAsia="Arial" w:hAnsi="Arial"/>
@@ -730,7 +1124,7 @@
         </w:rPr>
         <w:t xml:space="preserve">Check the value behind the Expedited type in the </w:t>
       </w:r>
-      <w:hyperlink w:history="1" r:id="rIdhkjhaowv86w2heqwqfuoo">
+      <w:hyperlink w:history="1" r:id="rId8ybqag-iyec2a2afq77tf">
         <w:r>
           <w:rPr>
             <w:rFonts w:ascii="Arial" w:cs="Arial" w:eastAsia="Arial" w:hAnsi="Arial"/>
@@ -779,7 +1173,7 @@
           <w:sz w:val="20"/>
           <w:szCs w:val="20"/>
         </w:rPr>
-        <w:t xml:space="preserve">. The dialog item and the code use that value.</w:t>
+        <w:t xml:space="preserve">. The dialog items and the code use that value.</w:t>
       </w:r>
     </w:p>
     <w:p>
@@ -818,7 +1212,7 @@
           <w:sz w:val="20"/>
           <w:szCs w:val="20"/>
         </w:rPr>
-        <w:t xml:space="preserve">The page and ChangeMgmt belong to Vulnerability Response and the choice to Global, so the work goes into two update sets. Making the second a child of the first keeps them together as one batch.</w:t>
+        <w:t xml:space="preserve">Each record belongs to one application, so the work goes into one update set per application. Making the three application sets children of the Global set keeps them together as one batch.</w:t>
       </w:r>
     </w:p>
     <w:p>
@@ -867,7 +1261,7 @@
           <w:sz w:val="20"/>
           <w:szCs w:val="20"/>
         </w:rPr>
-        <w:t xml:space="preserve">: create and select </w:t>
+        <w:t xml:space="preserve">: create </w:t>
       </w:r>
       <w:r>
         <w:rPr>
@@ -942,7 +1336,7 @@
           <w:sz w:val="20"/>
           <w:szCs w:val="20"/>
         </w:rPr>
-        <w:t xml:space="preserve">: create and select </w:t>
+        <w:t xml:space="preserve">: create </w:t>
       </w:r>
       <w:r>
         <w:rPr>
@@ -968,7 +1362,30 @@
           <w:sz w:val="20"/>
           <w:szCs w:val="20"/>
         </w:rPr>
-        <w:t xml:space="preserve">, with </w:t>
+        <w:t xml:space="preserve">, Parent = the Global set.</w:t>
+      </w:r>
+    </w:p>
+    <w:p>
+      <w:pPr>
+        <w:pStyle w:val="ListParagraph"/>
+        <w:numPr>
+          <w:ilvl w:val="0"/>
+          <w:numId w:val="2"/>
+        </w:numPr>
+        <w:spacing w:after="100" w:line="260"/>
+      </w:pPr>
+      <w:r>
+        <w:rPr>
+          <w:rFonts w:ascii="Arial" w:cs="Arial" w:eastAsia="Arial" w:hAnsi="Arial"/>
+          <w:b w:val="false"/>
+          <w:bCs w:val="false"/>
+          <w:i w:val="false"/>
+          <w:iCs w:val="false"/>
+          <w:color w:val="4D4F53"/>
+          <w:sz w:val="20"/>
+          <w:szCs w:val="20"/>
+        </w:rPr>
+        <w:t xml:space="preserve">Application picker </w:t>
       </w:r>
       <w:r>
         <w:rPr>
@@ -981,20 +1398,121 @@
           <w:sz w:val="20"/>
           <w:szCs w:val="20"/>
         </w:rPr>
-        <w:t xml:space="preserve">Parent</w:t>
-      </w:r>
-      <w:r>
-        <w:rPr>
-          <w:rFonts w:ascii="Arial" w:cs="Arial" w:eastAsia="Arial" w:hAnsi="Arial"/>
-          <w:b w:val="false"/>
-          <w:bCs w:val="false"/>
-          <w:i w:val="false"/>
-          <w:iCs w:val="false"/>
-          <w:color w:val="4D4F53"/>
-          <w:sz w:val="20"/>
-          <w:szCs w:val="20"/>
-        </w:rPr>
-        <w:t xml:space="preserve"> set to the Global set above.</w:t>
+        <w:t xml:space="preserve">Vulnerability Response and Configuration Compliance for Containers</w:t>
+      </w:r>
+      <w:r>
+        <w:rPr>
+          <w:rFonts w:ascii="Arial" w:cs="Arial" w:eastAsia="Arial" w:hAnsi="Arial"/>
+          <w:b w:val="false"/>
+          <w:bCs w:val="false"/>
+          <w:i w:val="false"/>
+          <w:iCs w:val="false"/>
+          <w:color w:val="4D4F53"/>
+          <w:sz w:val="20"/>
+          <w:szCs w:val="20"/>
+        </w:rPr>
+        <w:t xml:space="preserve">: create </w:t>
+      </w:r>
+      <w:r>
+        <w:rPr>
+          <w:rFonts w:ascii="Courier New" w:cs="Courier New" w:eastAsia="Courier New" w:hAnsi="Courier New"/>
+          <w:b w:val="false"/>
+          <w:bCs w:val="false"/>
+          <w:i w:val="false"/>
+          <w:iCs w:val="false"/>
+          <w:color w:val="4D4F53"/>
+          <w:sz w:val="18"/>
+          <w:szCs w:val="18"/>
+        </w:rPr>
+        <w:t xml:space="preserve">SNOWUSEMTP_MS_VR Workspace Expedited Change - Containers_V1.0</w:t>
+      </w:r>
+      <w:r>
+        <w:rPr>
+          <w:rFonts w:ascii="Arial" w:cs="Arial" w:eastAsia="Arial" w:hAnsi="Arial"/>
+          <w:b w:val="false"/>
+          <w:bCs w:val="false"/>
+          <w:i w:val="false"/>
+          <w:iCs w:val="false"/>
+          <w:color w:val="4D4F53"/>
+          <w:sz w:val="20"/>
+          <w:szCs w:val="20"/>
+        </w:rPr>
+        <w:t xml:space="preserve">, Parent = the Global set.</w:t>
+      </w:r>
+    </w:p>
+    <w:p>
+      <w:pPr>
+        <w:pStyle w:val="ListParagraph"/>
+        <w:numPr>
+          <w:ilvl w:val="0"/>
+          <w:numId w:val="2"/>
+        </w:numPr>
+        <w:spacing w:after="100" w:line="260"/>
+      </w:pPr>
+      <w:r>
+        <w:rPr>
+          <w:rFonts w:ascii="Arial" w:cs="Arial" w:eastAsia="Arial" w:hAnsi="Arial"/>
+          <w:b w:val="false"/>
+          <w:bCs w:val="false"/>
+          <w:i w:val="false"/>
+          <w:iCs w:val="false"/>
+          <w:color w:val="4D4F53"/>
+          <w:sz w:val="20"/>
+          <w:szCs w:val="20"/>
+        </w:rPr>
+        <w:t xml:space="preserve">Application picker </w:t>
+      </w:r>
+      <w:r>
+        <w:rPr>
+          <w:rFonts w:ascii="Arial" w:cs="Arial" w:eastAsia="Arial" w:hAnsi="Arial"/>
+          <w:b/>
+          <w:bCs/>
+          <w:i w:val="false"/>
+          <w:iCs w:val="false"/>
+          <w:color w:val="4D4F53"/>
+          <w:sz w:val="20"/>
+          <w:szCs w:val="20"/>
+        </w:rPr>
+        <w:t xml:space="preserve">Configuration Compliance</w:t>
+      </w:r>
+      <w:r>
+        <w:rPr>
+          <w:rFonts w:ascii="Arial" w:cs="Arial" w:eastAsia="Arial" w:hAnsi="Arial"/>
+          <w:b w:val="false"/>
+          <w:bCs w:val="false"/>
+          <w:i w:val="false"/>
+          <w:iCs w:val="false"/>
+          <w:color w:val="4D4F53"/>
+          <w:sz w:val="20"/>
+          <w:szCs w:val="20"/>
+        </w:rPr>
+        <w:t xml:space="preserve">: create </w:t>
+      </w:r>
+      <w:r>
+        <w:rPr>
+          <w:rFonts w:ascii="Courier New" w:cs="Courier New" w:eastAsia="Courier New" w:hAnsi="Courier New"/>
+          <w:b w:val="false"/>
+          <w:bCs w:val="false"/>
+          <w:i w:val="false"/>
+          <w:iCs w:val="false"/>
+          <w:color w:val="4D4F53"/>
+          <w:sz w:val="18"/>
+          <w:szCs w:val="18"/>
+        </w:rPr>
+        <w:t xml:space="preserve">SNOWUSEMTP_MS_VR Workspace Expedited Change - Configuration Compliance_V1.0</w:t>
+      </w:r>
+      <w:r>
+        <w:rPr>
+          <w:rFonts w:ascii="Arial" w:cs="Arial" w:eastAsia="Arial" w:hAnsi="Arial"/>
+          <w:b w:val="false"/>
+          <w:bCs w:val="false"/>
+          <w:i w:val="false"/>
+          <w:iCs w:val="false"/>
+          <w:color w:val="4D4F53"/>
+          <w:sz w:val="20"/>
+          <w:szCs w:val="20"/>
+        </w:rPr>
+        <w:t xml:space="preserve">, Parent = the Global set.</w:t>
       </w:r>
     </w:p>
     <w:p>
@@ -1013,7 +1531,7 @@
           <w:sz w:val="20"/>
           <w:szCs w:val="20"/>
         </w:rPr>
-        <w:t xml:space="preserve">Sections 3 and 4 run with Vulnerability Response in the picker and its set selected; section 5 with Global and its set.</w:t>
+        <w:t xml:space="preserve">Every step below names the application to select in the picker; select its update set with it.</w:t>
       </w:r>
     </w:p>
     <w:p>
@@ -1033,7 +1551,7 @@
           <w:sz w:val="30"/>
           <w:szCs w:val="30"/>
         </w:rPr>
-        <w:t xml:space="preserve">3. Create Change dialog: add Expedited</w:t>
+        <w:t xml:space="preserve">3. Create Change dialogs: add Expedited</w:t>
       </w:r>
     </w:p>
     <w:p>
@@ -1052,32 +1570,7 @@
           <w:sz w:val="20"/>
           <w:szCs w:val="20"/>
         </w:rPr>
-        <w:t xml:space="preserve">The dialog is the UI Builder page </w:t>
-      </w:r>
-      <w:hyperlink w:history="1" r:id="rIdscpzhrl_3qs4hqmkzbesd">
-        <w:r>
-          <w:rPr>
-            <w:rFonts w:ascii="Arial" w:cs="Arial" w:eastAsia="Arial" w:hAnsi="Arial"/>
-            <w:color w:val="1155CC"/>
-            <w:sz w:val="18"/>
-            <w:szCs w:val="18"/>
-            <w:u w:val="single"/>
-          </w:rPr>
-          <w:t xml:space="preserve">Modal - Create Change Request</w:t>
-        </w:r>
-      </w:hyperlink>
-      <w:r>
-        <w:rPr>
-          <w:rFonts w:ascii="Arial" w:cs="Arial" w:eastAsia="Arial" w:hAnsi="Arial"/>
-          <w:b w:val="false"/>
-          <w:bCs w:val="false"/>
-          <w:i w:val="false"/>
-          <w:iCs w:val="false"/>
-          <w:color w:val="4D4F53"/>
-          <w:sz w:val="20"/>
-          <w:szCs w:val="20"/>
-        </w:rPr>
-        <w:t xml:space="preserve"> (table sys_ux_macroponent). UI Builder keeps this out-of-box page read-only, so the change goes into the record itself, in its </w:t>
+        <w:t xml:space="preserve">Each dialog is a UI Builder page (table sys_ux_macroponent). UI Builder keeps these out-of-box pages read-only, so the change goes into the record itself, in its </w:t>
       </w:r>
       <w:r>
         <w:rPr>
@@ -1158,6 +1651,421 @@
         <w:t xml:space="preserve">. Use method A or method B; both give the same result.</w:t>
       </w:r>
     </w:p>
+    <w:tbl>
+      <w:tblPr>
+        <w:tblW w:type="pct" w:w="100%"/>
+        <w:tblBorders>
+          <w:top w:val="single" w:color="C9CDD1" w:sz="4"/>
+          <w:left w:val="single" w:color="C9CDD1" w:sz="4"/>
+          <w:bottom w:val="single" w:color="C9CDD1" w:sz="4"/>
+          <w:right w:val="single" w:color="C9CDD1" w:sz="4"/>
+          <w:insideH w:val="single" w:color="C9CDD1" w:sz="4"/>
+          <w:insideV w:val="single" w:color="C9CDD1" w:sz="4"/>
+        </w:tblBorders>
+        <w:tblLayout w:type="fixed"/>
+      </w:tblPr>
+      <w:tblGrid>
+        <w:gridCol w:w="100"/>
+        <w:gridCol w:w="100"/>
+        <w:gridCol w:w="100"/>
+      </w:tblGrid>
+      <w:tr>
+        <w:trPr>
+          <w:cantSplit/>
+          <w:tblHeader/>
+        </w:trPr>
+        <w:tc>
+          <w:tcPr>
+            <w:tcW w:type="pct" w:w="38%"/>
+            <w:shd w:fill="E8EAEC" w:val="clear"/>
+            <w:tcMar>
+              <w:top w:type="dxa" w:w="70"/>
+              <w:left w:type="dxa" w:w="110"/>
+              <w:bottom w:type="dxa" w:w="70"/>
+              <w:right w:type="dxa" w:w="110"/>
+            </w:tcMar>
+            <w:vAlign w:val="top"/>
+          </w:tcPr>
+          <w:p>
+            <w:pPr>
+              <w:keepNext w:val="false"/>
+              <w:spacing w:after="0" w:before="0" w:line="220"/>
+            </w:pPr>
+            <w:r>
+              <w:rPr>
+                <w:rFonts w:ascii="Arial" w:cs="Arial" w:eastAsia="Arial" w:hAnsi="Arial"/>
+                <w:b/>
+                <w:bCs/>
+                <w:i w:val="false"/>
+                <w:iCs w:val="false"/>
+                <w:color w:val="4D4F53"/>
+                <w:sz w:val="17"/>
+                <w:szCs w:val="17"/>
+              </w:rPr>
+              <w:t xml:space="preserve">Dialog</w:t>
+            </w:r>
+          </w:p>
+        </w:tc>
+        <w:tc>
+          <w:tcPr>
+            <w:tcW w:type="pct" w:w="34%"/>
+            <w:shd w:fill="E8EAEC" w:val="clear"/>
+            <w:tcMar>
+              <w:top w:type="dxa" w:w="70"/>
+              <w:left w:type="dxa" w:w="110"/>
+              <w:bottom w:type="dxa" w:w="70"/>
+              <w:right w:type="dxa" w:w="110"/>
+            </w:tcMar>
+            <w:vAlign w:val="top"/>
+          </w:tcPr>
+          <w:p>
+            <w:pPr>
+              <w:keepNext w:val="false"/>
+              <w:spacing w:after="0" w:before="0" w:line="220"/>
+            </w:pPr>
+            <w:r>
+              <w:rPr>
+                <w:rFonts w:ascii="Arial" w:cs="Arial" w:eastAsia="Arial" w:hAnsi="Arial"/>
+                <w:b/>
+                <w:bCs/>
+                <w:i w:val="false"/>
+                <w:iCs w:val="false"/>
+                <w:color w:val="4D4F53"/>
+                <w:sz w:val="17"/>
+                <w:szCs w:val="17"/>
+              </w:rPr>
+              <w:t xml:space="preserve">Application</w:t>
+            </w:r>
+          </w:p>
+        </w:tc>
+        <w:tc>
+          <w:tcPr>
+            <w:tcW w:type="pct" w:w="28%"/>
+            <w:shd w:fill="E8EAEC" w:val="clear"/>
+            <w:tcMar>
+              <w:top w:type="dxa" w:w="70"/>
+              <w:left w:type="dxa" w:w="110"/>
+              <w:bottom w:type="dxa" w:w="70"/>
+              <w:right w:type="dxa" w:w="110"/>
+            </w:tcMar>
+            <w:vAlign w:val="top"/>
+          </w:tcPr>
+          <w:p>
+            <w:pPr>
+              <w:keepNext w:val="false"/>
+              <w:spacing w:after="0" w:before="0" w:line="220"/>
+            </w:pPr>
+            <w:r>
+              <w:rPr>
+                <w:rFonts w:ascii="Arial" w:cs="Arial" w:eastAsia="Arial" w:hAnsi="Arial"/>
+                <w:b/>
+                <w:bCs/>
+                <w:i w:val="false"/>
+                <w:iCs w:val="false"/>
+                <w:color w:val="4D4F53"/>
+                <w:sz w:val="17"/>
+                <w:szCs w:val="17"/>
+              </w:rPr>
+              <w:t xml:space="preserve">Serves</w:t>
+            </w:r>
+          </w:p>
+        </w:tc>
+      </w:tr>
+      <w:tr>
+        <w:trPr>
+          <w:cantSplit/>
+        </w:trPr>
+        <w:tc>
+          <w:tcPr>
+            <w:tcW w:type="pct" w:w="38%"/>
+            <w:tcMar>
+              <w:top w:type="dxa" w:w="70"/>
+              <w:left w:type="dxa" w:w="110"/>
+              <w:bottom w:type="dxa" w:w="70"/>
+              <w:right w:type="dxa" w:w="110"/>
+            </w:tcMar>
+            <w:vAlign w:val="top"/>
+          </w:tcPr>
+          <w:p>
+            <w:pPr>
+              <w:keepNext w:val="false"/>
+              <w:spacing w:after="0" w:before="0" w:line="260"/>
+            </w:pPr>
+            <w:hyperlink w:history="1" r:id="rId-zb771i1y7h7ijnit2kpi">
+              <w:r>
+                <w:rPr>
+                  <w:rFonts w:ascii="Arial" w:cs="Arial" w:eastAsia="Arial" w:hAnsi="Arial"/>
+                  <w:color w:val="1155CC"/>
+                  <w:sz w:val="18"/>
+                  <w:szCs w:val="18"/>
+                  <w:u w:val="single"/>
+                </w:rPr>
+                <w:t xml:space="preserve">Modal - Create Change Request</w:t>
+              </w:r>
+            </w:hyperlink>
+          </w:p>
+        </w:tc>
+        <w:tc>
+          <w:tcPr>
+            <w:tcW w:type="pct" w:w="34%"/>
+            <w:tcMar>
+              <w:top w:type="dxa" w:w="70"/>
+              <w:left w:type="dxa" w:w="110"/>
+              <w:bottom w:type="dxa" w:w="70"/>
+              <w:right w:type="dxa" w:w="110"/>
+            </w:tcMar>
+            <w:vAlign w:val="top"/>
+          </w:tcPr>
+          <w:p>
+            <w:pPr>
+              <w:keepNext w:val="false"/>
+              <w:spacing w:after="0" w:before="0" w:line="220"/>
+            </w:pPr>
+            <w:r>
+              <w:rPr>
+                <w:rFonts w:ascii="Arial" w:cs="Arial" w:eastAsia="Arial" w:hAnsi="Arial"/>
+                <w:b w:val="false"/>
+                <w:bCs w:val="false"/>
+                <w:i w:val="false"/>
+                <w:iCs w:val="false"/>
+                <w:color w:val="4D4F53"/>
+                <w:sz w:val="17"/>
+                <w:szCs w:val="17"/>
+              </w:rPr>
+              <w:t xml:space="preserve">Vulnerability Response</w:t>
+            </w:r>
+          </w:p>
+        </w:tc>
+        <w:tc>
+          <w:tcPr>
+            <w:tcW w:type="pct" w:w="28%"/>
+            <w:tcMar>
+              <w:top w:type="dxa" w:w="70"/>
+              <w:left w:type="dxa" w:w="110"/>
+              <w:bottom w:type="dxa" w:w="70"/>
+              <w:right w:type="dxa" w:w="110"/>
+            </w:tcMar>
+            <w:vAlign w:val="top"/>
+          </w:tcPr>
+          <w:p>
+            <w:pPr>
+              <w:keepNext w:val="false"/>
+              <w:spacing w:after="0" w:before="0" w:line="220"/>
+            </w:pPr>
+            <w:r>
+              <w:rPr>
+                <w:rFonts w:ascii="Arial" w:cs="Arial" w:eastAsia="Arial" w:hAnsi="Arial"/>
+                <w:b w:val="false"/>
+                <w:bCs w:val="false"/>
+                <w:i w:val="false"/>
+                <w:iCs w:val="false"/>
+                <w:color w:val="4D4F53"/>
+                <w:sz w:val="17"/>
+                <w:szCs w:val="17"/>
+              </w:rPr>
+              <w:t xml:space="preserve">IT and application remediation tasks (VUL, AVUL)</w:t>
+            </w:r>
+          </w:p>
+        </w:tc>
+      </w:tr>
+      <w:tr>
+        <w:trPr>
+          <w:cantSplit/>
+        </w:trPr>
+        <w:tc>
+          <w:tcPr>
+            <w:tcW w:type="pct" w:w="38%"/>
+            <w:shd w:fill="F5F6F7" w:val="clear"/>
+            <w:tcMar>
+              <w:top w:type="dxa" w:w="70"/>
+              <w:left w:type="dxa" w:w="110"/>
+              <w:bottom w:type="dxa" w:w="70"/>
+              <w:right w:type="dxa" w:w="110"/>
+            </w:tcMar>
+            <w:vAlign w:val="top"/>
+          </w:tcPr>
+          <w:p>
+            <w:pPr>
+              <w:keepNext w:val="false"/>
+              <w:spacing w:after="0" w:before="0" w:line="260"/>
+            </w:pPr>
+            <w:hyperlink w:history="1" r:id="rIdk56zokuhmodi9q1sut-6n">
+              <w:r>
+                <w:rPr>
+                  <w:rFonts w:ascii="Arial" w:cs="Arial" w:eastAsia="Arial" w:hAnsi="Arial"/>
+                  <w:color w:val="1155CC"/>
+                  <w:sz w:val="18"/>
+                  <w:szCs w:val="18"/>
+                  <w:u w:val="single"/>
+                </w:rPr>
+                <w:t xml:space="preserve">Modal - Container Create Change Request default</w:t>
+              </w:r>
+            </w:hyperlink>
+          </w:p>
+        </w:tc>
+        <w:tc>
+          <w:tcPr>
+            <w:tcW w:type="pct" w:w="34%"/>
+            <w:shd w:fill="F5F6F7" w:val="clear"/>
+            <w:tcMar>
+              <w:top w:type="dxa" w:w="70"/>
+              <w:left w:type="dxa" w:w="110"/>
+              <w:bottom w:type="dxa" w:w="70"/>
+              <w:right w:type="dxa" w:w="110"/>
+            </w:tcMar>
+            <w:vAlign w:val="top"/>
+          </w:tcPr>
+          <w:p>
+            <w:pPr>
+              <w:keepNext w:val="false"/>
+              <w:spacing w:after="0" w:before="0" w:line="220"/>
+            </w:pPr>
+            <w:r>
+              <w:rPr>
+                <w:rFonts w:ascii="Arial" w:cs="Arial" w:eastAsia="Arial" w:hAnsi="Arial"/>
+                <w:b w:val="false"/>
+                <w:bCs w:val="false"/>
+                <w:i w:val="false"/>
+                <w:iCs w:val="false"/>
+                <w:color w:val="4D4F53"/>
+                <w:sz w:val="17"/>
+                <w:szCs w:val="17"/>
+              </w:rPr>
+              <w:t xml:space="preserve">Vulnerability Response and Configuration Compliance for Containers</w:t>
+            </w:r>
+          </w:p>
+        </w:tc>
+        <w:tc>
+          <w:tcPr>
+            <w:tcW w:type="pct" w:w="28%"/>
+            <w:shd w:fill="F5F6F7" w:val="clear"/>
+            <w:tcMar>
+              <w:top w:type="dxa" w:w="70"/>
+              <w:left w:type="dxa" w:w="110"/>
+              <w:bottom w:type="dxa" w:w="70"/>
+              <w:right w:type="dxa" w:w="110"/>
+            </w:tcMar>
+            <w:vAlign w:val="top"/>
+          </w:tcPr>
+          <w:p>
+            <w:pPr>
+              <w:keepNext w:val="false"/>
+              <w:spacing w:after="0" w:before="0" w:line="220"/>
+            </w:pPr>
+            <w:r>
+              <w:rPr>
+                <w:rFonts w:ascii="Arial" w:cs="Arial" w:eastAsia="Arial" w:hAnsi="Arial"/>
+                <w:b w:val="false"/>
+                <w:bCs w:val="false"/>
+                <w:i w:val="false"/>
+                <w:iCs w:val="false"/>
+                <w:color w:val="4D4F53"/>
+                <w:sz w:val="17"/>
+                <w:szCs w:val="17"/>
+              </w:rPr>
+              <w:t xml:space="preserve">container remediation tasks (CVUL)</w:t>
+            </w:r>
+          </w:p>
+        </w:tc>
+      </w:tr>
+      <w:tr>
+        <w:trPr>
+          <w:cantSplit/>
+        </w:trPr>
+        <w:tc>
+          <w:tcPr>
+            <w:tcW w:type="pct" w:w="38%"/>
+            <w:tcMar>
+              <w:top w:type="dxa" w:w="70"/>
+              <w:left w:type="dxa" w:w="110"/>
+              <w:bottom w:type="dxa" w:w="70"/>
+              <w:right w:type="dxa" w:w="110"/>
+            </w:tcMar>
+            <w:vAlign w:val="top"/>
+          </w:tcPr>
+          <w:p>
+            <w:pPr>
+              <w:keepNext w:val="false"/>
+              <w:spacing w:after="0" w:before="0" w:line="260"/>
+            </w:pPr>
+            <w:hyperlink w:history="1" r:id="rId906akiuvkvrthrvme9yit">
+              <w:r>
+                <w:rPr>
+                  <w:rFonts w:ascii="Arial" w:cs="Arial" w:eastAsia="Arial" w:hAnsi="Arial"/>
+                  <w:color w:val="1155CC"/>
+                  <w:sz w:val="18"/>
+                  <w:szCs w:val="18"/>
+                  <w:u w:val="single"/>
+                </w:rPr>
+                <w:t xml:space="preserve">Modal - CC Create Change Request</w:t>
+              </w:r>
+            </w:hyperlink>
+          </w:p>
+        </w:tc>
+        <w:tc>
+          <w:tcPr>
+            <w:tcW w:type="pct" w:w="34%"/>
+            <w:tcMar>
+              <w:top w:type="dxa" w:w="70"/>
+              <w:left w:type="dxa" w:w="110"/>
+              <w:bottom w:type="dxa" w:w="70"/>
+              <w:right w:type="dxa" w:w="110"/>
+            </w:tcMar>
+            <w:vAlign w:val="top"/>
+          </w:tcPr>
+          <w:p>
+            <w:pPr>
+              <w:keepNext w:val="false"/>
+              <w:spacing w:after="0" w:before="0" w:line="220"/>
+            </w:pPr>
+            <w:r>
+              <w:rPr>
+                <w:rFonts w:ascii="Arial" w:cs="Arial" w:eastAsia="Arial" w:hAnsi="Arial"/>
+                <w:b w:val="false"/>
+                <w:bCs w:val="false"/>
+                <w:i w:val="false"/>
+                <w:iCs w:val="false"/>
+                <w:color w:val="4D4F53"/>
+                <w:sz w:val="17"/>
+                <w:szCs w:val="17"/>
+              </w:rPr>
+              <w:t xml:space="preserve">Configuration Compliance</w:t>
+            </w:r>
+          </w:p>
+        </w:tc>
+        <w:tc>
+          <w:tcPr>
+            <w:tcW w:type="pct" w:w="28%"/>
+            <w:tcMar>
+              <w:top w:type="dxa" w:w="70"/>
+              <w:left w:type="dxa" w:w="110"/>
+              <w:bottom w:type="dxa" w:w="70"/>
+              <w:right w:type="dxa" w:w="110"/>
+            </w:tcMar>
+            <w:vAlign w:val="top"/>
+          </w:tcPr>
+          <w:p>
+            <w:pPr>
+              <w:keepNext w:val="false"/>
+              <w:spacing w:after="0" w:before="0" w:line="220"/>
+            </w:pPr>
+            <w:r>
+              <w:rPr>
+                <w:rFonts w:ascii="Arial" w:cs="Arial" w:eastAsia="Arial" w:hAnsi="Arial"/>
+                <w:b w:val="false"/>
+                <w:bCs w:val="false"/>
+                <w:i w:val="false"/>
+                <w:iCs w:val="false"/>
+                <w:color w:val="4D4F53"/>
+                <w:sz w:val="17"/>
+                <w:szCs w:val="17"/>
+              </w:rPr>
+              <w:t xml:space="preserve">Configuration Compliance remediation tasks (CRG)</w:t>
+            </w:r>
+          </w:p>
+        </w:tc>
+      </w:tr>
+    </w:tbl>
     <w:p>
       <w:pPr>
         <w:pStyle w:val="Heading2"/>
@@ -1176,6 +2084,25 @@
           <w:szCs w:val="23"/>
         </w:rPr>
         <w:t xml:space="preserve">Method A (recommended): background script</w:t>
+      </w:r>
+    </w:p>
+    <w:p>
+      <w:pPr>
+        <w:keepNext w:val="false"/>
+        <w:spacing w:after="120" w:before="0" w:line="260"/>
+      </w:pPr>
+      <w:r>
+        <w:rPr>
+          <w:rFonts w:ascii="Arial" w:cs="Arial" w:eastAsia="Arial" w:hAnsi="Arial"/>
+          <w:b w:val="false"/>
+          <w:bCs w:val="false"/>
+          <w:i w:val="false"/>
+          <w:iCs w:val="false"/>
+          <w:color w:val="4D4F53"/>
+          <w:sz w:val="20"/>
+          <w:szCs w:val="20"/>
+        </w:rPr>
+        <w:t xml:space="preserve">The script changes the dialog of the application selected in the picker, so it runs three times, once per application.</w:t>
       </w:r>
     </w:p>
     <w:p>
@@ -1198,7 +2125,7 @@
           <w:sz w:val="20"/>
           <w:szCs w:val="20"/>
         </w:rPr>
-        <w:t xml:space="preserve">Application picker </w:t>
+        <w:t xml:space="preserve">Select </w:t>
       </w:r>
       <w:r>
         <w:rPr>
@@ -1224,58 +2151,9 @@
           <w:sz w:val="20"/>
           <w:szCs w:val="20"/>
         </w:rPr>
-        <w:t xml:space="preserve">, update set </w:t>
-      </w:r>
-      <w:r>
-        <w:rPr>
-          <w:rFonts w:ascii="Courier New" w:cs="Courier New" w:eastAsia="Courier New" w:hAnsi="Courier New"/>
-          <w:b w:val="false"/>
-          <w:bCs w:val="false"/>
-          <w:i w:val="false"/>
-          <w:iCs w:val="false"/>
-          <w:color w:val="4D4F53"/>
-          <w:sz w:val="18"/>
-          <w:szCs w:val="18"/>
-        </w:rPr>
-        <w:t xml:space="preserve">... - Vulnerability Response_V1.0</w:t>
-      </w:r>
-      <w:r>
-        <w:rPr>
-          <w:rFonts w:ascii="Arial" w:cs="Arial" w:eastAsia="Arial" w:hAnsi="Arial"/>
-          <w:b w:val="false"/>
-          <w:bCs w:val="false"/>
-          <w:i w:val="false"/>
-          <w:iCs w:val="false"/>
-          <w:color w:val="4D4F53"/>
-          <w:sz w:val="20"/>
-          <w:szCs w:val="20"/>
-        </w:rPr>
-        <w:t xml:space="preserve">.</w:t>
-      </w:r>
-    </w:p>
-    <w:p>
-      <w:pPr>
-        <w:pStyle w:val="ListParagraph"/>
-        <w:numPr>
-          <w:ilvl w:val="0"/>
-          <w:numId w:val="3"/>
-        </w:numPr>
-        <w:spacing w:after="100" w:line="260"/>
-      </w:pPr>
-      <w:r>
-        <w:rPr>
-          <w:rFonts w:ascii="Arial" w:cs="Arial" w:eastAsia="Arial" w:hAnsi="Arial"/>
-          <w:b w:val="false"/>
-          <w:bCs w:val="false"/>
-          <w:i w:val="false"/>
-          <w:iCs w:val="false"/>
-          <w:color w:val="4D4F53"/>
-          <w:sz w:val="20"/>
-          <w:szCs w:val="20"/>
-        </w:rPr>
-        <w:t xml:space="preserve">Open </w:t>
-      </w:r>
-      <w:hyperlink w:history="1" r:id="rId5ockjvokdxdcqdxy1hm_y">
+        <w:t xml:space="preserve"> in the application picker (and its update set). Open </w:t>
+      </w:r>
+      <w:hyperlink w:history="1" r:id="rIdrk0pydarozdinijl1b7lh">
         <w:r>
           <w:rPr>
             <w:rFonts w:ascii="Arial" w:cs="Arial" w:eastAsia="Arial" w:hAnsi="Arial"/>
@@ -1298,7 +2176,33 @@
           <w:sz w:val="20"/>
           <w:szCs w:val="20"/>
         </w:rPr>
-        <w:t xml:space="preserve">, leave the scope on global, paste the script below and run it.</w:t>
+        <w:t xml:space="preserve">, leave the scope on global, paste the script below and run it. The output reads </w:t>
+      </w:r>
+      <w:r>
+        <w:rPr>
+          <w:rFonts w:ascii="Courier New" w:cs="Courier New" w:eastAsia="Courier New" w:hAnsi="Courier New"/>
+          <w:b w:val="false"/>
+          <w:bCs w:val="false"/>
+          <w:i w:val="false"/>
+          <w:iCs w:val="false"/>
+          <w:color w:val="4D4F53"/>
+          <w:sz w:val="18"/>
+          <w:szCs w:val="18"/>
+        </w:rPr>
+        <w:t xml:space="preserve">Modal - Create Change Request - Change type items: standard, normal, emergency, expedited</w:t>
+      </w:r>
+      <w:r>
+        <w:rPr>
+          <w:rFonts w:ascii="Arial" w:cs="Arial" w:eastAsia="Arial" w:hAnsi="Arial"/>
+          <w:b w:val="false"/>
+          <w:bCs w:val="false"/>
+          <w:i w:val="false"/>
+          <w:iCs w:val="false"/>
+          <w:color w:val="4D4F53"/>
+          <w:sz w:val="20"/>
+          <w:szCs w:val="20"/>
+        </w:rPr>
+        <w:t xml:space="preserve">.</w:t>
       </w:r>
     </w:p>
     <w:p>
@@ -1321,7 +2225,33 @@
           <w:sz w:val="20"/>
           <w:szCs w:val="20"/>
         </w:rPr>
-        <w:t xml:space="preserve">The output must read </w:t>
+        <w:t xml:space="preserve">Select </w:t>
+      </w:r>
+      <w:r>
+        <w:rPr>
+          <w:rFonts w:ascii="Arial" w:cs="Arial" w:eastAsia="Arial" w:hAnsi="Arial"/>
+          <w:b/>
+          <w:bCs/>
+          <w:i w:val="false"/>
+          <w:iCs w:val="false"/>
+          <w:color w:val="4D4F53"/>
+          <w:sz w:val="20"/>
+          <w:szCs w:val="20"/>
+        </w:rPr>
+        <w:t xml:space="preserve">Vulnerability Response and Configuration Compliance for Containers</w:t>
+      </w:r>
+      <w:r>
+        <w:rPr>
+          <w:rFonts w:ascii="Arial" w:cs="Arial" w:eastAsia="Arial" w:hAnsi="Arial"/>
+          <w:b w:val="false"/>
+          <w:bCs w:val="false"/>
+          <w:i w:val="false"/>
+          <w:iCs w:val="false"/>
+          <w:color w:val="4D4F53"/>
+          <w:sz w:val="20"/>
+          <w:szCs w:val="20"/>
+        </w:rPr>
+        <w:t xml:space="preserve"> and run the same script: </w:t>
       </w:r>
       <w:r>
         <w:rPr>
@@ -1334,20 +2264,20 @@
           <w:sz w:val="18"/>
           <w:szCs w:val="18"/>
         </w:rPr>
-        <w:t xml:space="preserve">Change type items: standard, normal, emergency, expedited</w:t>
-      </w:r>
-      <w:r>
-        <w:rPr>
-          <w:rFonts w:ascii="Arial" w:cs="Arial" w:eastAsia="Arial" w:hAnsi="Arial"/>
-          <w:b w:val="false"/>
-          <w:bCs w:val="false"/>
-          <w:i w:val="false"/>
-          <w:iCs w:val="false"/>
-          <w:color w:val="4D4F53"/>
-          <w:sz w:val="20"/>
-          <w:szCs w:val="20"/>
-        </w:rPr>
-        <w:t xml:space="preserve">. Running it again changes nothing.</w:t>
+        <w:t xml:space="preserve">Modal - Container Create Change Request default - Change type items: standard, normal, emergency, expedited</w:t>
+      </w:r>
+      <w:r>
+        <w:rPr>
+          <w:rFonts w:ascii="Arial" w:cs="Arial" w:eastAsia="Arial" w:hAnsi="Arial"/>
+          <w:b w:val="false"/>
+          <w:bCs w:val="false"/>
+          <w:i w:val="false"/>
+          <w:iCs w:val="false"/>
+          <w:color w:val="4D4F53"/>
+          <w:sz w:val="20"/>
+          <w:szCs w:val="20"/>
+        </w:rPr>
+        <w:t xml:space="preserve">.</w:t>
       </w:r>
     </w:p>
     <w:p>
@@ -1370,7 +2300,33 @@
           <w:sz w:val="20"/>
           <w:szCs w:val="20"/>
         </w:rPr>
-        <w:t xml:space="preserve">Open the update set: its Customer Updates list shows </w:t>
+        <w:t xml:space="preserve">Select </w:t>
+      </w:r>
+      <w:r>
+        <w:rPr>
+          <w:rFonts w:ascii="Arial" w:cs="Arial" w:eastAsia="Arial" w:hAnsi="Arial"/>
+          <w:b/>
+          <w:bCs/>
+          <w:i w:val="false"/>
+          <w:iCs w:val="false"/>
+          <w:color w:val="4D4F53"/>
+          <w:sz w:val="20"/>
+          <w:szCs w:val="20"/>
+        </w:rPr>
+        <w:t xml:space="preserve">Configuration Compliance</w:t>
+      </w:r>
+      <w:r>
+        <w:rPr>
+          <w:rFonts w:ascii="Arial" w:cs="Arial" w:eastAsia="Arial" w:hAnsi="Arial"/>
+          <w:b w:val="false"/>
+          <w:bCs w:val="false"/>
+          <w:i w:val="false"/>
+          <w:iCs w:val="false"/>
+          <w:color w:val="4D4F53"/>
+          <w:sz w:val="20"/>
+          <w:szCs w:val="20"/>
+        </w:rPr>
+        <w:t xml:space="preserve"> and run it again: </w:t>
       </w:r>
       <w:r>
         <w:rPr>
@@ -1383,7 +2339,7 @@
           <w:sz w:val="18"/>
           <w:szCs w:val="18"/>
         </w:rPr>
-        <w:t xml:space="preserve">sys_ux_macroponent_59061b92b7072010aed5b064ce11a92c</w:t>
+        <w:t xml:space="preserve">Modal - CC Create Change Request - Change type items: standard, normal, emergency, expedited</w:t>
       </w:r>
       <w:r>
         <w:rPr>
@@ -1401,6 +2357,29 @@
     </w:p>
     <w:p>
       <w:pPr>
+        <w:pStyle w:val="ListParagraph"/>
+        <w:numPr>
+          <w:ilvl w:val="0"/>
+          <w:numId w:val="3"/>
+        </w:numPr>
+        <w:spacing w:after="100" w:line="260"/>
+      </w:pPr>
+      <w:r>
+        <w:rPr>
+          <w:rFonts w:ascii="Arial" w:cs="Arial" w:eastAsia="Arial" w:hAnsi="Arial"/>
+          <w:b w:val="false"/>
+          <w:bCs w:val="false"/>
+          <w:i w:val="false"/>
+          <w:iCs w:val="false"/>
+          <w:color w:val="4D4F53"/>
+          <w:sz w:val="20"/>
+          <w:szCs w:val="20"/>
+        </w:rPr>
+        <w:t xml:space="preserve">Running it again changes nothing. Each update set now lists its page under Customer Updates.</w:t>
+      </w:r>
+    </w:p>
+    <w:p>
+      <w:pPr>
         <w:shd w:fill="F2F3F4" w:val="clear"/>
         <w:spacing w:after="0" w:before="60" w:line="220"/>
         <w:ind w:left="180" w:right="180"/>
@@ -1416,47 +2395,147 @@
           <w:sz w:val="17"/>
           <w:szCs w:val="17"/>
         </w:rPr>
-        <w:t xml:space="preserve">// Adds Expedited to the Change type list of the workspace Create Change dialog</w:t>
-      </w:r>
-    </w:p>
-    <w:p>
-      <w:pPr>
-        <w:shd w:fill="F2F3F4" w:val="clear"/>
-        <w:spacing w:after="0" w:before="0" w:line="220"/>
-        <w:ind w:left="180" w:right="180"/>
-      </w:pPr>
-      <w:r>
-        <w:rPr>
-          <w:rFonts w:ascii="Courier New" w:cs="Courier New" w:eastAsia="Courier New" w:hAnsi="Courier New"/>
-          <w:b w:val="false"/>
-          <w:bCs w:val="false"/>
-          <w:i w:val="false"/>
-          <w:iCs w:val="false"/>
-          <w:color w:val="4D4F53"/>
-          <w:sz w:val="17"/>
-          <w:szCs w:val="17"/>
-        </w:rPr>
-        <w:t xml:space="preserve">// (page "Modal - Create Change Request"). Run it once, in Scripts - Background, with the</w:t>
-      </w:r>
-    </w:p>
-    <w:p>
-      <w:pPr>
-        <w:shd w:fill="F2F3F4" w:val="clear"/>
-        <w:spacing w:after="0" w:before="0" w:line="220"/>
-        <w:ind w:left="180" w:right="180"/>
-      </w:pPr>
-      <w:r>
-        <w:rPr>
-          <w:rFonts w:ascii="Courier New" w:cs="Courier New" w:eastAsia="Courier New" w:hAnsi="Courier New"/>
-          <w:b w:val="false"/>
-          <w:bCs w:val="false"/>
-          <w:i w:val="false"/>
-          <w:iCs w:val="false"/>
-          <w:color w:val="4D4F53"/>
-          <w:sz w:val="17"/>
-          <w:szCs w:val="17"/>
-        </w:rPr>
-        <w:t xml:space="preserve">// application picker on Vulnerability Response and its update set selected.</w:t>
+        <w:t xml:space="preserve">// Adds Expedited to the Change type list of the workspace Create Change dialog of the application</w:t>
+      </w:r>
+    </w:p>
+    <w:p>
+      <w:pPr>
+        <w:shd w:fill="F2F3F4" w:val="clear"/>
+        <w:spacing w:after="0" w:before="0" w:line="220"/>
+        <w:ind w:left="180" w:right="180"/>
+      </w:pPr>
+      <w:r>
+        <w:rPr>
+          <w:rFonts w:ascii="Courier New" w:cs="Courier New" w:eastAsia="Courier New" w:hAnsi="Courier New"/>
+          <w:b w:val="false"/>
+          <w:bCs w:val="false"/>
+          <w:i w:val="false"/>
+          <w:iCs w:val="false"/>
+          <w:color w:val="4D4F53"/>
+          <w:sz w:val="17"/>
+          <w:szCs w:val="17"/>
+        </w:rPr>
+        <w:t xml:space="preserve">// selected in the application picker. Run it in Scripts - Background once per application, with that</w:t>
+      </w:r>
+    </w:p>
+    <w:p>
+      <w:pPr>
+        <w:shd w:fill="F2F3F4" w:val="clear"/>
+        <w:spacing w:after="0" w:before="0" w:line="220"/>
+        <w:ind w:left="180" w:right="180"/>
+      </w:pPr>
+      <w:r>
+        <w:rPr>
+          <w:rFonts w:ascii="Courier New" w:cs="Courier New" w:eastAsia="Courier New" w:hAnsi="Courier New"/>
+          <w:b w:val="false"/>
+          <w:bCs w:val="false"/>
+          <w:i w:val="false"/>
+          <w:iCs w:val="false"/>
+          <w:color w:val="4D4F53"/>
+          <w:sz w:val="17"/>
+          <w:szCs w:val="17"/>
+        </w:rPr>
+        <w:t xml:space="preserve">// application and its update set selected:</w:t>
+      </w:r>
+    </w:p>
+    <w:p>
+      <w:pPr>
+        <w:shd w:fill="F2F3F4" w:val="clear"/>
+        <w:spacing w:after="0" w:before="0" w:line="220"/>
+        <w:ind w:left="180" w:right="180"/>
+      </w:pPr>
+      <w:r>
+        <w:rPr>
+          <w:rFonts w:ascii="Courier New" w:cs="Courier New" w:eastAsia="Courier New" w:hAnsi="Courier New"/>
+          <w:b w:val="false"/>
+          <w:bCs w:val="false"/>
+          <w:i w:val="false"/>
+          <w:iCs w:val="false"/>
+          <w:color w:val="4D4F53"/>
+          <w:sz w:val="17"/>
+          <w:szCs w:val="17"/>
+        </w:rPr>
+        <w:t xml:space="preserve">//   Vulnerability Response - IT and application remediation tasks (VUL, AVUL)</w:t>
+      </w:r>
+    </w:p>
+    <w:p>
+      <w:pPr>
+        <w:shd w:fill="F2F3F4" w:val="clear"/>
+        <w:spacing w:after="0" w:before="0" w:line="220"/>
+        <w:ind w:left="180" w:right="180"/>
+      </w:pPr>
+      <w:r>
+        <w:rPr>
+          <w:rFonts w:ascii="Courier New" w:cs="Courier New" w:eastAsia="Courier New" w:hAnsi="Courier New"/>
+          <w:b w:val="false"/>
+          <w:bCs w:val="false"/>
+          <w:i w:val="false"/>
+          <w:iCs w:val="false"/>
+          <w:color w:val="4D4F53"/>
+          <w:sz w:val="17"/>
+          <w:szCs w:val="17"/>
+        </w:rPr>
+        <w:t xml:space="preserve">//   Vulnerability Response and Configuration Compliance for Containers - container tasks (CVUL)</w:t>
+      </w:r>
+    </w:p>
+    <w:p>
+      <w:pPr>
+        <w:shd w:fill="F2F3F4" w:val="clear"/>
+        <w:spacing w:after="0" w:before="0" w:line="220"/>
+        <w:ind w:left="180" w:right="180"/>
+      </w:pPr>
+      <w:r>
+        <w:rPr>
+          <w:rFonts w:ascii="Courier New" w:cs="Courier New" w:eastAsia="Courier New" w:hAnsi="Courier New"/>
+          <w:b w:val="false"/>
+          <w:bCs w:val="false"/>
+          <w:i w:val="false"/>
+          <w:iCs w:val="false"/>
+          <w:color w:val="4D4F53"/>
+          <w:sz w:val="17"/>
+          <w:szCs w:val="17"/>
+        </w:rPr>
+        <w:t xml:space="preserve">//   Configuration Compliance - Configuration Compliance remediation tasks (CRG)</w:t>
+      </w:r>
+    </w:p>
+    <w:p>
+      <w:pPr>
+        <w:shd w:fill="F2F3F4" w:val="clear"/>
+        <w:spacing w:after="0" w:before="0" w:line="220"/>
+        <w:ind w:left="180" w:right="180"/>
+      </w:pPr>
+      <w:r>
+        <w:rPr>
+          <w:rFonts w:ascii="Courier New" w:cs="Courier New" w:eastAsia="Courier New" w:hAnsi="Courier New"/>
+          <w:b w:val="false"/>
+          <w:bCs w:val="false"/>
+          <w:i w:val="false"/>
+          <w:iCs w:val="false"/>
+          <w:color w:val="4D4F53"/>
+          <w:sz w:val="17"/>
+          <w:szCs w:val="17"/>
+        </w:rPr>
+        <w:t xml:space="preserve">var PAGES = ['59061b92b7072010aed5b064ce11a92c', 'fd9d6e2953021110501fddeeff7b1296',</w:t>
+      </w:r>
+    </w:p>
+    <w:p>
+      <w:pPr>
+        <w:shd w:fill="F2F3F4" w:val="clear"/>
+        <w:spacing w:after="0" w:before="0" w:line="220"/>
+        <w:ind w:left="180" w:right="180"/>
+      </w:pPr>
+      <w:r>
+        <w:rPr>
+          <w:rFonts w:ascii="Courier New" w:cs="Courier New" w:eastAsia="Courier New" w:hAnsi="Courier New"/>
+          <w:b w:val="false"/>
+          <w:bCs w:val="false"/>
+          <w:i w:val="false"/>
+          <w:iCs w:val="false"/>
+          <w:color w:val="4D4F53"/>
+          <w:sz w:val="17"/>
+          <w:szCs w:val="17"/>
+        </w:rPr>
+        <w:t xml:space="preserve">    '996c1f486db42110f877388cdecc4b6f'];</w:t>
       </w:r>
     </w:p>
     <w:p>
@@ -1496,27 +2575,47 @@
           <w:sz w:val="17"/>
           <w:szCs w:val="17"/>
         </w:rPr>
-        <w:t xml:space="preserve">page.get('59061b92b7072010aed5b064ce11a92c');</w:t>
-      </w:r>
-    </w:p>
-    <w:p>
-      <w:pPr>
-        <w:shd w:fill="F2F3F4" w:val="clear"/>
-        <w:spacing w:after="0" w:before="0" w:line="220"/>
-        <w:ind w:left="180" w:right="180"/>
-      </w:pPr>
-      <w:r>
-        <w:rPr>
-          <w:rFonts w:ascii="Courier New" w:cs="Courier New" w:eastAsia="Courier New" w:hAnsi="Courier New"/>
-          <w:b w:val="false"/>
-          <w:bCs w:val="false"/>
-          <w:i w:val="false"/>
-          <w:iCs w:val="false"/>
-          <w:color w:val="4D4F53"/>
-          <w:sz w:val="17"/>
-          <w:szCs w:val="17"/>
-        </w:rPr>
-        <w:t xml:space="preserve">var composition = JSON.parse(page.getValue('composition'));</w:t>
+        <w:t xml:space="preserve">page.addQuery('sys_id', 'IN', PAGES.join(','));</w:t>
+      </w:r>
+    </w:p>
+    <w:p>
+      <w:pPr>
+        <w:shd w:fill="F2F3F4" w:val="clear"/>
+        <w:spacing w:after="0" w:before="0" w:line="220"/>
+        <w:ind w:left="180" w:right="180"/>
+      </w:pPr>
+      <w:r>
+        <w:rPr>
+          <w:rFonts w:ascii="Courier New" w:cs="Courier New" w:eastAsia="Courier New" w:hAnsi="Courier New"/>
+          <w:b w:val="false"/>
+          <w:bCs w:val="false"/>
+          <w:i w:val="false"/>
+          <w:iCs w:val="false"/>
+          <w:color w:val="4D4F53"/>
+          <w:sz w:val="17"/>
+          <w:szCs w:val="17"/>
+        </w:rPr>
+        <w:t xml:space="preserve">page.addQuery('sys_scope', gs.getCurrentApplicationId());</w:t>
+      </w:r>
+    </w:p>
+    <w:p>
+      <w:pPr>
+        <w:shd w:fill="F2F3F4" w:val="clear"/>
+        <w:spacing w:after="0" w:before="0" w:line="220"/>
+        <w:ind w:left="180" w:right="180"/>
+      </w:pPr>
+      <w:r>
+        <w:rPr>
+          <w:rFonts w:ascii="Courier New" w:cs="Courier New" w:eastAsia="Courier New" w:hAnsi="Courier New"/>
+          <w:b w:val="false"/>
+          <w:bCs w:val="false"/>
+          <w:i w:val="false"/>
+          <w:iCs w:val="false"/>
+          <w:color w:val="4D4F53"/>
+          <w:sz w:val="17"/>
+          <w:szCs w:val="17"/>
+        </w:rPr>
+        <w:t xml:space="preserve">page.query();</w:t>
       </w:r>
     </w:p>
     <w:p>
@@ -1876,227 +2975,147 @@
           <w:sz w:val="17"/>
           <w:szCs w:val="17"/>
         </w:rPr>
-        <w:t xml:space="preserve">var items = findElement(composition, 'change_type').propertyValues.items.container;</w:t>
-      </w:r>
-    </w:p>
-    <w:p>
-      <w:pPr>
-        <w:shd w:fill="F2F3F4" w:val="clear"/>
-        <w:spacing w:after="0" w:before="0" w:line="220"/>
-        <w:ind w:left="180" w:right="180"/>
-      </w:pPr>
-      <w:r>
-        <w:rPr>
-          <w:rFonts w:ascii="Courier New" w:cs="Courier New" w:eastAsia="Courier New" w:hAnsi="Courier New"/>
-          <w:b w:val="false"/>
-          <w:bCs w:val="false"/>
-          <w:i w:val="false"/>
-          <w:iCs w:val="false"/>
-          <w:color w:val="4D4F53"/>
-          <w:sz w:val="17"/>
-          <w:szCs w:val="17"/>
-        </w:rPr>
-        <w:t xml:space="preserve">var present = items.some(function(item) {</w:t>
-      </w:r>
-    </w:p>
-    <w:p>
-      <w:pPr>
-        <w:shd w:fill="F2F3F4" w:val="clear"/>
-        <w:spacing w:after="0" w:before="0" w:line="220"/>
-        <w:ind w:left="180" w:right="180"/>
-      </w:pPr>
-      <w:r>
-        <w:rPr>
-          <w:rFonts w:ascii="Courier New" w:cs="Courier New" w:eastAsia="Courier New" w:hAnsi="Courier New"/>
-          <w:b w:val="false"/>
-          <w:bCs w:val="false"/>
-          <w:i w:val="false"/>
-          <w:iCs w:val="false"/>
-          <w:color w:val="4D4F53"/>
-          <w:sz w:val="17"/>
-          <w:szCs w:val="17"/>
-        </w:rPr>
-        <w:t xml:space="preserve">    return item.container.id.value == 'expedited';</w:t>
-      </w:r>
-    </w:p>
-    <w:p>
-      <w:pPr>
-        <w:shd w:fill="F2F3F4" w:val="clear"/>
-        <w:spacing w:after="0" w:before="0" w:line="220"/>
-        <w:ind w:left="180" w:right="180"/>
-      </w:pPr>
-      <w:r>
-        <w:rPr>
-          <w:rFonts w:ascii="Courier New" w:cs="Courier New" w:eastAsia="Courier New" w:hAnsi="Courier New"/>
-          <w:b w:val="false"/>
-          <w:bCs w:val="false"/>
-          <w:i w:val="false"/>
-          <w:iCs w:val="false"/>
-          <w:color w:val="4D4F53"/>
-          <w:sz w:val="17"/>
-          <w:szCs w:val="17"/>
-        </w:rPr>
-        <w:t xml:space="preserve">});</w:t>
-      </w:r>
-    </w:p>
-    <w:p>
-      <w:pPr>
-        <w:shd w:fill="F2F3F4" w:val="clear"/>
-        <w:spacing w:after="0" w:before="0" w:line="220"/>
-        <w:ind w:left="180" w:right="180"/>
-      </w:pPr>
-      <w:r>
-        <w:rPr>
-          <w:rFonts w:ascii="Courier New" w:cs="Courier New" w:eastAsia="Courier New" w:hAnsi="Courier New"/>
-          <w:b w:val="false"/>
-          <w:bCs w:val="false"/>
-          <w:i w:val="false"/>
-          <w:iCs w:val="false"/>
-          <w:color w:val="4D4F53"/>
-          <w:sz w:val="17"/>
-          <w:szCs w:val="17"/>
-        </w:rPr>
-        <w:t xml:space="preserve">if (!present) {</w:t>
-      </w:r>
-    </w:p>
-    <w:p>
-      <w:pPr>
-        <w:shd w:fill="F2F3F4" w:val="clear"/>
-        <w:spacing w:after="0" w:before="0" w:line="220"/>
-        <w:ind w:left="180" w:right="180"/>
-      </w:pPr>
-      <w:r>
-        <w:rPr>
-          <w:rFonts w:ascii="Courier New" w:cs="Courier New" w:eastAsia="Courier New" w:hAnsi="Courier New"/>
-          <w:b w:val="false"/>
-          <w:bCs w:val="false"/>
-          <w:i w:val="false"/>
-          <w:iCs w:val="false"/>
-          <w:color w:val="4D4F53"/>
-          <w:sz w:val="17"/>
-          <w:szCs w:val="17"/>
-        </w:rPr>
-        <w:t xml:space="preserve">    items.push({</w:t>
-      </w:r>
-    </w:p>
-    <w:p>
-      <w:pPr>
-        <w:shd w:fill="F2F3F4" w:val="clear"/>
-        <w:spacing w:after="0" w:before="0" w:line="220"/>
-        <w:ind w:left="180" w:right="180"/>
-      </w:pPr>
-      <w:r>
-        <w:rPr>
-          <w:rFonts w:ascii="Courier New" w:cs="Courier New" w:eastAsia="Courier New" w:hAnsi="Courier New"/>
-          <w:b w:val="false"/>
-          <w:bCs w:val="false"/>
-          <w:i w:val="false"/>
-          <w:iCs w:val="false"/>
-          <w:color w:val="4D4F53"/>
-          <w:sz w:val="17"/>
-          <w:szCs w:val="17"/>
-        </w:rPr>
-        <w:t xml:space="preserve">        container: {</w:t>
-      </w:r>
-    </w:p>
-    <w:p>
-      <w:pPr>
-        <w:shd w:fill="F2F3F4" w:val="clear"/>
-        <w:spacing w:after="0" w:before="0" w:line="220"/>
-        <w:ind w:left="180" w:right="180"/>
-      </w:pPr>
-      <w:r>
-        <w:rPr>
-          <w:rFonts w:ascii="Courier New" w:cs="Courier New" w:eastAsia="Courier New" w:hAnsi="Courier New"/>
-          <w:b w:val="false"/>
-          <w:bCs w:val="false"/>
-          <w:i w:val="false"/>
-          <w:iCs w:val="false"/>
-          <w:color w:val="4D4F53"/>
-          <w:sz w:val="17"/>
-          <w:szCs w:val="17"/>
-        </w:rPr>
-        <w:t xml:space="preserve">            id: {type: 'JSON_LITERAL', value: 'expedited'},</w:t>
-      </w:r>
-    </w:p>
-    <w:p>
-      <w:pPr>
-        <w:shd w:fill="F2F3F4" w:val="clear"/>
-        <w:spacing w:after="0" w:before="0" w:line="220"/>
-        <w:ind w:left="180" w:right="180"/>
-      </w:pPr>
-      <w:r>
-        <w:rPr>
-          <w:rFonts w:ascii="Courier New" w:cs="Courier New" w:eastAsia="Courier New" w:hAnsi="Courier New"/>
-          <w:b w:val="false"/>
-          <w:bCs w:val="false"/>
-          <w:i w:val="false"/>
-          <w:iCs w:val="false"/>
-          <w:color w:val="4D4F53"/>
-          <w:sz w:val="17"/>
-          <w:szCs w:val="17"/>
-        </w:rPr>
-        <w:t xml:space="preserve">            label: text('Expedited'),</w:t>
-      </w:r>
-    </w:p>
-    <w:p>
-      <w:pPr>
-        <w:shd w:fill="F2F3F4" w:val="clear"/>
-        <w:spacing w:after="0" w:before="0" w:line="220"/>
-        <w:ind w:left="180" w:right="180"/>
-      </w:pPr>
-      <w:r>
-        <w:rPr>
-          <w:rFonts w:ascii="Courier New" w:cs="Courier New" w:eastAsia="Courier New" w:hAnsi="Courier New"/>
-          <w:b w:val="false"/>
-          <w:bCs w:val="false"/>
-          <w:i w:val="false"/>
-          <w:iCs w:val="false"/>
-          <w:color w:val="4D4F53"/>
-          <w:sz w:val="17"/>
-          <w:szCs w:val="17"/>
-        </w:rPr>
-        <w:t xml:space="preserve">            sublabel: text('Create an expedited Change Request.')</w:t>
-      </w:r>
-    </w:p>
-    <w:p>
-      <w:pPr>
-        <w:shd w:fill="F2F3F4" w:val="clear"/>
-        <w:spacing w:after="0" w:before="0" w:line="220"/>
-        <w:ind w:left="180" w:right="180"/>
-      </w:pPr>
-      <w:r>
-        <w:rPr>
-          <w:rFonts w:ascii="Courier New" w:cs="Courier New" w:eastAsia="Courier New" w:hAnsi="Courier New"/>
-          <w:b w:val="false"/>
-          <w:bCs w:val="false"/>
-          <w:i w:val="false"/>
-          <w:iCs w:val="false"/>
-          <w:color w:val="4D4F53"/>
-          <w:sz w:val="17"/>
-          <w:szCs w:val="17"/>
-        </w:rPr>
-        <w:t xml:space="preserve">        },</w:t>
-      </w:r>
-    </w:p>
-    <w:p>
-      <w:pPr>
-        <w:shd w:fill="F2F3F4" w:val="clear"/>
-        <w:spacing w:after="0" w:before="0" w:line="220"/>
-        <w:ind w:left="180" w:right="180"/>
-      </w:pPr>
-      <w:r>
-        <w:rPr>
-          <w:rFonts w:ascii="Courier New" w:cs="Courier New" w:eastAsia="Courier New" w:hAnsi="Courier New"/>
-          <w:b w:val="false"/>
-          <w:bCs w:val="false"/>
-          <w:i w:val="false"/>
-          <w:iCs w:val="false"/>
-          <w:color w:val="4D4F53"/>
-          <w:sz w:val="17"/>
-          <w:szCs w:val="17"/>
-        </w:rPr>
-        <w:t xml:space="preserve">        type: 'MAP_CONTAINER'</w:t>
+        <w:t xml:space="preserve">if (!page.next()) {</w:t>
+      </w:r>
+    </w:p>
+    <w:p>
+      <w:pPr>
+        <w:shd w:fill="F2F3F4" w:val="clear"/>
+        <w:spacing w:after="0" w:before="0" w:line="220"/>
+        <w:ind w:left="180" w:right="180"/>
+      </w:pPr>
+      <w:r>
+        <w:rPr>
+          <w:rFonts w:ascii="Courier New" w:cs="Courier New" w:eastAsia="Courier New" w:hAnsi="Courier New"/>
+          <w:b w:val="false"/>
+          <w:bCs w:val="false"/>
+          <w:i w:val="false"/>
+          <w:iCs w:val="false"/>
+          <w:color w:val="4D4F53"/>
+          <w:sz w:val="17"/>
+          <w:szCs w:val="17"/>
+        </w:rPr>
+        <w:t xml:space="preserve">    gs.print('The selected application has no Create Change dialog: select Vulnerability Response, ' +</w:t>
+      </w:r>
+    </w:p>
+    <w:p>
+      <w:pPr>
+        <w:shd w:fill="F2F3F4" w:val="clear"/>
+        <w:spacing w:after="0" w:before="0" w:line="220"/>
+        <w:ind w:left="180" w:right="180"/>
+      </w:pPr>
+      <w:r>
+        <w:rPr>
+          <w:rFonts w:ascii="Courier New" w:cs="Courier New" w:eastAsia="Courier New" w:hAnsi="Courier New"/>
+          <w:b w:val="false"/>
+          <w:bCs w:val="false"/>
+          <w:i w:val="false"/>
+          <w:iCs w:val="false"/>
+          <w:color w:val="4D4F53"/>
+          <w:sz w:val="17"/>
+          <w:szCs w:val="17"/>
+        </w:rPr>
+        <w:t xml:space="preserve">        'Vulnerability Response and Configuration Compliance for Containers or Configuration Compliance.');</w:t>
+      </w:r>
+    </w:p>
+    <w:p>
+      <w:pPr>
+        <w:shd w:fill="F2F3F4" w:val="clear"/>
+        <w:spacing w:after="0" w:before="0" w:line="220"/>
+        <w:ind w:left="180" w:right="180"/>
+      </w:pPr>
+      <w:r>
+        <w:rPr>
+          <w:rFonts w:ascii="Courier New" w:cs="Courier New" w:eastAsia="Courier New" w:hAnsi="Courier New"/>
+          <w:b w:val="false"/>
+          <w:bCs w:val="false"/>
+          <w:i w:val="false"/>
+          <w:iCs w:val="false"/>
+          <w:color w:val="4D4F53"/>
+          <w:sz w:val="17"/>
+          <w:szCs w:val="17"/>
+        </w:rPr>
+        <w:t xml:space="preserve">} else {</w:t>
+      </w:r>
+    </w:p>
+    <w:p>
+      <w:pPr>
+        <w:shd w:fill="F2F3F4" w:val="clear"/>
+        <w:spacing w:after="0" w:before="0" w:line="220"/>
+        <w:ind w:left="180" w:right="180"/>
+      </w:pPr>
+      <w:r>
+        <w:rPr>
+          <w:rFonts w:ascii="Courier New" w:cs="Courier New" w:eastAsia="Courier New" w:hAnsi="Courier New"/>
+          <w:b w:val="false"/>
+          <w:bCs w:val="false"/>
+          <w:i w:val="false"/>
+          <w:iCs w:val="false"/>
+          <w:color w:val="4D4F53"/>
+          <w:sz w:val="17"/>
+          <w:szCs w:val="17"/>
+        </w:rPr>
+        <w:t xml:space="preserve">    var composition = JSON.parse(page.getValue('composition'));</w:t>
+      </w:r>
+    </w:p>
+    <w:p>
+      <w:pPr>
+        <w:shd w:fill="F2F3F4" w:val="clear"/>
+        <w:spacing w:after="0" w:before="0" w:line="220"/>
+        <w:ind w:left="180" w:right="180"/>
+      </w:pPr>
+      <w:r>
+        <w:rPr>
+          <w:rFonts w:ascii="Courier New" w:cs="Courier New" w:eastAsia="Courier New" w:hAnsi="Courier New"/>
+          <w:b w:val="false"/>
+          <w:bCs w:val="false"/>
+          <w:i w:val="false"/>
+          <w:iCs w:val="false"/>
+          <w:color w:val="4D4F53"/>
+          <w:sz w:val="17"/>
+          <w:szCs w:val="17"/>
+        </w:rPr>
+        <w:t xml:space="preserve">    var items = findElement(composition, 'change_type').propertyValues.items.container;</w:t>
+      </w:r>
+    </w:p>
+    <w:p>
+      <w:pPr>
+        <w:shd w:fill="F2F3F4" w:val="clear"/>
+        <w:spacing w:after="0" w:before="0" w:line="220"/>
+        <w:ind w:left="180" w:right="180"/>
+      </w:pPr>
+      <w:r>
+        <w:rPr>
+          <w:rFonts w:ascii="Courier New" w:cs="Courier New" w:eastAsia="Courier New" w:hAnsi="Courier New"/>
+          <w:b w:val="false"/>
+          <w:bCs w:val="false"/>
+          <w:i w:val="false"/>
+          <w:iCs w:val="false"/>
+          <w:color w:val="4D4F53"/>
+          <w:sz w:val="17"/>
+          <w:szCs w:val="17"/>
+        </w:rPr>
+        <w:t xml:space="preserve">    var present = items.some(function(item) {</w:t>
+      </w:r>
+    </w:p>
+    <w:p>
+      <w:pPr>
+        <w:shd w:fill="F2F3F4" w:val="clear"/>
+        <w:spacing w:after="0" w:before="0" w:line="220"/>
+        <w:ind w:left="180" w:right="180"/>
+      </w:pPr>
+      <w:r>
+        <w:rPr>
+          <w:rFonts w:ascii="Courier New" w:cs="Courier New" w:eastAsia="Courier New" w:hAnsi="Courier New"/>
+          <w:b w:val="false"/>
+          <w:bCs w:val="false"/>
+          <w:i w:val="false"/>
+          <w:iCs w:val="false"/>
+          <w:color w:val="4D4F53"/>
+          <w:sz w:val="17"/>
+          <w:szCs w:val="17"/>
+        </w:rPr>
+        <w:t xml:space="preserve">        return item.container.id.value == 'expedited';</w:t>
       </w:r>
     </w:p>
     <w:p>
@@ -2136,33 +3155,293 @@
           <w:sz w:val="17"/>
           <w:szCs w:val="17"/>
         </w:rPr>
-        <w:t xml:space="preserve">    page.setValue('composition', JSON.stringify(composition, null, 4));</w:t>
-      </w:r>
-    </w:p>
-    <w:p>
-      <w:pPr>
-        <w:shd w:fill="F2F3F4" w:val="clear"/>
-        <w:spacing w:after="0" w:before="0" w:line="220"/>
-        <w:ind w:left="180" w:right="180"/>
-      </w:pPr>
-      <w:r>
-        <w:rPr>
-          <w:rFonts w:ascii="Courier New" w:cs="Courier New" w:eastAsia="Courier New" w:hAnsi="Courier New"/>
-          <w:b w:val="false"/>
-          <w:bCs w:val="false"/>
-          <w:i w:val="false"/>
-          <w:iCs w:val="false"/>
-          <w:color w:val="4D4F53"/>
-          <w:sz w:val="17"/>
-          <w:szCs w:val="17"/>
-        </w:rPr>
-        <w:t xml:space="preserve">    page.update();</w:t>
-      </w:r>
-    </w:p>
-    <w:p>
-      <w:pPr>
-        <w:shd w:fill="F2F3F4" w:val="clear"/>
-        <w:spacing w:after="0" w:before="0" w:line="220"/>
+        <w:t xml:space="preserve">    if (!present) {</w:t>
+      </w:r>
+    </w:p>
+    <w:p>
+      <w:pPr>
+        <w:shd w:fill="F2F3F4" w:val="clear"/>
+        <w:spacing w:after="0" w:before="0" w:line="220"/>
+        <w:ind w:left="180" w:right="180"/>
+      </w:pPr>
+      <w:r>
+        <w:rPr>
+          <w:rFonts w:ascii="Courier New" w:cs="Courier New" w:eastAsia="Courier New" w:hAnsi="Courier New"/>
+          <w:b w:val="false"/>
+          <w:bCs w:val="false"/>
+          <w:i w:val="false"/>
+          <w:iCs w:val="false"/>
+          <w:color w:val="4D4F53"/>
+          <w:sz w:val="17"/>
+          <w:szCs w:val="17"/>
+        </w:rPr>
+        <w:t xml:space="preserve">        items.push({</w:t>
+      </w:r>
+    </w:p>
+    <w:p>
+      <w:pPr>
+        <w:shd w:fill="F2F3F4" w:val="clear"/>
+        <w:spacing w:after="0" w:before="0" w:line="220"/>
+        <w:ind w:left="180" w:right="180"/>
+      </w:pPr>
+      <w:r>
+        <w:rPr>
+          <w:rFonts w:ascii="Courier New" w:cs="Courier New" w:eastAsia="Courier New" w:hAnsi="Courier New"/>
+          <w:b w:val="false"/>
+          <w:bCs w:val="false"/>
+          <w:i w:val="false"/>
+          <w:iCs w:val="false"/>
+          <w:color w:val="4D4F53"/>
+          <w:sz w:val="17"/>
+          <w:szCs w:val="17"/>
+        </w:rPr>
+        <w:t xml:space="preserve">            container: {</w:t>
+      </w:r>
+    </w:p>
+    <w:p>
+      <w:pPr>
+        <w:shd w:fill="F2F3F4" w:val="clear"/>
+        <w:spacing w:after="0" w:before="0" w:line="220"/>
+        <w:ind w:left="180" w:right="180"/>
+      </w:pPr>
+      <w:r>
+        <w:rPr>
+          <w:rFonts w:ascii="Courier New" w:cs="Courier New" w:eastAsia="Courier New" w:hAnsi="Courier New"/>
+          <w:b w:val="false"/>
+          <w:bCs w:val="false"/>
+          <w:i w:val="false"/>
+          <w:iCs w:val="false"/>
+          <w:color w:val="4D4F53"/>
+          <w:sz w:val="17"/>
+          <w:szCs w:val="17"/>
+        </w:rPr>
+        <w:t xml:space="preserve">                id: {type: 'JSON_LITERAL', value: 'expedited'},</w:t>
+      </w:r>
+    </w:p>
+    <w:p>
+      <w:pPr>
+        <w:shd w:fill="F2F3F4" w:val="clear"/>
+        <w:spacing w:after="0" w:before="0" w:line="220"/>
+        <w:ind w:left="180" w:right="180"/>
+      </w:pPr>
+      <w:r>
+        <w:rPr>
+          <w:rFonts w:ascii="Courier New" w:cs="Courier New" w:eastAsia="Courier New" w:hAnsi="Courier New"/>
+          <w:b w:val="false"/>
+          <w:bCs w:val="false"/>
+          <w:i w:val="false"/>
+          <w:iCs w:val="false"/>
+          <w:color w:val="4D4F53"/>
+          <w:sz w:val="17"/>
+          <w:szCs w:val="17"/>
+        </w:rPr>
+        <w:t xml:space="preserve">                label: text('Expedited'),</w:t>
+      </w:r>
+    </w:p>
+    <w:p>
+      <w:pPr>
+        <w:shd w:fill="F2F3F4" w:val="clear"/>
+        <w:spacing w:after="0" w:before="0" w:line="220"/>
+        <w:ind w:left="180" w:right="180"/>
+      </w:pPr>
+      <w:r>
+        <w:rPr>
+          <w:rFonts w:ascii="Courier New" w:cs="Courier New" w:eastAsia="Courier New" w:hAnsi="Courier New"/>
+          <w:b w:val="false"/>
+          <w:bCs w:val="false"/>
+          <w:i w:val="false"/>
+          <w:iCs w:val="false"/>
+          <w:color w:val="4D4F53"/>
+          <w:sz w:val="17"/>
+          <w:szCs w:val="17"/>
+        </w:rPr>
+        <w:t xml:space="preserve">                sublabel: text('Create an expedited Change Request.')</w:t>
+      </w:r>
+    </w:p>
+    <w:p>
+      <w:pPr>
+        <w:shd w:fill="F2F3F4" w:val="clear"/>
+        <w:spacing w:after="0" w:before="0" w:line="220"/>
+        <w:ind w:left="180" w:right="180"/>
+      </w:pPr>
+      <w:r>
+        <w:rPr>
+          <w:rFonts w:ascii="Courier New" w:cs="Courier New" w:eastAsia="Courier New" w:hAnsi="Courier New"/>
+          <w:b w:val="false"/>
+          <w:bCs w:val="false"/>
+          <w:i w:val="false"/>
+          <w:iCs w:val="false"/>
+          <w:color w:val="4D4F53"/>
+          <w:sz w:val="17"/>
+          <w:szCs w:val="17"/>
+        </w:rPr>
+        <w:t xml:space="preserve">            },</w:t>
+      </w:r>
+    </w:p>
+    <w:p>
+      <w:pPr>
+        <w:shd w:fill="F2F3F4" w:val="clear"/>
+        <w:spacing w:after="0" w:before="0" w:line="220"/>
+        <w:ind w:left="180" w:right="180"/>
+      </w:pPr>
+      <w:r>
+        <w:rPr>
+          <w:rFonts w:ascii="Courier New" w:cs="Courier New" w:eastAsia="Courier New" w:hAnsi="Courier New"/>
+          <w:b w:val="false"/>
+          <w:bCs w:val="false"/>
+          <w:i w:val="false"/>
+          <w:iCs w:val="false"/>
+          <w:color w:val="4D4F53"/>
+          <w:sz w:val="17"/>
+          <w:szCs w:val="17"/>
+        </w:rPr>
+        <w:t xml:space="preserve">            type: 'MAP_CONTAINER'</w:t>
+      </w:r>
+    </w:p>
+    <w:p>
+      <w:pPr>
+        <w:shd w:fill="F2F3F4" w:val="clear"/>
+        <w:spacing w:after="0" w:before="0" w:line="220"/>
+        <w:ind w:left="180" w:right="180"/>
+      </w:pPr>
+      <w:r>
+        <w:rPr>
+          <w:rFonts w:ascii="Courier New" w:cs="Courier New" w:eastAsia="Courier New" w:hAnsi="Courier New"/>
+          <w:b w:val="false"/>
+          <w:bCs w:val="false"/>
+          <w:i w:val="false"/>
+          <w:iCs w:val="false"/>
+          <w:color w:val="4D4F53"/>
+          <w:sz w:val="17"/>
+          <w:szCs w:val="17"/>
+        </w:rPr>
+        <w:t xml:space="preserve">        });</w:t>
+      </w:r>
+    </w:p>
+    <w:p>
+      <w:pPr>
+        <w:shd w:fill="F2F3F4" w:val="clear"/>
+        <w:spacing w:after="0" w:before="0" w:line="220"/>
+        <w:ind w:left="180" w:right="180"/>
+      </w:pPr>
+      <w:r>
+        <w:rPr>
+          <w:rFonts w:ascii="Courier New" w:cs="Courier New" w:eastAsia="Courier New" w:hAnsi="Courier New"/>
+          <w:b w:val="false"/>
+          <w:bCs w:val="false"/>
+          <w:i w:val="false"/>
+          <w:iCs w:val="false"/>
+          <w:color w:val="4D4F53"/>
+          <w:sz w:val="17"/>
+          <w:szCs w:val="17"/>
+        </w:rPr>
+        <w:t xml:space="preserve">        page.setValue('composition', JSON.stringify(composition, null, 4));</w:t>
+      </w:r>
+    </w:p>
+    <w:p>
+      <w:pPr>
+        <w:shd w:fill="F2F3F4" w:val="clear"/>
+        <w:spacing w:after="0" w:before="0" w:line="220"/>
+        <w:ind w:left="180" w:right="180"/>
+      </w:pPr>
+      <w:r>
+        <w:rPr>
+          <w:rFonts w:ascii="Courier New" w:cs="Courier New" w:eastAsia="Courier New" w:hAnsi="Courier New"/>
+          <w:b w:val="false"/>
+          <w:bCs w:val="false"/>
+          <w:i w:val="false"/>
+          <w:iCs w:val="false"/>
+          <w:color w:val="4D4F53"/>
+          <w:sz w:val="17"/>
+          <w:szCs w:val="17"/>
+        </w:rPr>
+        <w:t xml:space="preserve">        page.update();</w:t>
+      </w:r>
+    </w:p>
+    <w:p>
+      <w:pPr>
+        <w:shd w:fill="F2F3F4" w:val="clear"/>
+        <w:spacing w:after="0" w:before="0" w:line="220"/>
+        <w:ind w:left="180" w:right="180"/>
+      </w:pPr>
+      <w:r>
+        <w:rPr>
+          <w:rFonts w:ascii="Courier New" w:cs="Courier New" w:eastAsia="Courier New" w:hAnsi="Courier New"/>
+          <w:b w:val="false"/>
+          <w:bCs w:val="false"/>
+          <w:i w:val="false"/>
+          <w:iCs w:val="false"/>
+          <w:color w:val="4D4F53"/>
+          <w:sz w:val="17"/>
+          <w:szCs w:val="17"/>
+        </w:rPr>
+        <w:t xml:space="preserve">    }</w:t>
+      </w:r>
+    </w:p>
+    <w:p>
+      <w:pPr>
+        <w:shd w:fill="F2F3F4" w:val="clear"/>
+        <w:spacing w:after="0" w:before="0" w:line="220"/>
+        <w:ind w:left="180" w:right="180"/>
+      </w:pPr>
+      <w:r>
+        <w:rPr>
+          <w:rFonts w:ascii="Courier New" w:cs="Courier New" w:eastAsia="Courier New" w:hAnsi="Courier New"/>
+          <w:b w:val="false"/>
+          <w:bCs w:val="false"/>
+          <w:i w:val="false"/>
+          <w:iCs w:val="false"/>
+          <w:color w:val="4D4F53"/>
+          <w:sz w:val="17"/>
+          <w:szCs w:val="17"/>
+        </w:rPr>
+        <w:t xml:space="preserve">    gs.print(page.getValue('name') + ' - Change type items: ' + items.map(function(item) {</w:t>
+      </w:r>
+    </w:p>
+    <w:p>
+      <w:pPr>
+        <w:shd w:fill="F2F3F4" w:val="clear"/>
+        <w:spacing w:after="0" w:before="0" w:line="220"/>
+        <w:ind w:left="180" w:right="180"/>
+      </w:pPr>
+      <w:r>
+        <w:rPr>
+          <w:rFonts w:ascii="Courier New" w:cs="Courier New" w:eastAsia="Courier New" w:hAnsi="Courier New"/>
+          <w:b w:val="false"/>
+          <w:bCs w:val="false"/>
+          <w:i w:val="false"/>
+          <w:iCs w:val="false"/>
+          <w:color w:val="4D4F53"/>
+          <w:sz w:val="17"/>
+          <w:szCs w:val="17"/>
+        </w:rPr>
+        <w:t xml:space="preserve">        return item.container.id.value;</w:t>
+      </w:r>
+    </w:p>
+    <w:p>
+      <w:pPr>
+        <w:shd w:fill="F2F3F4" w:val="clear"/>
+        <w:spacing w:after="0" w:before="0" w:line="220"/>
+        <w:ind w:left="180" w:right="180"/>
+      </w:pPr>
+      <w:r>
+        <w:rPr>
+          <w:rFonts w:ascii="Courier New" w:cs="Courier New" w:eastAsia="Courier New" w:hAnsi="Courier New"/>
+          <w:b w:val="false"/>
+          <w:bCs w:val="false"/>
+          <w:i w:val="false"/>
+          <w:iCs w:val="false"/>
+          <w:color w:val="4D4F53"/>
+          <w:sz w:val="17"/>
+          <w:szCs w:val="17"/>
+        </w:rPr>
+        <w:t xml:space="preserve">    }).join(', '));</w:t>
+      </w:r>
+    </w:p>
+    <w:p>
+      <w:pPr>
+        <w:shd w:fill="F2F3F4" w:val="clear"/>
+        <w:spacing w:after="140" w:before="0" w:line="220"/>
         <w:ind w:left="180" w:right="180"/>
       </w:pPr>
       <w:r>
@@ -2177,66 +3456,6 @@
           <w:szCs w:val="17"/>
         </w:rPr>
         <w:t xml:space="preserve">}</w:t>
-      </w:r>
-    </w:p>
-    <w:p>
-      <w:pPr>
-        <w:shd w:fill="F2F3F4" w:val="clear"/>
-        <w:spacing w:after="0" w:before="0" w:line="220"/>
-        <w:ind w:left="180" w:right="180"/>
-      </w:pPr>
-      <w:r>
-        <w:rPr>
-          <w:rFonts w:ascii="Courier New" w:cs="Courier New" w:eastAsia="Courier New" w:hAnsi="Courier New"/>
-          <w:b w:val="false"/>
-          <w:bCs w:val="false"/>
-          <w:i w:val="false"/>
-          <w:iCs w:val="false"/>
-          <w:color w:val="4D4F53"/>
-          <w:sz w:val="17"/>
-          <w:szCs w:val="17"/>
-        </w:rPr>
-        <w:t xml:space="preserve">gs.print('Change type items: ' + items.map(function(item) {</w:t>
-      </w:r>
-    </w:p>
-    <w:p>
-      <w:pPr>
-        <w:shd w:fill="F2F3F4" w:val="clear"/>
-        <w:spacing w:after="0" w:before="0" w:line="220"/>
-        <w:ind w:left="180" w:right="180"/>
-      </w:pPr>
-      <w:r>
-        <w:rPr>
-          <w:rFonts w:ascii="Courier New" w:cs="Courier New" w:eastAsia="Courier New" w:hAnsi="Courier New"/>
-          <w:b w:val="false"/>
-          <w:bCs w:val="false"/>
-          <w:i w:val="false"/>
-          <w:iCs w:val="false"/>
-          <w:color w:val="4D4F53"/>
-          <w:sz w:val="17"/>
-          <w:szCs w:val="17"/>
-        </w:rPr>
-        <w:t xml:space="preserve">    return item.container.id.value;</w:t>
-      </w:r>
-    </w:p>
-    <w:p>
-      <w:pPr>
-        <w:shd w:fill="F2F3F4" w:val="clear"/>
-        <w:spacing w:after="140" w:before="0" w:line="220"/>
-        <w:ind w:left="180" w:right="180"/>
-      </w:pPr>
-      <w:r>
-        <w:rPr>
-          <w:rFonts w:ascii="Courier New" w:cs="Courier New" w:eastAsia="Courier New" w:hAnsi="Courier New"/>
-          <w:b w:val="false"/>
-          <w:bCs w:val="false"/>
-          <w:i w:val="false"/>
-          <w:iCs w:val="false"/>
-          <w:color w:val="4D4F53"/>
-          <w:sz w:val="17"/>
-          <w:szCs w:val="17"/>
-        </w:rPr>
-        <w:t xml:space="preserve">}).join(', '));</w:t>
       </w:r>
     </w:p>
     <w:p>
@@ -2257,6 +3476,61 @@
           <w:szCs w:val="23"/>
         </w:rPr>
         <w:t xml:space="preserve">Method B: edit the Composition field by hand</w:t>
+      </w:r>
+    </w:p>
+    <w:p>
+      <w:pPr>
+        <w:pBdr>
+          <w:left w:val="single" w:color="E31837" w:sz="18" w:space="6"/>
+        </w:pBdr>
+        <w:shd w:fill="FCE8EC" w:val="clear"/>
+        <w:spacing w:after="140" w:before="80" w:line="260"/>
+        <w:ind w:left="180" w:right="180"/>
+      </w:pPr>
+      <w:r>
+        <w:rPr>
+          <w:rFonts w:ascii="Arial" w:cs="Arial" w:eastAsia="Arial" w:hAnsi="Arial"/>
+          <w:b/>
+          <w:bCs/>
+          <w:i w:val="false"/>
+          <w:iCs w:val="false"/>
+          <w:color w:val="4D4F53"/>
+          <w:sz w:val="20"/>
+          <w:szCs w:val="20"/>
+        </w:rPr>
+        <w:t xml:space="preserve">Only add. </w:t>
+      </w:r>
+      <w:r>
+        <w:rPr>
+          <w:rFonts w:ascii="Arial" w:cs="Arial" w:eastAsia="Arial" w:hAnsi="Arial"/>
+          <w:b w:val="false"/>
+          <w:bCs w:val="false"/>
+          <w:i w:val="false"/>
+          <w:iCs w:val="false"/>
+          <w:color w:val="4D4F53"/>
+          <w:sz w:val="20"/>
+          <w:szCs w:val="20"/>
+        </w:rPr>
+        <w:t xml:space="preserve">The Standard, Normal and Emergency items stay exactly as they are; the new block goes after the Emergency item. Replacing or deleting the Emergency block removes Emergency from the dialog.</w:t>
+      </w:r>
+    </w:p>
+    <w:p>
+      <w:pPr>
+        <w:keepNext w:val="false"/>
+        <w:spacing w:after="120" w:before="0" w:line="260"/>
+      </w:pPr>
+      <w:r>
+        <w:rPr>
+          <w:rFonts w:ascii="Arial" w:cs="Arial" w:eastAsia="Arial" w:hAnsi="Arial"/>
+          <w:b w:val="false"/>
+          <w:bCs w:val="false"/>
+          <w:i w:val="false"/>
+          <w:iCs w:val="false"/>
+          <w:color w:val="4D4F53"/>
+          <w:sz w:val="20"/>
+          <w:szCs w:val="20"/>
+        </w:rPr>
+        <w:t xml:space="preserve">For each of the three dialogs, with its application selected in the picker:</w:t>
       </w:r>
     </w:p>
     <w:p>
@@ -2279,7 +3553,7 @@
           <w:sz w:val="20"/>
           <w:szCs w:val="20"/>
         </w:rPr>
-        <w:t xml:space="preserve">Application picker </w:t>
+        <w:t xml:space="preserve">Open the dialog record (links in the table above) and click into the </w:t>
       </w:r>
       <w:r>
         <w:rPr>
@@ -2292,46 +3566,20 @@
           <w:sz w:val="20"/>
           <w:szCs w:val="20"/>
         </w:rPr>
-        <w:t xml:space="preserve">Vulnerability Response</w:t>
-      </w:r>
-      <w:r>
-        <w:rPr>
-          <w:rFonts w:ascii="Arial" w:cs="Arial" w:eastAsia="Arial" w:hAnsi="Arial"/>
-          <w:b w:val="false"/>
-          <w:bCs w:val="false"/>
-          <w:i w:val="false"/>
-          <w:iCs w:val="false"/>
-          <w:color w:val="4D4F53"/>
-          <w:sz w:val="20"/>
-          <w:szCs w:val="20"/>
-        </w:rPr>
-        <w:t xml:space="preserve">, update set </w:t>
-      </w:r>
-      <w:r>
-        <w:rPr>
-          <w:rFonts w:ascii="Courier New" w:cs="Courier New" w:eastAsia="Courier New" w:hAnsi="Courier New"/>
-          <w:b w:val="false"/>
-          <w:bCs w:val="false"/>
-          <w:i w:val="false"/>
-          <w:iCs w:val="false"/>
-          <w:color w:val="4D4F53"/>
-          <w:sz w:val="18"/>
-          <w:szCs w:val="18"/>
-        </w:rPr>
-        <w:t xml:space="preserve">... - Vulnerability Response_V1.0</w:t>
-      </w:r>
-      <w:r>
-        <w:rPr>
-          <w:rFonts w:ascii="Arial" w:cs="Arial" w:eastAsia="Arial" w:hAnsi="Arial"/>
-          <w:b w:val="false"/>
-          <w:bCs w:val="false"/>
-          <w:i w:val="false"/>
-          <w:iCs w:val="false"/>
-          <w:color w:val="4D4F53"/>
-          <w:sz w:val="20"/>
-          <w:szCs w:val="20"/>
-        </w:rPr>
-        <w:t xml:space="preserve">.</w:t>
+        <w:t xml:space="preserve">Composition</w:t>
+      </w:r>
+      <w:r>
+        <w:rPr>
+          <w:rFonts w:ascii="Arial" w:cs="Arial" w:eastAsia="Arial" w:hAnsi="Arial"/>
+          <w:b w:val="false"/>
+          <w:bCs w:val="false"/>
+          <w:i w:val="false"/>
+          <w:iCs w:val="false"/>
+          <w:color w:val="4D4F53"/>
+          <w:sz w:val="20"/>
+          <w:szCs w:val="20"/>
+        </w:rPr>
+        <w:t xml:space="preserve"> field.</w:t>
       </w:r>
     </w:p>
     <w:p>
@@ -2354,58 +3602,33 @@
           <w:sz w:val="20"/>
           <w:szCs w:val="20"/>
         </w:rPr>
-        <w:t xml:space="preserve">Open </w:t>
-      </w:r>
-      <w:hyperlink w:history="1" r:id="rIdpqoghesmsxpold_ottif8">
-        <w:r>
-          <w:rPr>
-            <w:rFonts w:ascii="Arial" w:cs="Arial" w:eastAsia="Arial" w:hAnsi="Arial"/>
-            <w:color w:val="1155CC"/>
-            <w:sz w:val="18"/>
-            <w:szCs w:val="18"/>
-            <w:u w:val="single"/>
-          </w:rPr>
-          <w:t xml:space="preserve">Modal - Create Change Request</w:t>
-        </w:r>
-      </w:hyperlink>
-      <w:r>
-        <w:rPr>
-          <w:rFonts w:ascii="Arial" w:cs="Arial" w:eastAsia="Arial" w:hAnsi="Arial"/>
-          <w:b w:val="false"/>
-          <w:bCs w:val="false"/>
-          <w:i w:val="false"/>
-          <w:iCs w:val="false"/>
-          <w:color w:val="4D4F53"/>
-          <w:sz w:val="20"/>
-          <w:szCs w:val="20"/>
-        </w:rPr>
-        <w:t xml:space="preserve"> and click into the </w:t>
-      </w:r>
-      <w:r>
-        <w:rPr>
-          <w:rFonts w:ascii="Arial" w:cs="Arial" w:eastAsia="Arial" w:hAnsi="Arial"/>
-          <w:b/>
-          <w:bCs/>
-          <w:i w:val="false"/>
-          <w:iCs w:val="false"/>
-          <w:color w:val="4D4F53"/>
-          <w:sz w:val="20"/>
-          <w:szCs w:val="20"/>
-        </w:rPr>
-        <w:t xml:space="preserve">Composition</w:t>
-      </w:r>
-      <w:r>
-        <w:rPr>
-          <w:rFonts w:ascii="Arial" w:cs="Arial" w:eastAsia="Arial" w:hAnsi="Arial"/>
-          <w:b w:val="false"/>
-          <w:bCs w:val="false"/>
-          <w:i w:val="false"/>
-          <w:iCs w:val="false"/>
-          <w:color w:val="4D4F53"/>
-          <w:sz w:val="20"/>
-          <w:szCs w:val="20"/>
-        </w:rPr>
-        <w:t xml:space="preserve"> field.</w:t>
+        <w:t xml:space="preserve">Search (Ctrl+F) for </w:t>
+      </w:r>
+      <w:r>
+        <w:rPr>
+          <w:rFonts w:ascii="Courier New" w:cs="Courier New" w:eastAsia="Courier New" w:hAnsi="Courier New"/>
+          <w:b w:val="false"/>
+          <w:bCs w:val="false"/>
+          <w:i w:val="false"/>
+          <w:iCs w:val="false"/>
+          <w:color w:val="4D4F53"/>
+          <w:sz w:val="18"/>
+          <w:szCs w:val="18"/>
+        </w:rPr>
+        <w:t xml:space="preserve">"value": "emergency"</w:t>
+      </w:r>
+      <w:r>
+        <w:rPr>
+          <w:rFonts w:ascii="Arial" w:cs="Arial" w:eastAsia="Arial" w:hAnsi="Arial"/>
+          <w:b w:val="false"/>
+          <w:bCs w:val="false"/>
+          <w:i w:val="false"/>
+          <w:iCs w:val="false"/>
+          <w:color w:val="4D4F53"/>
+          <w:sz w:val="20"/>
+          <w:szCs w:val="20"/>
+        </w:rPr>
+        <w:t xml:space="preserve">. It occurs once: the id of the Emergency item.</w:t>
       </w:r>
     </w:p>
     <w:p>
@@ -2428,7 +3651,7 @@
           <w:sz w:val="20"/>
           <w:szCs w:val="20"/>
         </w:rPr>
-        <w:t xml:space="preserve">Search (Ctrl+F) for </w:t>
+        <w:t xml:space="preserve">Go down to the end of that item. It ends with these lines: the last </w:t>
       </w:r>
       <w:r>
         <w:rPr>
@@ -2441,20 +3664,186 @@
           <w:sz w:val="18"/>
           <w:szCs w:val="18"/>
         </w:rPr>
-        <w:t xml:space="preserve">"value": "emergency"</w:t>
-      </w:r>
-      <w:r>
-        <w:rPr>
-          <w:rFonts w:ascii="Arial" w:cs="Arial" w:eastAsia="Arial" w:hAnsi="Arial"/>
-          <w:b w:val="false"/>
-          <w:bCs w:val="false"/>
-          <w:i w:val="false"/>
-          <w:iCs w:val="false"/>
-          <w:color w:val="4D4F53"/>
-          <w:sz w:val="20"/>
-          <w:szCs w:val="20"/>
-        </w:rPr>
-        <w:t xml:space="preserve">. It occurs once: the id of the Emergency item.</w:t>
+        <w:t xml:space="preserve">}</w:t>
+      </w:r>
+      <w:r>
+        <w:rPr>
+          <w:rFonts w:ascii="Arial" w:cs="Arial" w:eastAsia="Arial" w:hAnsi="Arial"/>
+          <w:b w:val="false"/>
+          <w:bCs w:val="false"/>
+          <w:i w:val="false"/>
+          <w:iCs w:val="false"/>
+          <w:color w:val="4D4F53"/>
+          <w:sz w:val="20"/>
+          <w:szCs w:val="20"/>
+        </w:rPr>
+        <w:t xml:space="preserve"> closes the Emergency item and the next line, </w:t>
+      </w:r>
+      <w:r>
+        <w:rPr>
+          <w:rFonts w:ascii="Courier New" w:cs="Courier New" w:eastAsia="Courier New" w:hAnsi="Courier New"/>
+          <w:b w:val="false"/>
+          <w:bCs w:val="false"/>
+          <w:i w:val="false"/>
+          <w:iCs w:val="false"/>
+          <w:color w:val="4D4F53"/>
+          <w:sz w:val="18"/>
+          <w:szCs w:val="18"/>
+        </w:rPr>
+        <w:t xml:space="preserve">]</w:t>
+      </w:r>
+      <w:r>
+        <w:rPr>
+          <w:rFonts w:ascii="Arial" w:cs="Arial" w:eastAsia="Arial" w:hAnsi="Arial"/>
+          <w:b w:val="false"/>
+          <w:bCs w:val="false"/>
+          <w:i w:val="false"/>
+          <w:iCs w:val="false"/>
+          <w:color w:val="4D4F53"/>
+          <w:sz w:val="20"/>
+          <w:szCs w:val="20"/>
+        </w:rPr>
+        <w:t xml:space="preserve">, closes the list.</w:t>
+      </w:r>
+    </w:p>
+    <w:p>
+      <w:pPr>
+        <w:shd w:fill="F2F3F4" w:val="clear"/>
+        <w:spacing w:after="0" w:before="60" w:line="220"/>
+        <w:ind w:left="180" w:right="180"/>
+      </w:pPr>
+      <w:r>
+        <w:rPr>
+          <w:rFonts w:ascii="Courier New" w:cs="Courier New" w:eastAsia="Courier New" w:hAnsi="Courier New"/>
+          <w:b w:val="false"/>
+          <w:bCs w:val="false"/>
+          <w:i w:val="false"/>
+          <w:iCs w:val="false"/>
+          <w:color w:val="4D4F53"/>
+          <w:sz w:val="17"/>
+          <w:szCs w:val="17"/>
+        </w:rPr>
+        <w:t xml:space="preserve">                "message": "Create an emergency Change Request"</w:t>
+      </w:r>
+    </w:p>
+    <w:p>
+      <w:pPr>
+        <w:shd w:fill="F2F3F4" w:val="clear"/>
+        <w:spacing w:after="0" w:before="0" w:line="220"/>
+        <w:ind w:left="180" w:right="180"/>
+      </w:pPr>
+      <w:r>
+        <w:rPr>
+          <w:rFonts w:ascii="Courier New" w:cs="Courier New" w:eastAsia="Courier New" w:hAnsi="Courier New"/>
+          <w:b w:val="false"/>
+          <w:bCs w:val="false"/>
+          <w:i w:val="false"/>
+          <w:iCs w:val="false"/>
+          <w:color w:val="4D4F53"/>
+          <w:sz w:val="17"/>
+          <w:szCs w:val="17"/>
+        </w:rPr>
+        <w:t xml:space="preserve">            }</w:t>
+      </w:r>
+    </w:p>
+    <w:p>
+      <w:pPr>
+        <w:shd w:fill="F2F3F4" w:val="clear"/>
+        <w:spacing w:after="0" w:before="0" w:line="220"/>
+        <w:ind w:left="180" w:right="180"/>
+      </w:pPr>
+      <w:r>
+        <w:rPr>
+          <w:rFonts w:ascii="Courier New" w:cs="Courier New" w:eastAsia="Courier New" w:hAnsi="Courier New"/>
+          <w:b w:val="false"/>
+          <w:bCs w:val="false"/>
+          <w:i w:val="false"/>
+          <w:iCs w:val="false"/>
+          <w:color w:val="4D4F53"/>
+          <w:sz w:val="17"/>
+          <w:szCs w:val="17"/>
+        </w:rPr>
+        <w:t xml:space="preserve">        }</w:t>
+      </w:r>
+    </w:p>
+    <w:p>
+      <w:pPr>
+        <w:shd w:fill="F2F3F4" w:val="clear"/>
+        <w:spacing w:after="0" w:before="0" w:line="220"/>
+        <w:ind w:left="180" w:right="180"/>
+      </w:pPr>
+      <w:r>
+        <w:rPr>
+          <w:rFonts w:ascii="Courier New" w:cs="Courier New" w:eastAsia="Courier New" w:hAnsi="Courier New"/>
+          <w:b w:val="false"/>
+          <w:bCs w:val="false"/>
+          <w:i w:val="false"/>
+          <w:iCs w:val="false"/>
+          <w:color w:val="4D4F53"/>
+          <w:sz w:val="17"/>
+          <w:szCs w:val="17"/>
+        </w:rPr>
+        <w:t xml:space="preserve">    },</w:t>
+      </w:r>
+    </w:p>
+    <w:p>
+      <w:pPr>
+        <w:shd w:fill="F2F3F4" w:val="clear"/>
+        <w:spacing w:after="0" w:before="0" w:line="220"/>
+        <w:ind w:left="180" w:right="180"/>
+      </w:pPr>
+      <w:r>
+        <w:rPr>
+          <w:rFonts w:ascii="Courier New" w:cs="Courier New" w:eastAsia="Courier New" w:hAnsi="Courier New"/>
+          <w:b w:val="false"/>
+          <w:bCs w:val="false"/>
+          <w:i w:val="false"/>
+          <w:iCs w:val="false"/>
+          <w:color w:val="4D4F53"/>
+          <w:sz w:val="17"/>
+          <w:szCs w:val="17"/>
+        </w:rPr>
+        <w:t xml:space="preserve">    "type": "MAP_CONTAINER"</w:t>
+      </w:r>
+    </w:p>
+    <w:p>
+      <w:pPr>
+        <w:shd w:fill="F2F3F4" w:val="clear"/>
+        <w:spacing w:after="0" w:before="0" w:line="220"/>
+        <w:ind w:left="180" w:right="180"/>
+      </w:pPr>
+      <w:r>
+        <w:rPr>
+          <w:rFonts w:ascii="Courier New" w:cs="Courier New" w:eastAsia="Courier New" w:hAnsi="Courier New"/>
+          <w:b w:val="false"/>
+          <w:bCs w:val="false"/>
+          <w:i w:val="false"/>
+          <w:iCs w:val="false"/>
+          <w:color w:val="4D4F53"/>
+          <w:sz w:val="17"/>
+          <w:szCs w:val="17"/>
+        </w:rPr>
+        <w:t xml:space="preserve">}</w:t>
+      </w:r>
+    </w:p>
+    <w:p>
+      <w:pPr>
+        <w:shd w:fill="F2F3F4" w:val="clear"/>
+        <w:spacing w:after="140" w:before="0" w:line="220"/>
+        <w:ind w:left="180" w:right="180"/>
+      </w:pPr>
+      <w:r>
+        <w:rPr>
+          <w:rFonts w:ascii="Courier New" w:cs="Courier New" w:eastAsia="Courier New" w:hAnsi="Courier New"/>
+          <w:b w:val="false"/>
+          <w:bCs w:val="false"/>
+          <w:i w:val="false"/>
+          <w:iCs w:val="false"/>
+          <w:color w:val="4D4F53"/>
+          <w:sz w:val="17"/>
+          <w:szCs w:val="17"/>
+        </w:rPr>
+        <w:t xml:space="preserve">]</w:t>
       </w:r>
     </w:p>
     <w:p>
@@ -2477,7 +3866,7 @@
           <w:sz w:val="20"/>
           <w:szCs w:val="20"/>
         </w:rPr>
-        <w:t xml:space="preserve">Go down to the end of that item. It ends with these lines (the last </w:t>
+        <w:t xml:space="preserve">Put the cursor right after that </w:t>
       </w:r>
       <w:r>
         <w:rPr>
@@ -2503,7 +3892,7 @@
           <w:sz w:val="20"/>
           <w:szCs w:val="20"/>
         </w:rPr>
-        <w:t xml:space="preserve"> closes the item, and the next line is </w:t>
+        <w:t xml:space="preserve"> (before the </w:t>
       </w:r>
       <w:r>
         <w:rPr>
@@ -2529,7 +3918,7 @@
           <w:sz w:val="20"/>
           <w:szCs w:val="20"/>
         </w:rPr>
-        <w:t xml:space="preserve">, which closes the list):</w:t>
+        <w:t xml:space="preserve">) and paste the block below, starting with its comma. Indentation does not matter.</w:t>
       </w:r>
     </w:p>
     <w:p>
@@ -2549,47 +3938,107 @@
           <w:sz w:val="17"/>
           <w:szCs w:val="17"/>
         </w:rPr>
-        <w:t xml:space="preserve">                "message": "Create an emergency Change Request"</w:t>
-      </w:r>
-    </w:p>
-    <w:p>
-      <w:pPr>
-        <w:shd w:fill="F2F3F4" w:val="clear"/>
-        <w:spacing w:after="0" w:before="0" w:line="220"/>
-        <w:ind w:left="180" w:right="180"/>
-      </w:pPr>
-      <w:r>
-        <w:rPr>
-          <w:rFonts w:ascii="Courier New" w:cs="Courier New" w:eastAsia="Courier New" w:hAnsi="Courier New"/>
-          <w:b w:val="false"/>
-          <w:bCs w:val="false"/>
-          <w:i w:val="false"/>
-          <w:iCs w:val="false"/>
-          <w:color w:val="4D4F53"/>
-          <w:sz w:val="17"/>
-          <w:szCs w:val="17"/>
-        </w:rPr>
-        <w:t xml:space="preserve">            }</w:t>
-      </w:r>
-    </w:p>
-    <w:p>
-      <w:pPr>
-        <w:shd w:fill="F2F3F4" w:val="clear"/>
-        <w:spacing w:after="0" w:before="0" w:line="220"/>
-        <w:ind w:left="180" w:right="180"/>
-      </w:pPr>
-      <w:r>
-        <w:rPr>
-          <w:rFonts w:ascii="Courier New" w:cs="Courier New" w:eastAsia="Courier New" w:hAnsi="Courier New"/>
-          <w:b w:val="false"/>
-          <w:bCs w:val="false"/>
-          <w:i w:val="false"/>
-          <w:iCs w:val="false"/>
-          <w:color w:val="4D4F53"/>
-          <w:sz w:val="17"/>
-          <w:szCs w:val="17"/>
-        </w:rPr>
-        <w:t xml:space="preserve">        }</w:t>
+        <w:t xml:space="preserve">,</w:t>
+      </w:r>
+    </w:p>
+    <w:p>
+      <w:pPr>
+        <w:shd w:fill="F2F3F4" w:val="clear"/>
+        <w:spacing w:after="0" w:before="0" w:line="220"/>
+        <w:ind w:left="180" w:right="180"/>
+      </w:pPr>
+      <w:r>
+        <w:rPr>
+          <w:rFonts w:ascii="Courier New" w:cs="Courier New" w:eastAsia="Courier New" w:hAnsi="Courier New"/>
+          <w:b w:val="false"/>
+          <w:bCs w:val="false"/>
+          <w:i w:val="false"/>
+          <w:iCs w:val="false"/>
+          <w:color w:val="4D4F53"/>
+          <w:sz w:val="17"/>
+          <w:szCs w:val="17"/>
+        </w:rPr>
+        <w:t xml:space="preserve">{</w:t>
+      </w:r>
+    </w:p>
+    <w:p>
+      <w:pPr>
+        <w:shd w:fill="F2F3F4" w:val="clear"/>
+        <w:spacing w:after="0" w:before="0" w:line="220"/>
+        <w:ind w:left="180" w:right="180"/>
+      </w:pPr>
+      <w:r>
+        <w:rPr>
+          <w:rFonts w:ascii="Courier New" w:cs="Courier New" w:eastAsia="Courier New" w:hAnsi="Courier New"/>
+          <w:b w:val="false"/>
+          <w:bCs w:val="false"/>
+          <w:i w:val="false"/>
+          <w:iCs w:val="false"/>
+          <w:color w:val="4D4F53"/>
+          <w:sz w:val="17"/>
+          <w:szCs w:val="17"/>
+        </w:rPr>
+        <w:t xml:space="preserve">    "container": {</w:t>
+      </w:r>
+    </w:p>
+    <w:p>
+      <w:pPr>
+        <w:shd w:fill="F2F3F4" w:val="clear"/>
+        <w:spacing w:after="0" w:before="0" w:line="220"/>
+        <w:ind w:left="180" w:right="180"/>
+      </w:pPr>
+      <w:r>
+        <w:rPr>
+          <w:rFonts w:ascii="Courier New" w:cs="Courier New" w:eastAsia="Courier New" w:hAnsi="Courier New"/>
+          <w:b w:val="false"/>
+          <w:bCs w:val="false"/>
+          <w:i w:val="false"/>
+          <w:iCs w:val="false"/>
+          <w:color w:val="4D4F53"/>
+          <w:sz w:val="17"/>
+          <w:szCs w:val="17"/>
+        </w:rPr>
+        <w:t xml:space="preserve">        "id": { "type": "JSON_LITERAL", "value": "expedited" },</w:t>
+      </w:r>
+    </w:p>
+    <w:p>
+      <w:pPr>
+        <w:shd w:fill="F2F3F4" w:val="clear"/>
+        <w:spacing w:after="0" w:before="0" w:line="220"/>
+        <w:ind w:left="180" w:right="180"/>
+      </w:pPr>
+      <w:r>
+        <w:rPr>
+          <w:rFonts w:ascii="Courier New" w:cs="Courier New" w:eastAsia="Courier New" w:hAnsi="Courier New"/>
+          <w:b w:val="false"/>
+          <w:bCs w:val="false"/>
+          <w:i w:val="false"/>
+          <w:iCs w:val="false"/>
+          <w:color w:val="4D4F53"/>
+          <w:sz w:val="17"/>
+          <w:szCs w:val="17"/>
+        </w:rPr>
+        <w:t xml:space="preserve">        "label": { "type": "TRANSLATION_LITERAL", "value": { "code": null, "comment": "", "message": "Expedited" } },</w:t>
+      </w:r>
+    </w:p>
+    <w:p>
+      <w:pPr>
+        <w:shd w:fill="F2F3F4" w:val="clear"/>
+        <w:spacing w:after="0" w:before="0" w:line="220"/>
+        <w:ind w:left="180" w:right="180"/>
+      </w:pPr>
+      <w:r>
+        <w:rPr>
+          <w:rFonts w:ascii="Courier New" w:cs="Courier New" w:eastAsia="Courier New" w:hAnsi="Courier New"/>
+          <w:b w:val="false"/>
+          <w:bCs w:val="false"/>
+          <w:i w:val="false"/>
+          <w:iCs w:val="false"/>
+          <w:color w:val="4D4F53"/>
+          <w:sz w:val="17"/>
+          <w:szCs w:val="17"/>
+        </w:rPr>
+        <w:t xml:space="preserve">        "sublabel": { "type": "TRANSLATION_LITERAL", "value": { "code": null, "comment": "", "message": "Create an expedited Change Request." } }</w:t>
       </w:r>
     </w:p>
     <w:p>
@@ -2635,7 +4084,7 @@
     <w:p>
       <w:pPr>
         <w:shd w:fill="F2F3F4" w:val="clear"/>
-        <w:spacing w:after="0" w:before="0" w:line="220"/>
+        <w:spacing w:after="140" w:before="0" w:line="220"/>
         <w:ind w:left="180" w:right="180"/>
       </w:pPr>
       <w:r>
@@ -2650,26 +4099,6 @@
           <w:szCs w:val="17"/>
         </w:rPr>
         <w:t xml:space="preserve">}</w:t>
-      </w:r>
-    </w:p>
-    <w:p>
-      <w:pPr>
-        <w:shd w:fill="F2F3F4" w:val="clear"/>
-        <w:spacing w:after="140" w:before="0" w:line="220"/>
-        <w:ind w:left="180" w:right="180"/>
-      </w:pPr>
-      <w:r>
-        <w:rPr>
-          <w:rFonts w:ascii="Courier New" w:cs="Courier New" w:eastAsia="Courier New" w:hAnsi="Courier New"/>
-          <w:b w:val="false"/>
-          <w:bCs w:val="false"/>
-          <w:i w:val="false"/>
-          <w:iCs w:val="false"/>
-          <w:color w:val="4D4F53"/>
-          <w:sz w:val="17"/>
-          <w:szCs w:val="17"/>
-        </w:rPr>
-        <w:t xml:space="preserve">]</w:t>
       </w:r>
     </w:p>
     <w:p>
@@ -2692,7 +4121,7 @@
           <w:sz w:val="20"/>
           <w:szCs w:val="20"/>
         </w:rPr>
-        <w:t xml:space="preserve">Directly after that </w:t>
+        <w:t xml:space="preserve">The end of the list now reads: the Emergency item, then </w:t>
       </w:r>
       <w:r>
         <w:rPr>
@@ -2705,20 +4134,20 @@
           <w:sz w:val="18"/>
           <w:szCs w:val="18"/>
         </w:rPr>
-        <w:t xml:space="preserve">}</w:t>
-      </w:r>
-      <w:r>
-        <w:rPr>
-          <w:rFonts w:ascii="Arial" w:cs="Arial" w:eastAsia="Arial" w:hAnsi="Arial"/>
-          <w:b w:val="false"/>
-          <w:bCs w:val="false"/>
-          <w:i w:val="false"/>
-          <w:iCs w:val="false"/>
-          <w:color w:val="4D4F53"/>
-          <w:sz w:val="20"/>
-          <w:szCs w:val="20"/>
-        </w:rPr>
-        <w:t xml:space="preserve"> and before the </w:t>
+        <w:t xml:space="preserve">},</w:t>
+      </w:r>
+      <w:r>
+        <w:rPr>
+          <w:rFonts w:ascii="Arial" w:cs="Arial" w:eastAsia="Arial" w:hAnsi="Arial"/>
+          <w:b w:val="false"/>
+          <w:bCs w:val="false"/>
+          <w:i w:val="false"/>
+          <w:iCs w:val="false"/>
+          <w:color w:val="4D4F53"/>
+          <w:sz w:val="20"/>
+          <w:szCs w:val="20"/>
+        </w:rPr>
+        <w:t xml:space="preserve">, then the Expedited item, then </w:t>
       </w:r>
       <w:r>
         <w:rPr>
@@ -2744,210 +4173,7 @@
           <w:sz w:val="20"/>
           <w:szCs w:val="20"/>
         </w:rPr>
-        <w:t xml:space="preserve">, type a comma and paste the block below. Indentation does not matter.</w:t>
-      </w:r>
-    </w:p>
-    <w:p>
-      <w:pPr>
-        <w:shd w:fill="F2F3F4" w:val="clear"/>
-        <w:spacing w:after="0" w:before="60" w:line="220"/>
-        <w:ind w:left="180" w:right="180"/>
-      </w:pPr>
-      <w:r>
-        <w:rPr>
-          <w:rFonts w:ascii="Courier New" w:cs="Courier New" w:eastAsia="Courier New" w:hAnsi="Courier New"/>
-          <w:b w:val="false"/>
-          <w:bCs w:val="false"/>
-          <w:i w:val="false"/>
-          <w:iCs w:val="false"/>
-          <w:color w:val="4D4F53"/>
-          <w:sz w:val="17"/>
-          <w:szCs w:val="17"/>
-        </w:rPr>
-        <w:t xml:space="preserve">,</w:t>
-      </w:r>
-    </w:p>
-    <w:p>
-      <w:pPr>
-        <w:shd w:fill="F2F3F4" w:val="clear"/>
-        <w:spacing w:after="0" w:before="0" w:line="220"/>
-        <w:ind w:left="180" w:right="180"/>
-      </w:pPr>
-      <w:r>
-        <w:rPr>
-          <w:rFonts w:ascii="Courier New" w:cs="Courier New" w:eastAsia="Courier New" w:hAnsi="Courier New"/>
-          <w:b w:val="false"/>
-          <w:bCs w:val="false"/>
-          <w:i w:val="false"/>
-          <w:iCs w:val="false"/>
-          <w:color w:val="4D4F53"/>
-          <w:sz w:val="17"/>
-          <w:szCs w:val="17"/>
-        </w:rPr>
-        <w:t xml:space="preserve">{</w:t>
-      </w:r>
-    </w:p>
-    <w:p>
-      <w:pPr>
-        <w:shd w:fill="F2F3F4" w:val="clear"/>
-        <w:spacing w:after="0" w:before="0" w:line="220"/>
-        <w:ind w:left="180" w:right="180"/>
-      </w:pPr>
-      <w:r>
-        <w:rPr>
-          <w:rFonts w:ascii="Courier New" w:cs="Courier New" w:eastAsia="Courier New" w:hAnsi="Courier New"/>
-          <w:b w:val="false"/>
-          <w:bCs w:val="false"/>
-          <w:i w:val="false"/>
-          <w:iCs w:val="false"/>
-          <w:color w:val="4D4F53"/>
-          <w:sz w:val="17"/>
-          <w:szCs w:val="17"/>
-        </w:rPr>
-        <w:t xml:space="preserve">    "container": {</w:t>
-      </w:r>
-    </w:p>
-    <w:p>
-      <w:pPr>
-        <w:shd w:fill="F2F3F4" w:val="clear"/>
-        <w:spacing w:after="0" w:before="0" w:line="220"/>
-        <w:ind w:left="180" w:right="180"/>
-      </w:pPr>
-      <w:r>
-        <w:rPr>
-          <w:rFonts w:ascii="Courier New" w:cs="Courier New" w:eastAsia="Courier New" w:hAnsi="Courier New"/>
-          <w:b w:val="false"/>
-          <w:bCs w:val="false"/>
-          <w:i w:val="false"/>
-          <w:iCs w:val="false"/>
-          <w:color w:val="4D4F53"/>
-          <w:sz w:val="17"/>
-          <w:szCs w:val="17"/>
-        </w:rPr>
-        <w:t xml:space="preserve">        "id": { "type": "JSON_LITERAL", "value": "expedited" },</w:t>
-      </w:r>
-    </w:p>
-    <w:p>
-      <w:pPr>
-        <w:shd w:fill="F2F3F4" w:val="clear"/>
-        <w:spacing w:after="0" w:before="0" w:line="220"/>
-        <w:ind w:left="180" w:right="180"/>
-      </w:pPr>
-      <w:r>
-        <w:rPr>
-          <w:rFonts w:ascii="Courier New" w:cs="Courier New" w:eastAsia="Courier New" w:hAnsi="Courier New"/>
-          <w:b w:val="false"/>
-          <w:bCs w:val="false"/>
-          <w:i w:val="false"/>
-          <w:iCs w:val="false"/>
-          <w:color w:val="4D4F53"/>
-          <w:sz w:val="17"/>
-          <w:szCs w:val="17"/>
-        </w:rPr>
-        <w:t xml:space="preserve">        "label": { "type": "TRANSLATION_LITERAL", "value": { "code": null, "comment": "", "message": "Expedited" } },</w:t>
-      </w:r>
-    </w:p>
-    <w:p>
-      <w:pPr>
-        <w:shd w:fill="F2F3F4" w:val="clear"/>
-        <w:spacing w:after="0" w:before="0" w:line="220"/>
-        <w:ind w:left="180" w:right="180"/>
-      </w:pPr>
-      <w:r>
-        <w:rPr>
-          <w:rFonts w:ascii="Courier New" w:cs="Courier New" w:eastAsia="Courier New" w:hAnsi="Courier New"/>
-          <w:b w:val="false"/>
-          <w:bCs w:val="false"/>
-          <w:i w:val="false"/>
-          <w:iCs w:val="false"/>
-          <w:color w:val="4D4F53"/>
-          <w:sz w:val="17"/>
-          <w:szCs w:val="17"/>
-        </w:rPr>
-        <w:t xml:space="preserve">        "sublabel": { "type": "TRANSLATION_LITERAL", "value": { "code": null, "comment": "", "message": "Create an expedited Change Request." } }</w:t>
-      </w:r>
-    </w:p>
-    <w:p>
-      <w:pPr>
-        <w:shd w:fill="F2F3F4" w:val="clear"/>
-        <w:spacing w:after="0" w:before="0" w:line="220"/>
-        <w:ind w:left="180" w:right="180"/>
-      </w:pPr>
-      <w:r>
-        <w:rPr>
-          <w:rFonts w:ascii="Courier New" w:cs="Courier New" w:eastAsia="Courier New" w:hAnsi="Courier New"/>
-          <w:b w:val="false"/>
-          <w:bCs w:val="false"/>
-          <w:i w:val="false"/>
-          <w:iCs w:val="false"/>
-          <w:color w:val="4D4F53"/>
-          <w:sz w:val="17"/>
-          <w:szCs w:val="17"/>
-        </w:rPr>
-        <w:t xml:space="preserve">    },</w:t>
-      </w:r>
-    </w:p>
-    <w:p>
-      <w:pPr>
-        <w:shd w:fill="F2F3F4" w:val="clear"/>
-        <w:spacing w:after="0" w:before="0" w:line="220"/>
-        <w:ind w:left="180" w:right="180"/>
-      </w:pPr>
-      <w:r>
-        <w:rPr>
-          <w:rFonts w:ascii="Courier New" w:cs="Courier New" w:eastAsia="Courier New" w:hAnsi="Courier New"/>
-          <w:b w:val="false"/>
-          <w:bCs w:val="false"/>
-          <w:i w:val="false"/>
-          <w:iCs w:val="false"/>
-          <w:color w:val="4D4F53"/>
-          <w:sz w:val="17"/>
-          <w:szCs w:val="17"/>
-        </w:rPr>
-        <w:t xml:space="preserve">    "type": "MAP_CONTAINER"</w:t>
-      </w:r>
-    </w:p>
-    <w:p>
-      <w:pPr>
-        <w:shd w:fill="F2F3F4" w:val="clear"/>
-        <w:spacing w:after="140" w:before="0" w:line="220"/>
-        <w:ind w:left="180" w:right="180"/>
-      </w:pPr>
-      <w:r>
-        <w:rPr>
-          <w:rFonts w:ascii="Courier New" w:cs="Courier New" w:eastAsia="Courier New" w:hAnsi="Courier New"/>
-          <w:b w:val="false"/>
-          <w:bCs w:val="false"/>
-          <w:i w:val="false"/>
-          <w:iCs w:val="false"/>
-          <w:color w:val="4D4F53"/>
-          <w:sz w:val="17"/>
-          <w:szCs w:val="17"/>
-        </w:rPr>
-        <w:t xml:space="preserve">}</w:t>
-      </w:r>
-    </w:p>
-    <w:p>
-      <w:pPr>
-        <w:pStyle w:val="ListParagraph"/>
-        <w:numPr>
-          <w:ilvl w:val="0"/>
-          <w:numId w:val="4"/>
-        </w:numPr>
-        <w:spacing w:after="100" w:line="260"/>
-      </w:pPr>
-      <w:r>
-        <w:rPr>
-          <w:rFonts w:ascii="Arial" w:cs="Arial" w:eastAsia="Arial" w:hAnsi="Arial"/>
-          <w:b w:val="false"/>
-          <w:bCs w:val="false"/>
-          <w:i w:val="false"/>
-          <w:iCs w:val="false"/>
-          <w:color w:val="4D4F53"/>
-          <w:sz w:val="20"/>
-          <w:szCs w:val="20"/>
-        </w:rPr>
-        <w:t xml:space="preserve">Click </w:t>
+        <w:t xml:space="preserve">. Click </w:t>
       </w:r>
       <w:r>
         <w:rPr>
@@ -2992,7 +4218,7 @@
           <w:sz w:val="20"/>
           <w:szCs w:val="20"/>
         </w:rPr>
-        <w:t xml:space="preserve">Result: the Change type list offers Standard, Normal, Emergency and Expedited. The page only treats Standard differently (template picker instead of the implementation plan), so Expedited shows the same fields as Normal and Emergency.</w:t>
+        <w:t xml:space="preserve">Result: each dialog offers Standard, Normal, Emergency and Expedited. The dialogs treat only Standard differently (template picker), so Expedited shows the same fields as Normal and Emergency.</w:t>
       </w:r>
     </w:p>
     <w:p>
@@ -3012,7 +4238,7 @@
           <w:sz w:val="30"/>
           <w:szCs w:val="30"/>
         </w:rPr>
-        <w:t xml:space="preserve">4. Change creation: ChangeMgmt</w:t>
+        <w:t xml:space="preserve">4. ChangeMgmt: Vulnerability Response</w:t>
       </w:r>
     </w:p>
     <w:p>
@@ -3031,7 +4257,7 @@
           <w:sz w:val="20"/>
           <w:szCs w:val="20"/>
         </w:rPr>
-        <w:t xml:space="preserve">Both the workspace dialog and the classic Create Change form call </w:t>
+        <w:t xml:space="preserve">Used by IT and application remediation tasks. Both the workspace dialog and the classic Create Change form call </w:t>
       </w:r>
       <w:r>
         <w:rPr>
@@ -3059,7 +4285,7 @@
         </w:rPr>
         <w:t xml:space="preserve"> of </w:t>
       </w:r>
-      <w:hyperlink w:history="1" r:id="rIdlvwtvge5gtswcsi7n0gx_">
+      <w:hyperlink w:history="1" r:id="rIdfm-twlabctu2rkzju1qmi">
         <w:r>
           <w:rPr>
             <w:rFonts w:ascii="Arial" w:cs="Arial" w:eastAsia="Arial" w:hAnsi="Arial"/>
@@ -3134,7 +4360,7 @@
           <w:sz w:val="20"/>
           <w:szCs w:val="20"/>
         </w:rPr>
-        <w:t xml:space="preserve">, meant for overrides. Two functions are overridden:</w:t>
+        <w:t xml:space="preserve">, meant for overrides.</w:t>
       </w:r>
     </w:p>
     <w:p>
@@ -3170,7 +4396,7 @@
           <w:sz w:val="20"/>
           <w:szCs w:val="20"/>
         </w:rPr>
-        <w:t xml:space="preserve">: for Expedited, checks that an active change model presets Type = Expedited. Without one it stops with an error ("No active change model presets the Expedited type.") before anything is created or linked, and logs one error line. Every other type goes straight to the base.</w:t>
+        <w:t xml:space="preserve">: for Expedited, checks that an active change model presets Type = Expedited. Without one it stops with the error "No active change model presets the Expedited type." before anything is created or linked, and logs one error line. Every other type goes straight to the base.</w:t>
       </w:r>
     </w:p>
     <w:p>
@@ -3232,7 +4458,43 @@
           <w:sz w:val="20"/>
           <w:szCs w:val="20"/>
         </w:rPr>
-        <w:t xml:space="preserve">, so the model applies its presets, states and flows, then fills the same fields as the base (parent task, descriptions, implementation plan, assignment, planned end date, priority, justification). Every other type goes to the base.</w:t>
+        <w:t xml:space="preserve">, so the model applies its presets, states and flows, then fills the same fields as the base. Every other type goes to the base.</w:t>
+      </w:r>
+    </w:p>
+    <w:p>
+      <w:pPr>
+        <w:pStyle w:val="ListParagraph"/>
+        <w:numPr>
+          <w:ilvl w:val="0"/>
+          <w:numId w:val="1"/>
+        </w:numPr>
+        <w:spacing w:after="80" w:line="260"/>
+      </w:pPr>
+      <w:r>
+        <w:rPr>
+          <w:rFonts w:ascii="Courier New" w:cs="Courier New" w:eastAsia="Courier New" w:hAnsi="Courier New"/>
+          <w:b w:val="false"/>
+          <w:bCs w:val="false"/>
+          <w:i w:val="false"/>
+          <w:iCs w:val="false"/>
+          <w:color w:val="4D4F53"/>
+          <w:sz w:val="18"/>
+          <w:szCs w:val="18"/>
+        </w:rPr>
+        <w:t xml:space="preserve">getExpeditedChangeModel</w:t>
+      </w:r>
+      <w:r>
+        <w:rPr>
+          <w:rFonts w:ascii="Arial" w:cs="Arial" w:eastAsia="Arial" w:hAnsi="Arial"/>
+          <w:b w:val="false"/>
+          <w:bCs w:val="false"/>
+          <w:i w:val="false"/>
+          <w:iCs w:val="false"/>
+          <w:color w:val="4D4F53"/>
+          <w:sz w:val="20"/>
+          <w:szCs w:val="20"/>
+        </w:rPr>
+        <w:t xml:space="preserve">: finds the Expedited model; the Containers and Configuration Compliance code call it too.</w:t>
       </w:r>
     </w:p>
     <w:p>
@@ -3294,7 +4556,7 @@
           <w:sz w:val="18"/>
           <w:szCs w:val="18"/>
         </w:rPr>
-        <w:t xml:space="preserve">... - Vulnerability Response_V1.0</w:t>
+        <w:t xml:space="preserve">SNOWUSEMTP_MS_VR Workspace Expedited Change - Vulnerability Response_V1.0</w:t>
       </w:r>
       <w:r>
         <w:rPr>
@@ -3332,7 +4594,7 @@
         </w:rPr>
         <w:t xml:space="preserve">Open </w:t>
       </w:r>
-      <w:hyperlink w:history="1" r:id="rIdx45qmfocqf_jf4ylq-h8u">
+      <w:hyperlink w:history="1" r:id="rIddwprwcxkvwwwpp1oaxcf8">
         <w:r>
           <w:rPr>
             <w:rFonts w:ascii="Arial" w:cs="Arial" w:eastAsia="Arial" w:hAnsi="Arial"/>
@@ -3381,33 +4643,7 @@
           <w:sz w:val="20"/>
           <w:szCs w:val="20"/>
         </w:rPr>
-        <w:t xml:space="preserve"> line and nothing else), replace the whole script with the one below. If it already holds other code, keep that code and add the constant </w:t>
-      </w:r>
-      <w:r>
-        <w:rPr>
-          <w:rFonts w:ascii="Courier New" w:cs="Courier New" w:eastAsia="Courier New" w:hAnsi="Courier New"/>
-          <w:b w:val="false"/>
-          <w:bCs w:val="false"/>
-          <w:i w:val="false"/>
-          <w:iCs w:val="false"/>
-          <w:color w:val="4D4F53"/>
-          <w:sz w:val="18"/>
-          <w:szCs w:val="18"/>
-        </w:rPr>
-        <w:t xml:space="preserve">EXPEDITED</w:t>
-      </w:r>
-      <w:r>
-        <w:rPr>
-          <w:rFonts w:ascii="Arial" w:cs="Arial" w:eastAsia="Arial" w:hAnsi="Arial"/>
-          <w:b w:val="false"/>
-          <w:bCs w:val="false"/>
-          <w:i w:val="false"/>
-          <w:iCs w:val="false"/>
-          <w:color w:val="4D4F53"/>
-          <w:sz w:val="20"/>
-          <w:szCs w:val="20"/>
-        </w:rPr>
-        <w:t xml:space="preserve"> and the three functions next to it.</w:t>
+        <w:t xml:space="preserve"> line and nothing else), replace the whole script with the one below. If it already holds other code, keep that code and add the constant and the three functions next to it.</w:t>
       </w:r>
     </w:p>
     <w:p>
@@ -3456,32 +4692,6 @@
           <w:sz w:val="20"/>
           <w:szCs w:val="20"/>
         </w:rPr>
-        <w:t xml:space="preserve">. The update set shows </w:t>
-      </w:r>
-      <w:r>
-        <w:rPr>
-          <w:rFonts w:ascii="Courier New" w:cs="Courier New" w:eastAsia="Courier New" w:hAnsi="Courier New"/>
-          <w:b w:val="false"/>
-          <w:bCs w:val="false"/>
-          <w:i w:val="false"/>
-          <w:iCs w:val="false"/>
-          <w:color w:val="4D4F53"/>
-          <w:sz w:val="18"/>
-          <w:szCs w:val="18"/>
-        </w:rPr>
-        <w:t xml:space="preserve">sys_script_include_8d44bcd1b726330004aae3fdde11a95c</w:t>
-      </w:r>
-      <w:r>
-        <w:rPr>
-          <w:rFonts w:ascii="Arial" w:cs="Arial" w:eastAsia="Arial" w:hAnsi="Arial"/>
-          <w:b w:val="false"/>
-          <w:bCs w:val="false"/>
-          <w:i w:val="false"/>
-          <w:iCs w:val="false"/>
-          <w:color w:val="4D4F53"/>
-          <w:sz w:val="20"/>
-          <w:szCs w:val="20"/>
-        </w:rPr>
         <w:t xml:space="preserve">.</w:t>
       </w:r>
     </w:p>
@@ -3742,7 +4952,7 @@
           <w:sz w:val="17"/>
           <w:szCs w:val="17"/>
         </w:rPr>
-        <w:t xml:space="preserve">        if (actionCreate.getValue('change_request_type') == this.EXPEDITED &amp;&amp; !this._expeditedModel()) {</w:t>
+        <w:t xml:space="preserve">        if (actionCreate.getValue('change_request_type') == this.EXPEDITED &amp;&amp; !this.getExpeditedChangeModel()) {</w:t>
       </w:r>
     </w:p>
     <w:p>
@@ -4142,7 +5352,7 @@
           <w:sz w:val="17"/>
           <w:szCs w:val="17"/>
         </w:rPr>
-        <w:t xml:space="preserve">        var change = global.ChangeRequest.newChange(this._expeditedModel()).getGlideRecord();</w:t>
+        <w:t xml:space="preserve">        var change = global.ChangeRequest.newChange(this.getExpeditedChangeModel()).getGlideRecord();</w:t>
       </w:r>
     </w:p>
     <w:p>
@@ -4402,7 +5612,107 @@
           <w:sz w:val="17"/>
           <w:szCs w:val="17"/>
         </w:rPr>
-        <w:t xml:space="preserve">    _expeditedModel: function() {</w:t>
+        <w:t xml:space="preserve">    /**</w:t>
+      </w:r>
+    </w:p>
+    <w:p>
+      <w:pPr>
+        <w:shd w:fill="F2F3F4" w:val="clear"/>
+        <w:spacing w:after="0" w:before="0" w:line="220"/>
+        <w:ind w:left="180" w:right="180"/>
+      </w:pPr>
+      <w:r>
+        <w:rPr>
+          <w:rFonts w:ascii="Courier New" w:cs="Courier New" w:eastAsia="Courier New" w:hAnsi="Courier New"/>
+          <w:b w:val="false"/>
+          <w:bCs w:val="false"/>
+          <w:i w:val="false"/>
+          <w:iCs w:val="false"/>
+          <w:color w:val="4D4F53"/>
+          <w:sz w:val="17"/>
+          <w:szCs w:val="17"/>
+        </w:rPr>
+        <w:t xml:space="preserve">     * The Expedited change model: the active change model whose record preset sets the Expedited type. Also used by</w:t>
+      </w:r>
+    </w:p>
+    <w:p>
+      <w:pPr>
+        <w:shd w:fill="F2F3F4" w:val="clear"/>
+        <w:spacing w:after="0" w:before="0" w:line="220"/>
+        <w:ind w:left="180" w:right="180"/>
+      </w:pPr>
+      <w:r>
+        <w:rPr>
+          <w:rFonts w:ascii="Courier New" w:cs="Courier New" w:eastAsia="Courier New" w:hAnsi="Courier New"/>
+          <w:b w:val="false"/>
+          <w:bCs w:val="false"/>
+          <w:i w:val="false"/>
+          <w:iCs w:val="false"/>
+          <w:color w:val="4D4F53"/>
+          <w:sz w:val="17"/>
+          <w:szCs w:val="17"/>
+        </w:rPr>
+        <w:t xml:space="preserve">     * the Create Change code of Configuration Compliance and of containers.</w:t>
+      </w:r>
+    </w:p>
+    <w:p>
+      <w:pPr>
+        <w:shd w:fill="F2F3F4" w:val="clear"/>
+        <w:spacing w:after="0" w:before="0" w:line="220"/>
+        <w:ind w:left="180" w:right="180"/>
+      </w:pPr>
+      <w:r>
+        <w:rPr>
+          <w:rFonts w:ascii="Courier New" w:cs="Courier New" w:eastAsia="Courier New" w:hAnsi="Courier New"/>
+          <w:b w:val="false"/>
+          <w:bCs w:val="false"/>
+          <w:i w:val="false"/>
+          <w:iCs w:val="false"/>
+          <w:color w:val="4D4F53"/>
+          <w:sz w:val="17"/>
+          <w:szCs w:val="17"/>
+        </w:rPr>
+        <w:t xml:space="preserve">     * @returns {string} sys_id of the model, empty when there is none</w:t>
+      </w:r>
+    </w:p>
+    <w:p>
+      <w:pPr>
+        <w:shd w:fill="F2F3F4" w:val="clear"/>
+        <w:spacing w:after="0" w:before="0" w:line="220"/>
+        <w:ind w:left="180" w:right="180"/>
+      </w:pPr>
+      <w:r>
+        <w:rPr>
+          <w:rFonts w:ascii="Courier New" w:cs="Courier New" w:eastAsia="Courier New" w:hAnsi="Courier New"/>
+          <w:b w:val="false"/>
+          <w:bCs w:val="false"/>
+          <w:i w:val="false"/>
+          <w:iCs w:val="false"/>
+          <w:color w:val="4D4F53"/>
+          <w:sz w:val="17"/>
+          <w:szCs w:val="17"/>
+        </w:rPr>
+        <w:t xml:space="preserve">     */</w:t>
+      </w:r>
+    </w:p>
+    <w:p>
+      <w:pPr>
+        <w:shd w:fill="F2F3F4" w:val="clear"/>
+        <w:spacing w:after="0" w:before="0" w:line="220"/>
+        <w:ind w:left="180" w:right="180"/>
+      </w:pPr>
+      <w:r>
+        <w:rPr>
+          <w:rFonts w:ascii="Courier New" w:cs="Courier New" w:eastAsia="Courier New" w:hAnsi="Courier New"/>
+          <w:b w:val="false"/>
+          <w:bCs w:val="false"/>
+          <w:i w:val="false"/>
+          <w:iCs w:val="false"/>
+          <w:color w:val="4D4F53"/>
+          <w:sz w:val="17"/>
+          <w:szCs w:val="17"/>
+        </w:rPr>
+        <w:t xml:space="preserve">    getExpeditedChangeModel: function() {</w:t>
       </w:r>
     </w:p>
     <w:p>
@@ -4602,7 +5912,103 @@
           <w:sz w:val="30"/>
           <w:szCs w:val="30"/>
         </w:rPr>
-        <w:t xml:space="preserve">5. Type choice (Global)</w:t>
+        <w:t xml:space="preserve">5. ChangeMgmt: Containers</w:t>
+      </w:r>
+    </w:p>
+    <w:p>
+      <w:pPr>
+        <w:keepNext w:val="false"/>
+        <w:spacing w:after="120" w:before="0" w:line="260"/>
+      </w:pPr>
+      <w:r>
+        <w:rPr>
+          <w:rFonts w:ascii="Arial" w:cs="Arial" w:eastAsia="Arial" w:hAnsi="Arial"/>
+          <w:b w:val="false"/>
+          <w:bCs w:val="false"/>
+          <w:i w:val="false"/>
+          <w:iCs w:val="false"/>
+          <w:color w:val="4D4F53"/>
+          <w:sz w:val="20"/>
+          <w:szCs w:val="20"/>
+        </w:rPr>
+        <w:t xml:space="preserve">Used by container remediation tasks: </w:t>
+      </w:r>
+      <w:hyperlink w:history="1" r:id="rIdbuzrxztswgsoxjp-dxtvd">
+        <w:r>
+          <w:rPr>
+            <w:rFonts w:ascii="Arial" w:cs="Arial" w:eastAsia="Arial" w:hAnsi="Arial"/>
+            <w:color w:val="1155CC"/>
+            <w:sz w:val="18"/>
+            <w:szCs w:val="18"/>
+            <w:u w:val="single"/>
+          </w:rPr>
+          <w:t xml:space="preserve">ChangeMgmt</w:t>
+        </w:r>
+      </w:hyperlink>
+      <w:r>
+        <w:rPr>
+          <w:rFonts w:ascii="Arial" w:cs="Arial" w:eastAsia="Arial" w:hAnsi="Arial"/>
+          <w:b w:val="false"/>
+          <w:bCs w:val="false"/>
+          <w:i w:val="false"/>
+          <w:iCs w:val="false"/>
+          <w:color w:val="4D4F53"/>
+          <w:sz w:val="20"/>
+          <w:szCs w:val="20"/>
+        </w:rPr>
+        <w:t xml:space="preserve"> (API name </w:t>
+      </w:r>
+      <w:r>
+        <w:rPr>
+          <w:rFonts w:ascii="Courier New" w:cs="Courier New" w:eastAsia="Courier New" w:hAnsi="Courier New"/>
+          <w:b w:val="false"/>
+          <w:bCs w:val="false"/>
+          <w:i w:val="false"/>
+          <w:iCs w:val="false"/>
+          <w:color w:val="4D4F53"/>
+          <w:sz w:val="18"/>
+          <w:szCs w:val="18"/>
+        </w:rPr>
+        <w:t xml:space="preserve">sn_vul_container.ChangeMgmt</w:t>
+      </w:r>
+      <w:r>
+        <w:rPr>
+          <w:rFonts w:ascii="Arial" w:cs="Arial" w:eastAsia="Arial" w:hAnsi="Arial"/>
+          <w:b w:val="false"/>
+          <w:bCs w:val="false"/>
+          <w:i w:val="false"/>
+          <w:iCs w:val="false"/>
+          <w:color w:val="4D4F53"/>
+          <w:sz w:val="20"/>
+          <w:szCs w:val="20"/>
+        </w:rPr>
+        <w:t xml:space="preserve">), also an empty extension out of box, of the containers </w:t>
+      </w:r>
+      <w:r>
+        <w:rPr>
+          <w:rFonts w:ascii="Courier New" w:cs="Courier New" w:eastAsia="Courier New" w:hAnsi="Courier New"/>
+          <w:b w:val="false"/>
+          <w:bCs w:val="false"/>
+          <w:i w:val="false"/>
+          <w:iCs w:val="false"/>
+          <w:color w:val="4D4F53"/>
+          <w:sz w:val="18"/>
+          <w:szCs w:val="18"/>
+        </w:rPr>
+        <w:t xml:space="preserve">ChangeMgmtBase</w:t>
+      </w:r>
+      <w:r>
+        <w:rPr>
+          <w:rFonts w:ascii="Arial" w:cs="Arial" w:eastAsia="Arial" w:hAnsi="Arial"/>
+          <w:b w:val="false"/>
+          <w:bCs w:val="false"/>
+          <w:i w:val="false"/>
+          <w:iCs w:val="false"/>
+          <w:color w:val="4D4F53"/>
+          <w:sz w:val="20"/>
+          <w:szCs w:val="20"/>
+        </w:rPr>
+        <w:t xml:space="preserve">. Same two functions as section 4; the model comes from the Vulnerability Response ChangeMgmt.</w:t>
       </w:r>
     </w:p>
     <w:p>
@@ -4638,7 +6044,7 @@
           <w:sz w:val="20"/>
           <w:szCs w:val="20"/>
         </w:rPr>
-        <w:t xml:space="preserve">Global</w:t>
+        <w:t xml:space="preserve">Vulnerability Response and Configuration Compliance for Containers</w:t>
       </w:r>
       <w:r>
         <w:rPr>
@@ -4664,7 +6070,7 @@
           <w:sz w:val="18"/>
           <w:szCs w:val="18"/>
         </w:rPr>
-        <w:t xml:space="preserve">SNOWUSEMTP_MS_VR Workspace Expedited Change_V1.0</w:t>
+        <w:t xml:space="preserve">SNOWUSEMTP_MS_VR Workspace Expedited Change - Containers_V1.0</w:t>
       </w:r>
       <w:r>
         <w:rPr>
@@ -4700,9 +6106,1838 @@
           <w:sz w:val="20"/>
           <w:szCs w:val="20"/>
         </w:rPr>
+        <w:t xml:space="preserve">Open </w:t>
+      </w:r>
+      <w:hyperlink w:history="1" r:id="rIdkrsufzk4d_bl7a7vkpsym">
+        <w:r>
+          <w:rPr>
+            <w:rFonts w:ascii="Arial" w:cs="Arial" w:eastAsia="Arial" w:hAnsi="Arial"/>
+            <w:color w:val="1155CC"/>
+            <w:sz w:val="18"/>
+            <w:szCs w:val="18"/>
+            <w:u w:val="single"/>
+          </w:rPr>
+          <w:t xml:space="preserve">ChangeMgmt</w:t>
+        </w:r>
+      </w:hyperlink>
+      <w:r>
+        <w:rPr>
+          <w:rFonts w:ascii="Arial" w:cs="Arial" w:eastAsia="Arial" w:hAnsi="Arial"/>
+          <w:b w:val="false"/>
+          <w:bCs w:val="false"/>
+          <w:i w:val="false"/>
+          <w:iCs w:val="false"/>
+          <w:color w:val="4D4F53"/>
+          <w:sz w:val="20"/>
+          <w:szCs w:val="20"/>
+        </w:rPr>
+        <w:t xml:space="preserve">. If its script is only the empty class, replace it with the one below; otherwise keep the existing code and add the constant and the two functions.</w:t>
+      </w:r>
+    </w:p>
+    <w:p>
+      <w:pPr>
+        <w:pStyle w:val="ListParagraph"/>
+        <w:numPr>
+          <w:ilvl w:val="0"/>
+          <w:numId w:val="6"/>
+        </w:numPr>
+        <w:spacing w:after="100" w:line="260"/>
+      </w:pPr>
+      <w:r>
+        <w:rPr>
+          <w:rFonts w:ascii="Arial" w:cs="Arial" w:eastAsia="Arial" w:hAnsi="Arial"/>
+          <w:b w:val="false"/>
+          <w:bCs w:val="false"/>
+          <w:i w:val="false"/>
+          <w:iCs w:val="false"/>
+          <w:color w:val="4D4F53"/>
+          <w:sz w:val="20"/>
+          <w:szCs w:val="20"/>
+        </w:rPr>
+        <w:t xml:space="preserve">Click </w:t>
+      </w:r>
+      <w:r>
+        <w:rPr>
+          <w:rFonts w:ascii="Arial" w:cs="Arial" w:eastAsia="Arial" w:hAnsi="Arial"/>
+          <w:b/>
+          <w:bCs/>
+          <w:i w:val="false"/>
+          <w:iCs w:val="false"/>
+          <w:color w:val="4D4F53"/>
+          <w:sz w:val="20"/>
+          <w:szCs w:val="20"/>
+        </w:rPr>
+        <w:t xml:space="preserve">Update</w:t>
+      </w:r>
+      <w:r>
+        <w:rPr>
+          <w:rFonts w:ascii="Arial" w:cs="Arial" w:eastAsia="Arial" w:hAnsi="Arial"/>
+          <w:b w:val="false"/>
+          <w:bCs w:val="false"/>
+          <w:i w:val="false"/>
+          <w:iCs w:val="false"/>
+          <w:color w:val="4D4F53"/>
+          <w:sz w:val="20"/>
+          <w:szCs w:val="20"/>
+        </w:rPr>
+        <w:t xml:space="preserve">.</w:t>
+      </w:r>
+    </w:p>
+    <w:p>
+      <w:pPr>
+        <w:shd w:fill="F2F3F4" w:val="clear"/>
+        <w:spacing w:after="0" w:before="60" w:line="220"/>
+        <w:ind w:left="180" w:right="180"/>
+      </w:pPr>
+      <w:r>
+        <w:rPr>
+          <w:rFonts w:ascii="Courier New" w:cs="Courier New" w:eastAsia="Courier New" w:hAnsi="Courier New"/>
+          <w:b w:val="false"/>
+          <w:bCs w:val="false"/>
+          <w:i w:val="false"/>
+          <w:iCs w:val="false"/>
+          <w:color w:val="4D4F53"/>
+          <w:sz w:val="17"/>
+          <w:szCs w:val="17"/>
+        </w:rPr>
+        <w:t xml:space="preserve">var ChangeMgmt = Class.create();</w:t>
+      </w:r>
+    </w:p>
+    <w:p>
+      <w:pPr>
+        <w:shd w:fill="F2F3F4" w:val="clear"/>
+        <w:spacing w:after="0" w:before="0" w:line="220"/>
+        <w:ind w:left="180" w:right="180"/>
+      </w:pPr>
+      <w:r>
+        <w:rPr>
+          <w:rFonts w:ascii="Courier New" w:cs="Courier New" w:eastAsia="Courier New" w:hAnsi="Courier New"/>
+          <w:b w:val="false"/>
+          <w:bCs w:val="false"/>
+          <w:i w:val="false"/>
+          <w:iCs w:val="false"/>
+          <w:color w:val="4D4F53"/>
+          <w:sz w:val="17"/>
+          <w:szCs w:val="17"/>
+        </w:rPr>
+        <w:t xml:space="preserve">ChangeMgmt.prototype = Object.extendsObject(sn_vul_container.ChangeMgmtBase, {</w:t>
+      </w:r>
+    </w:p>
+    <w:p>
+      <w:pPr>
+        <w:shd w:fill="F2F3F4" w:val="clear"/>
+        <w:spacing w:after="0" w:before="0" w:line="220"/>
+        <w:ind w:left="180" w:right="180"/>
+      </w:pPr>
+      <w:r>
+        <w:rPr>
+          <w:rFonts w:ascii="Courier New" w:cs="Courier New" w:eastAsia="Courier New" w:hAnsi="Courier New"/>
+          <w:b w:val="false"/>
+          <w:bCs w:val="false"/>
+          <w:i w:val="false"/>
+          <w:iCs w:val="false"/>
+          <w:color w:val="4D4F53"/>
+          <w:sz w:val="17"/>
+          <w:szCs w:val="17"/>
+        </w:rPr>
+        <w:t xml:space="preserve"> </w:t>
+      </w:r>
+    </w:p>
+    <w:p>
+      <w:pPr>
+        <w:shd w:fill="F2F3F4" w:val="clear"/>
+        <w:spacing w:after="0" w:before="0" w:line="220"/>
+        <w:ind w:left="180" w:right="180"/>
+      </w:pPr>
+      <w:r>
+        <w:rPr>
+          <w:rFonts w:ascii="Courier New" w:cs="Courier New" w:eastAsia="Courier New" w:hAnsi="Courier New"/>
+          <w:b w:val="false"/>
+          <w:bCs w:val="false"/>
+          <w:i w:val="false"/>
+          <w:iCs w:val="false"/>
+          <w:color w:val="4D4F53"/>
+          <w:sz w:val="17"/>
+          <w:szCs w:val="17"/>
+        </w:rPr>
+        <w:t xml:space="preserve">    EXPEDITED: 'expedited',</w:t>
+      </w:r>
+    </w:p>
+    <w:p>
+      <w:pPr>
+        <w:shd w:fill="F2F3F4" w:val="clear"/>
+        <w:spacing w:after="0" w:before="0" w:line="220"/>
+        <w:ind w:left="180" w:right="180"/>
+      </w:pPr>
+      <w:r>
+        <w:rPr>
+          <w:rFonts w:ascii="Courier New" w:cs="Courier New" w:eastAsia="Courier New" w:hAnsi="Courier New"/>
+          <w:b w:val="false"/>
+          <w:bCs w:val="false"/>
+          <w:i w:val="false"/>
+          <w:iCs w:val="false"/>
+          <w:color w:val="4D4F53"/>
+          <w:sz w:val="17"/>
+          <w:szCs w:val="17"/>
+        </w:rPr>
+        <w:t xml:space="preserve"> </w:t>
+      </w:r>
+    </w:p>
+    <w:p>
+      <w:pPr>
+        <w:shd w:fill="F2F3F4" w:val="clear"/>
+        <w:spacing w:after="0" w:before="0" w:line="220"/>
+        <w:ind w:left="180" w:right="180"/>
+      </w:pPr>
+      <w:r>
+        <w:rPr>
+          <w:rFonts w:ascii="Courier New" w:cs="Courier New" w:eastAsia="Courier New" w:hAnsi="Courier New"/>
+          <w:b w:val="false"/>
+          <w:bCs w:val="false"/>
+          <w:i w:val="false"/>
+          <w:iCs w:val="false"/>
+          <w:color w:val="4D4F53"/>
+          <w:sz w:val="17"/>
+          <w:szCs w:val="17"/>
+        </w:rPr>
+        <w:t xml:space="preserve">    /**</w:t>
+      </w:r>
+    </w:p>
+    <w:p>
+      <w:pPr>
+        <w:shd w:fill="F2F3F4" w:val="clear"/>
+        <w:spacing w:after="0" w:before="0" w:line="220"/>
+        <w:ind w:left="180" w:right="180"/>
+      </w:pPr>
+      <w:r>
+        <w:rPr>
+          <w:rFonts w:ascii="Courier New" w:cs="Courier New" w:eastAsia="Courier New" w:hAnsi="Courier New"/>
+          <w:b w:val="false"/>
+          <w:bCs w:val="false"/>
+          <w:i w:val="false"/>
+          <w:iCs w:val="false"/>
+          <w:color w:val="4D4F53"/>
+          <w:sz w:val="17"/>
+          <w:szCs w:val="17"/>
+        </w:rPr>
+        <w:t xml:space="preserve">     * Create Change action of a container remediation task. An Expedited change needs an active change model that</w:t>
+      </w:r>
+    </w:p>
+    <w:p>
+      <w:pPr>
+        <w:shd w:fill="F2F3F4" w:val="clear"/>
+        <w:spacing w:after="0" w:before="0" w:line="220"/>
+        <w:ind w:left="180" w:right="180"/>
+      </w:pPr>
+      <w:r>
+        <w:rPr>
+          <w:rFonts w:ascii="Courier New" w:cs="Courier New" w:eastAsia="Courier New" w:hAnsi="Courier New"/>
+          <w:b w:val="false"/>
+          <w:bCs w:val="false"/>
+          <w:i w:val="false"/>
+          <w:iCs w:val="false"/>
+          <w:color w:val="4D4F53"/>
+          <w:sz w:val="17"/>
+          <w:szCs w:val="17"/>
+        </w:rPr>
+        <w:t xml:space="preserve">     * presets the Expedited type; without one the action ends in error before anything is created or linked. Everything</w:t>
+      </w:r>
+    </w:p>
+    <w:p>
+      <w:pPr>
+        <w:shd w:fill="F2F3F4" w:val="clear"/>
+        <w:spacing w:after="0" w:before="0" w:line="220"/>
+        <w:ind w:left="180" w:right="180"/>
+      </w:pPr>
+      <w:r>
+        <w:rPr>
+          <w:rFonts w:ascii="Courier New" w:cs="Courier New" w:eastAsia="Courier New" w:hAnsi="Courier New"/>
+          <w:b w:val="false"/>
+          <w:bCs w:val="false"/>
+          <w:i w:val="false"/>
+          <w:iCs w:val="false"/>
+          <w:color w:val="4D4F53"/>
+          <w:sz w:val="17"/>
+          <w:szCs w:val="17"/>
+        </w:rPr>
+        <w:t xml:space="preserve">     * else runs as in ChangeMgmtBase.</w:t>
+      </w:r>
+    </w:p>
+    <w:p>
+      <w:pPr>
+        <w:shd w:fill="F2F3F4" w:val="clear"/>
+        <w:spacing w:after="0" w:before="0" w:line="220"/>
+        <w:ind w:left="180" w:right="180"/>
+      </w:pPr>
+      <w:r>
+        <w:rPr>
+          <w:rFonts w:ascii="Courier New" w:cs="Courier New" w:eastAsia="Courier New" w:hAnsi="Courier New"/>
+          <w:b w:val="false"/>
+          <w:bCs w:val="false"/>
+          <w:i w:val="false"/>
+          <w:iCs w:val="false"/>
+          <w:color w:val="4D4F53"/>
+          <w:sz w:val="17"/>
+          <w:szCs w:val="17"/>
+        </w:rPr>
+        <w:t xml:space="preserve">     * @param {GlideRecord} actionCreate - sn_vul_container_action_create_cr record</w:t>
+      </w:r>
+    </w:p>
+    <w:p>
+      <w:pPr>
+        <w:shd w:fill="F2F3F4" w:val="clear"/>
+        <w:spacing w:after="0" w:before="0" w:line="220"/>
+        <w:ind w:left="180" w:right="180"/>
+      </w:pPr>
+      <w:r>
+        <w:rPr>
+          <w:rFonts w:ascii="Courier New" w:cs="Courier New" w:eastAsia="Courier New" w:hAnsi="Courier New"/>
+          <w:b w:val="false"/>
+          <w:bCs w:val="false"/>
+          <w:i w:val="false"/>
+          <w:iCs w:val="false"/>
+          <w:color w:val="4D4F53"/>
+          <w:sz w:val="17"/>
+          <w:szCs w:val="17"/>
+        </w:rPr>
+        <w:t xml:space="preserve">     * @returns {Object} result of ChangeMgmtBase.actionCreateChange, null on error</w:t>
+      </w:r>
+    </w:p>
+    <w:p>
+      <w:pPr>
+        <w:shd w:fill="F2F3F4" w:val="clear"/>
+        <w:spacing w:after="0" w:before="0" w:line="220"/>
+        <w:ind w:left="180" w:right="180"/>
+      </w:pPr>
+      <w:r>
+        <w:rPr>
+          <w:rFonts w:ascii="Courier New" w:cs="Courier New" w:eastAsia="Courier New" w:hAnsi="Courier New"/>
+          <w:b w:val="false"/>
+          <w:bCs w:val="false"/>
+          <w:i w:val="false"/>
+          <w:iCs w:val="false"/>
+          <w:color w:val="4D4F53"/>
+          <w:sz w:val="17"/>
+          <w:szCs w:val="17"/>
+        </w:rPr>
+        <w:t xml:space="preserve">     */</w:t>
+      </w:r>
+    </w:p>
+    <w:p>
+      <w:pPr>
+        <w:shd w:fill="F2F3F4" w:val="clear"/>
+        <w:spacing w:after="0" w:before="0" w:line="220"/>
+        <w:ind w:left="180" w:right="180"/>
+      </w:pPr>
+      <w:r>
+        <w:rPr>
+          <w:rFonts w:ascii="Courier New" w:cs="Courier New" w:eastAsia="Courier New" w:hAnsi="Courier New"/>
+          <w:b w:val="false"/>
+          <w:bCs w:val="false"/>
+          <w:i w:val="false"/>
+          <w:iCs w:val="false"/>
+          <w:color w:val="4D4F53"/>
+          <w:sz w:val="17"/>
+          <w:szCs w:val="17"/>
+        </w:rPr>
+        <w:t xml:space="preserve">    actionCreateChange: function(actionCreate) {</w:t>
+      </w:r>
+    </w:p>
+    <w:p>
+      <w:pPr>
+        <w:shd w:fill="F2F3F4" w:val="clear"/>
+        <w:spacing w:after="0" w:before="0" w:line="220"/>
+        <w:ind w:left="180" w:right="180"/>
+      </w:pPr>
+      <w:r>
+        <w:rPr>
+          <w:rFonts w:ascii="Courier New" w:cs="Courier New" w:eastAsia="Courier New" w:hAnsi="Courier New"/>
+          <w:b w:val="false"/>
+          <w:bCs w:val="false"/>
+          <w:i w:val="false"/>
+          <w:iCs w:val="false"/>
+          <w:color w:val="4D4F53"/>
+          <w:sz w:val="17"/>
+          <w:szCs w:val="17"/>
+        </w:rPr>
+        <w:t xml:space="preserve">        if (actionCreate.getValue('change_request_type') == this.EXPEDITED &amp;&amp; !new sn_vul.ChangeMgmt().getExpeditedChangeModel()) {</w:t>
+      </w:r>
+    </w:p>
+    <w:p>
+      <w:pPr>
+        <w:shd w:fill="F2F3F4" w:val="clear"/>
+        <w:spacing w:after="0" w:before="0" w:line="220"/>
+        <w:ind w:left="180" w:right="180"/>
+      </w:pPr>
+      <w:r>
+        <w:rPr>
+          <w:rFonts w:ascii="Courier New" w:cs="Courier New" w:eastAsia="Courier New" w:hAnsi="Courier New"/>
+          <w:b w:val="false"/>
+          <w:bCs w:val="false"/>
+          <w:i w:val="false"/>
+          <w:iCs w:val="false"/>
+          <w:color w:val="4D4F53"/>
+          <w:sz w:val="17"/>
+          <w:szCs w:val="17"/>
+        </w:rPr>
+        <w:t xml:space="preserve">            gs.error('ChangeMgmt: change creation failed for sn_vul_container_action_create_cr ' + actionCreate.getUniqueValue() + ' - no active change model presets type ' + this.EXPEDITED);</w:t>
+      </w:r>
+    </w:p>
+    <w:p>
+      <w:pPr>
+        <w:shd w:fill="F2F3F4" w:val="clear"/>
+        <w:spacing w:after="0" w:before="0" w:line="220"/>
+        <w:ind w:left="180" w:right="180"/>
+      </w:pPr>
+      <w:r>
+        <w:rPr>
+          <w:rFonts w:ascii="Courier New" w:cs="Courier New" w:eastAsia="Courier New" w:hAnsi="Courier New"/>
+          <w:b w:val="false"/>
+          <w:bCs w:val="false"/>
+          <w:i w:val="false"/>
+          <w:iCs w:val="false"/>
+          <w:color w:val="4D4F53"/>
+          <w:sz w:val="17"/>
+          <w:szCs w:val="17"/>
+        </w:rPr>
+        <w:t xml:space="preserve">            actionCreate.error_message = gs.getMessage('No active change model presets the Expedited type.');</w:t>
+      </w:r>
+    </w:p>
+    <w:p>
+      <w:pPr>
+        <w:shd w:fill="F2F3F4" w:val="clear"/>
+        <w:spacing w:after="0" w:before="0" w:line="220"/>
+        <w:ind w:left="180" w:right="180"/>
+      </w:pPr>
+      <w:r>
+        <w:rPr>
+          <w:rFonts w:ascii="Courier New" w:cs="Courier New" w:eastAsia="Courier New" w:hAnsi="Courier New"/>
+          <w:b w:val="false"/>
+          <w:bCs w:val="false"/>
+          <w:i w:val="false"/>
+          <w:iCs w:val="false"/>
+          <w:color w:val="4D4F53"/>
+          <w:sz w:val="17"/>
+          <w:szCs w:val="17"/>
+        </w:rPr>
+        <w:t xml:space="preserve">            actionCreate.status = this.VG_CR_STATUS.ERROR;</w:t>
+      </w:r>
+    </w:p>
+    <w:p>
+      <w:pPr>
+        <w:shd w:fill="F2F3F4" w:val="clear"/>
+        <w:spacing w:after="0" w:before="0" w:line="220"/>
+        <w:ind w:left="180" w:right="180"/>
+      </w:pPr>
+      <w:r>
+        <w:rPr>
+          <w:rFonts w:ascii="Courier New" w:cs="Courier New" w:eastAsia="Courier New" w:hAnsi="Courier New"/>
+          <w:b w:val="false"/>
+          <w:bCs w:val="false"/>
+          <w:i w:val="false"/>
+          <w:iCs w:val="false"/>
+          <w:color w:val="4D4F53"/>
+          <w:sz w:val="17"/>
+          <w:szCs w:val="17"/>
+        </w:rPr>
+        <w:t xml:space="preserve">            return null;</w:t>
+      </w:r>
+    </w:p>
+    <w:p>
+      <w:pPr>
+        <w:shd w:fill="F2F3F4" w:val="clear"/>
+        <w:spacing w:after="0" w:before="0" w:line="220"/>
+        <w:ind w:left="180" w:right="180"/>
+      </w:pPr>
+      <w:r>
+        <w:rPr>
+          <w:rFonts w:ascii="Courier New" w:cs="Courier New" w:eastAsia="Courier New" w:hAnsi="Courier New"/>
+          <w:b w:val="false"/>
+          <w:bCs w:val="false"/>
+          <w:i w:val="false"/>
+          <w:iCs w:val="false"/>
+          <w:color w:val="4D4F53"/>
+          <w:sz w:val="17"/>
+          <w:szCs w:val="17"/>
+        </w:rPr>
+        <w:t xml:space="preserve">        }</w:t>
+      </w:r>
+    </w:p>
+    <w:p>
+      <w:pPr>
+        <w:shd w:fill="F2F3F4" w:val="clear"/>
+        <w:spacing w:after="0" w:before="0" w:line="220"/>
+        <w:ind w:left="180" w:right="180"/>
+      </w:pPr>
+      <w:r>
+        <w:rPr>
+          <w:rFonts w:ascii="Courier New" w:cs="Courier New" w:eastAsia="Courier New" w:hAnsi="Courier New"/>
+          <w:b w:val="false"/>
+          <w:bCs w:val="false"/>
+          <w:i w:val="false"/>
+          <w:iCs w:val="false"/>
+          <w:color w:val="4D4F53"/>
+          <w:sz w:val="17"/>
+          <w:szCs w:val="17"/>
+        </w:rPr>
+        <w:t xml:space="preserve">        return sn_vul_container.ChangeMgmtBase.prototype.actionCreateChange.call(this, actionCreate);</w:t>
+      </w:r>
+    </w:p>
+    <w:p>
+      <w:pPr>
+        <w:shd w:fill="F2F3F4" w:val="clear"/>
+        <w:spacing w:after="0" w:before="0" w:line="220"/>
+        <w:ind w:left="180" w:right="180"/>
+      </w:pPr>
+      <w:r>
+        <w:rPr>
+          <w:rFonts w:ascii="Courier New" w:cs="Courier New" w:eastAsia="Courier New" w:hAnsi="Courier New"/>
+          <w:b w:val="false"/>
+          <w:bCs w:val="false"/>
+          <w:i w:val="false"/>
+          <w:iCs w:val="false"/>
+          <w:color w:val="4D4F53"/>
+          <w:sz w:val="17"/>
+          <w:szCs w:val="17"/>
+        </w:rPr>
+        <w:t xml:space="preserve">    },</w:t>
+      </w:r>
+    </w:p>
+    <w:p>
+      <w:pPr>
+        <w:shd w:fill="F2F3F4" w:val="clear"/>
+        <w:spacing w:after="0" w:before="0" w:line="220"/>
+        <w:ind w:left="180" w:right="180"/>
+      </w:pPr>
+      <w:r>
+        <w:rPr>
+          <w:rFonts w:ascii="Courier New" w:cs="Courier New" w:eastAsia="Courier New" w:hAnsi="Courier New"/>
+          <w:b w:val="false"/>
+          <w:bCs w:val="false"/>
+          <w:i w:val="false"/>
+          <w:iCs w:val="false"/>
+          <w:color w:val="4D4F53"/>
+          <w:sz w:val="17"/>
+          <w:szCs w:val="17"/>
+        </w:rPr>
+        <w:t xml:space="preserve"> </w:t>
+      </w:r>
+    </w:p>
+    <w:p>
+      <w:pPr>
+        <w:shd w:fill="F2F3F4" w:val="clear"/>
+        <w:spacing w:after="0" w:before="0" w:line="220"/>
+        <w:ind w:left="180" w:right="180"/>
+      </w:pPr>
+      <w:r>
+        <w:rPr>
+          <w:rFonts w:ascii="Courier New" w:cs="Courier New" w:eastAsia="Courier New" w:hAnsi="Courier New"/>
+          <w:b w:val="false"/>
+          <w:bCs w:val="false"/>
+          <w:i w:val="false"/>
+          <w:iCs w:val="false"/>
+          <w:color w:val="4D4F53"/>
+          <w:sz w:val="17"/>
+          <w:szCs w:val="17"/>
+        </w:rPr>
+        <w:t xml:space="preserve">    /**</w:t>
+      </w:r>
+    </w:p>
+    <w:p>
+      <w:pPr>
+        <w:shd w:fill="F2F3F4" w:val="clear"/>
+        <w:spacing w:after="0" w:before="0" w:line="220"/>
+        <w:ind w:left="180" w:right="180"/>
+      </w:pPr>
+      <w:r>
+        <w:rPr>
+          <w:rFonts w:ascii="Courier New" w:cs="Courier New" w:eastAsia="Courier New" w:hAnsi="Courier New"/>
+          <w:b w:val="false"/>
+          <w:bCs w:val="false"/>
+          <w:i w:val="false"/>
+          <w:iCs w:val="false"/>
+          <w:color w:val="4D4F53"/>
+          <w:sz w:val="17"/>
+          <w:szCs w:val="17"/>
+        </w:rPr>
+        <w:t xml:space="preserve">     * Creates the change request of a Create Change action: an Expedited change from the Expedited change model through</w:t>
+      </w:r>
+    </w:p>
+    <w:p>
+      <w:pPr>
+        <w:shd w:fill="F2F3F4" w:val="clear"/>
+        <w:spacing w:after="0" w:before="0" w:line="220"/>
+        <w:ind w:left="180" w:right="180"/>
+      </w:pPr>
+      <w:r>
+        <w:rPr>
+          <w:rFonts w:ascii="Courier New" w:cs="Courier New" w:eastAsia="Courier New" w:hAnsi="Courier New"/>
+          <w:b w:val="false"/>
+          <w:bCs w:val="false"/>
+          <w:i w:val="false"/>
+          <w:iCs w:val="false"/>
+          <w:color w:val="4D4F53"/>
+          <w:sz w:val="17"/>
+          <w:szCs w:val="17"/>
+        </w:rPr>
+        <w:t xml:space="preserve">     * the change API, every other type as ChangeMgmtBase creates it.</w:t>
+      </w:r>
+    </w:p>
+    <w:p>
+      <w:pPr>
+        <w:shd w:fill="F2F3F4" w:val="clear"/>
+        <w:spacing w:after="0" w:before="0" w:line="220"/>
+        <w:ind w:left="180" w:right="180"/>
+      </w:pPr>
+      <w:r>
+        <w:rPr>
+          <w:rFonts w:ascii="Courier New" w:cs="Courier New" w:eastAsia="Courier New" w:hAnsi="Courier New"/>
+          <w:b w:val="false"/>
+          <w:bCs w:val="false"/>
+          <w:i w:val="false"/>
+          <w:iCs w:val="false"/>
+          <w:color w:val="4D4F53"/>
+          <w:sz w:val="17"/>
+          <w:szCs w:val="17"/>
+        </w:rPr>
+        <w:t xml:space="preserve">     * @param {GlideRecord} actionCreate - sn_vul_container_action_create_cr record</w:t>
+      </w:r>
+    </w:p>
+    <w:p>
+      <w:pPr>
+        <w:shd w:fill="F2F3F4" w:val="clear"/>
+        <w:spacing w:after="0" w:before="0" w:line="220"/>
+        <w:ind w:left="180" w:right="180"/>
+      </w:pPr>
+      <w:r>
+        <w:rPr>
+          <w:rFonts w:ascii="Courier New" w:cs="Courier New" w:eastAsia="Courier New" w:hAnsi="Courier New"/>
+          <w:b w:val="false"/>
+          <w:bCs w:val="false"/>
+          <w:i w:val="false"/>
+          <w:iCs w:val="false"/>
+          <w:color w:val="4D4F53"/>
+          <w:sz w:val="17"/>
+          <w:szCs w:val="17"/>
+        </w:rPr>
+        <w:t xml:space="preserve">     * @param {string} parentId - sys_id of the container remediation task</w:t>
+      </w:r>
+    </w:p>
+    <w:p>
+      <w:pPr>
+        <w:shd w:fill="F2F3F4" w:val="clear"/>
+        <w:spacing w:after="0" w:before="0" w:line="220"/>
+        <w:ind w:left="180" w:right="180"/>
+      </w:pPr>
+      <w:r>
+        <w:rPr>
+          <w:rFonts w:ascii="Courier New" w:cs="Courier New" w:eastAsia="Courier New" w:hAnsi="Courier New"/>
+          <w:b w:val="false"/>
+          <w:bCs w:val="false"/>
+          <w:i w:val="false"/>
+          <w:iCs w:val="false"/>
+          <w:color w:val="4D4F53"/>
+          <w:sz w:val="17"/>
+          <w:szCs w:val="17"/>
+        </w:rPr>
+        <w:t xml:space="preserve">     * @returns {string} sys_id of the change request</w:t>
+      </w:r>
+    </w:p>
+    <w:p>
+      <w:pPr>
+        <w:shd w:fill="F2F3F4" w:val="clear"/>
+        <w:spacing w:after="0" w:before="0" w:line="220"/>
+        <w:ind w:left="180" w:right="180"/>
+      </w:pPr>
+      <w:r>
+        <w:rPr>
+          <w:rFonts w:ascii="Courier New" w:cs="Courier New" w:eastAsia="Courier New" w:hAnsi="Courier New"/>
+          <w:b w:val="false"/>
+          <w:bCs w:val="false"/>
+          <w:i w:val="false"/>
+          <w:iCs w:val="false"/>
+          <w:color w:val="4D4F53"/>
+          <w:sz w:val="17"/>
+          <w:szCs w:val="17"/>
+        </w:rPr>
+        <w:t xml:space="preserve">     */</w:t>
+      </w:r>
+    </w:p>
+    <w:p>
+      <w:pPr>
+        <w:shd w:fill="F2F3F4" w:val="clear"/>
+        <w:spacing w:after="0" w:before="0" w:line="220"/>
+        <w:ind w:left="180" w:right="180"/>
+      </w:pPr>
+      <w:r>
+        <w:rPr>
+          <w:rFonts w:ascii="Courier New" w:cs="Courier New" w:eastAsia="Courier New" w:hAnsi="Courier New"/>
+          <w:b w:val="false"/>
+          <w:bCs w:val="false"/>
+          <w:i w:val="false"/>
+          <w:iCs w:val="false"/>
+          <w:color w:val="4D4F53"/>
+          <w:sz w:val="17"/>
+          <w:szCs w:val="17"/>
+        </w:rPr>
+        <w:t xml:space="preserve">    createNewChangeRequest: function(actionCreate, parentId) {</w:t>
+      </w:r>
+    </w:p>
+    <w:p>
+      <w:pPr>
+        <w:shd w:fill="F2F3F4" w:val="clear"/>
+        <w:spacing w:after="0" w:before="0" w:line="220"/>
+        <w:ind w:left="180" w:right="180"/>
+      </w:pPr>
+      <w:r>
+        <w:rPr>
+          <w:rFonts w:ascii="Courier New" w:cs="Courier New" w:eastAsia="Courier New" w:hAnsi="Courier New"/>
+          <w:b w:val="false"/>
+          <w:bCs w:val="false"/>
+          <w:i w:val="false"/>
+          <w:iCs w:val="false"/>
+          <w:color w:val="4D4F53"/>
+          <w:sz w:val="17"/>
+          <w:szCs w:val="17"/>
+        </w:rPr>
+        <w:t xml:space="preserve">        if (actionCreate.getValue('change_request_type') != this.EXPEDITED)</w:t>
+      </w:r>
+    </w:p>
+    <w:p>
+      <w:pPr>
+        <w:shd w:fill="F2F3F4" w:val="clear"/>
+        <w:spacing w:after="0" w:before="0" w:line="220"/>
+        <w:ind w:left="180" w:right="180"/>
+      </w:pPr>
+      <w:r>
+        <w:rPr>
+          <w:rFonts w:ascii="Courier New" w:cs="Courier New" w:eastAsia="Courier New" w:hAnsi="Courier New"/>
+          <w:b w:val="false"/>
+          <w:bCs w:val="false"/>
+          <w:i w:val="false"/>
+          <w:iCs w:val="false"/>
+          <w:color w:val="4D4F53"/>
+          <w:sz w:val="17"/>
+          <w:szCs w:val="17"/>
+        </w:rPr>
+        <w:t xml:space="preserve">            return sn_vul_container.ChangeMgmtBase.prototype.createNewChangeRequest.call(this, actionCreate, parentId);</w:t>
+      </w:r>
+    </w:p>
+    <w:p>
+      <w:pPr>
+        <w:shd w:fill="F2F3F4" w:val="clear"/>
+        <w:spacing w:after="0" w:before="0" w:line="220"/>
+        <w:ind w:left="180" w:right="180"/>
+      </w:pPr>
+      <w:r>
+        <w:rPr>
+          <w:rFonts w:ascii="Courier New" w:cs="Courier New" w:eastAsia="Courier New" w:hAnsi="Courier New"/>
+          <w:b w:val="false"/>
+          <w:bCs w:val="false"/>
+          <w:i w:val="false"/>
+          <w:iCs w:val="false"/>
+          <w:color w:val="4D4F53"/>
+          <w:sz w:val="17"/>
+          <w:szCs w:val="17"/>
+        </w:rPr>
+        <w:t xml:space="preserve"> </w:t>
+      </w:r>
+    </w:p>
+    <w:p>
+      <w:pPr>
+        <w:shd w:fill="F2F3F4" w:val="clear"/>
+        <w:spacing w:after="0" w:before="0" w:line="220"/>
+        <w:ind w:left="180" w:right="180"/>
+      </w:pPr>
+      <w:r>
+        <w:rPr>
+          <w:rFonts w:ascii="Courier New" w:cs="Courier New" w:eastAsia="Courier New" w:hAnsi="Courier New"/>
+          <w:b w:val="false"/>
+          <w:bCs w:val="false"/>
+          <w:i w:val="false"/>
+          <w:iCs w:val="false"/>
+          <w:color w:val="4D4F53"/>
+          <w:sz w:val="17"/>
+          <w:szCs w:val="17"/>
+        </w:rPr>
+        <w:t xml:space="preserve">        var change = global.ChangeRequest.newChange(new sn_vul.ChangeMgmt().getExpeditedChangeModel()).getGlideRecord();</w:t>
+      </w:r>
+    </w:p>
+    <w:p>
+      <w:pPr>
+        <w:shd w:fill="F2F3F4" w:val="clear"/>
+        <w:spacing w:after="0" w:before="0" w:line="220"/>
+        <w:ind w:left="180" w:right="180"/>
+      </w:pPr>
+      <w:r>
+        <w:rPr>
+          <w:rFonts w:ascii="Courier New" w:cs="Courier New" w:eastAsia="Courier New" w:hAnsi="Courier New"/>
+          <w:b w:val="false"/>
+          <w:bCs w:val="false"/>
+          <w:i w:val="false"/>
+          <w:iCs w:val="false"/>
+          <w:color w:val="4D4F53"/>
+          <w:sz w:val="17"/>
+          <w:szCs w:val="17"/>
+        </w:rPr>
+        <w:t xml:space="preserve">        change.setValue('parent', parentId);</w:t>
+      </w:r>
+    </w:p>
+    <w:p>
+      <w:pPr>
+        <w:shd w:fill="F2F3F4" w:val="clear"/>
+        <w:spacing w:after="0" w:before="0" w:line="220"/>
+        <w:ind w:left="180" w:right="180"/>
+      </w:pPr>
+      <w:r>
+        <w:rPr>
+          <w:rFonts w:ascii="Courier New" w:cs="Courier New" w:eastAsia="Courier New" w:hAnsi="Courier New"/>
+          <w:b w:val="false"/>
+          <w:bCs w:val="false"/>
+          <w:i w:val="false"/>
+          <w:iCs w:val="false"/>
+          <w:color w:val="4D4F53"/>
+          <w:sz w:val="17"/>
+          <w:szCs w:val="17"/>
+        </w:rPr>
+        <w:t xml:space="preserve">        change.setValue('implementation_plan', actionCreate.implementation_plan);</w:t>
+      </w:r>
+    </w:p>
+    <w:p>
+      <w:pPr>
+        <w:shd w:fill="F2F3F4" w:val="clear"/>
+        <w:spacing w:after="0" w:before="0" w:line="220"/>
+        <w:ind w:left="180" w:right="180"/>
+      </w:pPr>
+      <w:r>
+        <w:rPr>
+          <w:rFonts w:ascii="Courier New" w:cs="Courier New" w:eastAsia="Courier New" w:hAnsi="Courier New"/>
+          <w:b w:val="false"/>
+          <w:bCs w:val="false"/>
+          <w:i w:val="false"/>
+          <w:iCs w:val="false"/>
+          <w:color w:val="4D4F53"/>
+          <w:sz w:val="17"/>
+          <w:szCs w:val="17"/>
+        </w:rPr>
+        <w:t xml:space="preserve">        change.setValue('description', actionCreate.description);</w:t>
+      </w:r>
+    </w:p>
+    <w:p>
+      <w:pPr>
+        <w:shd w:fill="F2F3F4" w:val="clear"/>
+        <w:spacing w:after="0" w:before="0" w:line="220"/>
+        <w:ind w:left="180" w:right="180"/>
+      </w:pPr>
+      <w:r>
+        <w:rPr>
+          <w:rFonts w:ascii="Courier New" w:cs="Courier New" w:eastAsia="Courier New" w:hAnsi="Courier New"/>
+          <w:b w:val="false"/>
+          <w:bCs w:val="false"/>
+          <w:i w:val="false"/>
+          <w:iCs w:val="false"/>
+          <w:color w:val="4D4F53"/>
+          <w:sz w:val="17"/>
+          <w:szCs w:val="17"/>
+        </w:rPr>
+        <w:t xml:space="preserve">        change.setValue('short_description', actionCreate.short_description);</w:t>
+      </w:r>
+    </w:p>
+    <w:p>
+      <w:pPr>
+        <w:shd w:fill="F2F3F4" w:val="clear"/>
+        <w:spacing w:after="0" w:before="0" w:line="220"/>
+        <w:ind w:left="180" w:right="180"/>
+      </w:pPr>
+      <w:r>
+        <w:rPr>
+          <w:rFonts w:ascii="Courier New" w:cs="Courier New" w:eastAsia="Courier New" w:hAnsi="Courier New"/>
+          <w:b w:val="false"/>
+          <w:bCs w:val="false"/>
+          <w:i w:val="false"/>
+          <w:iCs w:val="false"/>
+          <w:color w:val="4D4F53"/>
+          <w:sz w:val="17"/>
+          <w:szCs w:val="17"/>
+        </w:rPr>
+        <w:t xml:space="preserve">        change.setValue('assigned_to', actionCreate.assigned_to);</w:t>
+      </w:r>
+    </w:p>
+    <w:p>
+      <w:pPr>
+        <w:shd w:fill="F2F3F4" w:val="clear"/>
+        <w:spacing w:after="0" w:before="0" w:line="220"/>
+        <w:ind w:left="180" w:right="180"/>
+      </w:pPr>
+      <w:r>
+        <w:rPr>
+          <w:rFonts w:ascii="Courier New" w:cs="Courier New" w:eastAsia="Courier New" w:hAnsi="Courier New"/>
+          <w:b w:val="false"/>
+          <w:bCs w:val="false"/>
+          <w:i w:val="false"/>
+          <w:iCs w:val="false"/>
+          <w:color w:val="4D4F53"/>
+          <w:sz w:val="17"/>
+          <w:szCs w:val="17"/>
+        </w:rPr>
+        <w:t xml:space="preserve">        change.setValue('assignment_group', actionCreate.assignment_group);</w:t>
+      </w:r>
+    </w:p>
+    <w:p>
+      <w:pPr>
+        <w:shd w:fill="F2F3F4" w:val="clear"/>
+        <w:spacing w:after="0" w:before="0" w:line="220"/>
+        <w:ind w:left="180" w:right="180"/>
+      </w:pPr>
+      <w:r>
+        <w:rPr>
+          <w:rFonts w:ascii="Courier New" w:cs="Courier New" w:eastAsia="Courier New" w:hAnsi="Courier New"/>
+          <w:b w:val="false"/>
+          <w:bCs w:val="false"/>
+          <w:i w:val="false"/>
+          <w:iCs w:val="false"/>
+          <w:color w:val="4D4F53"/>
+          <w:sz w:val="17"/>
+          <w:szCs w:val="17"/>
+        </w:rPr>
+        <w:t xml:space="preserve">        change.setValue('end_date', actionCreate.end_date);</w:t>
+      </w:r>
+    </w:p>
+    <w:p>
+      <w:pPr>
+        <w:shd w:fill="F2F3F4" w:val="clear"/>
+        <w:spacing w:after="0" w:before="0" w:line="220"/>
+        <w:ind w:left="180" w:right="180"/>
+      </w:pPr>
+      <w:r>
+        <w:rPr>
+          <w:rFonts w:ascii="Courier New" w:cs="Courier New" w:eastAsia="Courier New" w:hAnsi="Courier New"/>
+          <w:b w:val="false"/>
+          <w:bCs w:val="false"/>
+          <w:i w:val="false"/>
+          <w:iCs w:val="false"/>
+          <w:color w:val="4D4F53"/>
+          <w:sz w:val="17"/>
+          <w:szCs w:val="17"/>
+        </w:rPr>
+        <w:t xml:space="preserve">        change.setValue('priority', actionCreate.priority);</w:t>
+      </w:r>
+    </w:p>
+    <w:p>
+      <w:pPr>
+        <w:shd w:fill="F2F3F4" w:val="clear"/>
+        <w:spacing w:after="0" w:before="0" w:line="220"/>
+        <w:ind w:left="180" w:right="180"/>
+      </w:pPr>
+      <w:r>
+        <w:rPr>
+          <w:rFonts w:ascii="Courier New" w:cs="Courier New" w:eastAsia="Courier New" w:hAnsi="Courier New"/>
+          <w:b w:val="false"/>
+          <w:bCs w:val="false"/>
+          <w:i w:val="false"/>
+          <w:iCs w:val="false"/>
+          <w:color w:val="4D4F53"/>
+          <w:sz w:val="17"/>
+          <w:szCs w:val="17"/>
+        </w:rPr>
+        <w:t xml:space="preserve">        change.setValue('justification', actionCreate.justification);</w:t>
+      </w:r>
+    </w:p>
+    <w:p>
+      <w:pPr>
+        <w:shd w:fill="F2F3F4" w:val="clear"/>
+        <w:spacing w:after="0" w:before="0" w:line="220"/>
+        <w:ind w:left="180" w:right="180"/>
+      </w:pPr>
+      <w:r>
+        <w:rPr>
+          <w:rFonts w:ascii="Courier New" w:cs="Courier New" w:eastAsia="Courier New" w:hAnsi="Courier New"/>
+          <w:b w:val="false"/>
+          <w:bCs w:val="false"/>
+          <w:i w:val="false"/>
+          <w:iCs w:val="false"/>
+          <w:color w:val="4D4F53"/>
+          <w:sz w:val="17"/>
+          <w:szCs w:val="17"/>
+        </w:rPr>
+        <w:t xml:space="preserve">        return change.insert();</w:t>
+      </w:r>
+    </w:p>
+    <w:p>
+      <w:pPr>
+        <w:shd w:fill="F2F3F4" w:val="clear"/>
+        <w:spacing w:after="0" w:before="0" w:line="220"/>
+        <w:ind w:left="180" w:right="180"/>
+      </w:pPr>
+      <w:r>
+        <w:rPr>
+          <w:rFonts w:ascii="Courier New" w:cs="Courier New" w:eastAsia="Courier New" w:hAnsi="Courier New"/>
+          <w:b w:val="false"/>
+          <w:bCs w:val="false"/>
+          <w:i w:val="false"/>
+          <w:iCs w:val="false"/>
+          <w:color w:val="4D4F53"/>
+          <w:sz w:val="17"/>
+          <w:szCs w:val="17"/>
+        </w:rPr>
+        <w:t xml:space="preserve">    },</w:t>
+      </w:r>
+    </w:p>
+    <w:p>
+      <w:pPr>
+        <w:shd w:fill="F2F3F4" w:val="clear"/>
+        <w:spacing w:after="0" w:before="0" w:line="220"/>
+        <w:ind w:left="180" w:right="180"/>
+      </w:pPr>
+      <w:r>
+        <w:rPr>
+          <w:rFonts w:ascii="Courier New" w:cs="Courier New" w:eastAsia="Courier New" w:hAnsi="Courier New"/>
+          <w:b w:val="false"/>
+          <w:bCs w:val="false"/>
+          <w:i w:val="false"/>
+          <w:iCs w:val="false"/>
+          <w:color w:val="4D4F53"/>
+          <w:sz w:val="17"/>
+          <w:szCs w:val="17"/>
+        </w:rPr>
+        <w:t xml:space="preserve"> </w:t>
+      </w:r>
+    </w:p>
+    <w:p>
+      <w:pPr>
+        <w:shd w:fill="F2F3F4" w:val="clear"/>
+        <w:spacing w:after="0" w:before="0" w:line="220"/>
+        <w:ind w:left="180" w:right="180"/>
+      </w:pPr>
+      <w:r>
+        <w:rPr>
+          <w:rFonts w:ascii="Courier New" w:cs="Courier New" w:eastAsia="Courier New" w:hAnsi="Courier New"/>
+          <w:b w:val="false"/>
+          <w:bCs w:val="false"/>
+          <w:i w:val="false"/>
+          <w:iCs w:val="false"/>
+          <w:color w:val="4D4F53"/>
+          <w:sz w:val="17"/>
+          <w:szCs w:val="17"/>
+        </w:rPr>
+        <w:t xml:space="preserve">    type: 'ChangeMgmt'</w:t>
+      </w:r>
+    </w:p>
+    <w:p>
+      <w:pPr>
+        <w:shd w:fill="F2F3F4" w:val="clear"/>
+        <w:spacing w:after="140" w:before="0" w:line="220"/>
+        <w:ind w:left="180" w:right="180"/>
+      </w:pPr>
+      <w:r>
+        <w:rPr>
+          <w:rFonts w:ascii="Courier New" w:cs="Courier New" w:eastAsia="Courier New" w:hAnsi="Courier New"/>
+          <w:b w:val="false"/>
+          <w:bCs w:val="false"/>
+          <w:i w:val="false"/>
+          <w:iCs w:val="false"/>
+          <w:color w:val="4D4F53"/>
+          <w:sz w:val="17"/>
+          <w:szCs w:val="17"/>
+        </w:rPr>
+        <w:t xml:space="preserve">});</w:t>
+      </w:r>
+    </w:p>
+    <w:p>
+      <w:pPr>
+        <w:pStyle w:val="Heading1"/>
+        <w:keepNext/>
+        <w:spacing w:after="140" w:before="360"/>
+      </w:pPr>
+      <w:r>
+        <w:rPr>
+          <w:rFonts w:ascii="Arial" w:cs="Arial" w:eastAsia="Arial" w:hAnsi="Arial"/>
+          <w:b/>
+          <w:bCs/>
+          <w:i w:val="false"/>
+          <w:iCs w:val="false"/>
+          <w:color w:val="012169"/>
+          <w:sz w:val="30"/>
+          <w:szCs w:val="30"/>
+        </w:rPr>
+        <w:t xml:space="preserve">6. ChangeMgmt: Configuration Compliance</w:t>
+      </w:r>
+    </w:p>
+    <w:p>
+      <w:pPr>
+        <w:keepNext w:val="false"/>
+        <w:spacing w:after="120" w:before="0" w:line="260"/>
+      </w:pPr>
+      <w:r>
+        <w:rPr>
+          <w:rFonts w:ascii="Arial" w:cs="Arial" w:eastAsia="Arial" w:hAnsi="Arial"/>
+          <w:b w:val="false"/>
+          <w:bCs w:val="false"/>
+          <w:i w:val="false"/>
+          <w:iCs w:val="false"/>
+          <w:color w:val="4D4F53"/>
+          <w:sz w:val="20"/>
+          <w:szCs w:val="20"/>
+        </w:rPr>
+        <w:t xml:space="preserve">Used by Configuration Compliance remediation tasks: </w:t>
+      </w:r>
+      <w:hyperlink w:history="1" r:id="rIdlj7qdcltyvuekz9wop9h3">
+        <w:r>
+          <w:rPr>
+            <w:rFonts w:ascii="Arial" w:cs="Arial" w:eastAsia="Arial" w:hAnsi="Arial"/>
+            <w:color w:val="1155CC"/>
+            <w:sz w:val="18"/>
+            <w:szCs w:val="18"/>
+            <w:u w:val="single"/>
+          </w:rPr>
+          <w:t xml:space="preserve">ChangeMgmt</w:t>
+        </w:r>
+      </w:hyperlink>
+      <w:r>
+        <w:rPr>
+          <w:rFonts w:ascii="Arial" w:cs="Arial" w:eastAsia="Arial" w:hAnsi="Arial"/>
+          <w:b w:val="false"/>
+          <w:bCs w:val="false"/>
+          <w:i w:val="false"/>
+          <w:iCs w:val="false"/>
+          <w:color w:val="4D4F53"/>
+          <w:sz w:val="20"/>
+          <w:szCs w:val="20"/>
+        </w:rPr>
+        <w:t xml:space="preserve"> (API name </w:t>
+      </w:r>
+      <w:r>
+        <w:rPr>
+          <w:rFonts w:ascii="Courier New" w:cs="Courier New" w:eastAsia="Courier New" w:hAnsi="Courier New"/>
+          <w:b w:val="false"/>
+          <w:bCs w:val="false"/>
+          <w:i w:val="false"/>
+          <w:iCs w:val="false"/>
+          <w:color w:val="4D4F53"/>
+          <w:sz w:val="18"/>
+          <w:szCs w:val="18"/>
+        </w:rPr>
+        <w:t xml:space="preserve">sn_vulc.ChangeMgmt</w:t>
+      </w:r>
+      <w:r>
+        <w:rPr>
+          <w:rFonts w:ascii="Arial" w:cs="Arial" w:eastAsia="Arial" w:hAnsi="Arial"/>
+          <w:b w:val="false"/>
+          <w:bCs w:val="false"/>
+          <w:i w:val="false"/>
+          <w:iCs w:val="false"/>
+          <w:color w:val="4D4F53"/>
+          <w:sz w:val="20"/>
+          <w:szCs w:val="20"/>
+        </w:rPr>
+        <w:t xml:space="preserve">). This one is the full out-of-box code with no extension, so it is edited in place: two edits, each replacing the first line(s) of a function.</w:t>
+      </w:r>
+    </w:p>
+    <w:p>
+      <w:pPr>
+        <w:pStyle w:val="ListParagraph"/>
+        <w:numPr>
+          <w:ilvl w:val="0"/>
+          <w:numId w:val="7"/>
+        </w:numPr>
+        <w:spacing w:after="100" w:line="260"/>
+      </w:pPr>
+      <w:r>
+        <w:rPr>
+          <w:rFonts w:ascii="Arial" w:cs="Arial" w:eastAsia="Arial" w:hAnsi="Arial"/>
+          <w:b w:val="false"/>
+          <w:bCs w:val="false"/>
+          <w:i w:val="false"/>
+          <w:iCs w:val="false"/>
+          <w:color w:val="4D4F53"/>
+          <w:sz w:val="20"/>
+          <w:szCs w:val="20"/>
+        </w:rPr>
+        <w:t xml:space="preserve">Application picker </w:t>
+      </w:r>
+      <w:r>
+        <w:rPr>
+          <w:rFonts w:ascii="Arial" w:cs="Arial" w:eastAsia="Arial" w:hAnsi="Arial"/>
+          <w:b/>
+          <w:bCs/>
+          <w:i w:val="false"/>
+          <w:iCs w:val="false"/>
+          <w:color w:val="4D4F53"/>
+          <w:sz w:val="20"/>
+          <w:szCs w:val="20"/>
+        </w:rPr>
+        <w:t xml:space="preserve">Configuration Compliance</w:t>
+      </w:r>
+      <w:r>
+        <w:rPr>
+          <w:rFonts w:ascii="Arial" w:cs="Arial" w:eastAsia="Arial" w:hAnsi="Arial"/>
+          <w:b w:val="false"/>
+          <w:bCs w:val="false"/>
+          <w:i w:val="false"/>
+          <w:iCs w:val="false"/>
+          <w:color w:val="4D4F53"/>
+          <w:sz w:val="20"/>
+          <w:szCs w:val="20"/>
+        </w:rPr>
+        <w:t xml:space="preserve">, update set </w:t>
+      </w:r>
+      <w:r>
+        <w:rPr>
+          <w:rFonts w:ascii="Courier New" w:cs="Courier New" w:eastAsia="Courier New" w:hAnsi="Courier New"/>
+          <w:b w:val="false"/>
+          <w:bCs w:val="false"/>
+          <w:i w:val="false"/>
+          <w:iCs w:val="false"/>
+          <w:color w:val="4D4F53"/>
+          <w:sz w:val="18"/>
+          <w:szCs w:val="18"/>
+        </w:rPr>
+        <w:t xml:space="preserve">SNOWUSEMTP_MS_VR Workspace Expedited Change - Configuration Compliance_V1.0</w:t>
+      </w:r>
+      <w:r>
+        <w:rPr>
+          <w:rFonts w:ascii="Arial" w:cs="Arial" w:eastAsia="Arial" w:hAnsi="Arial"/>
+          <w:b w:val="false"/>
+          <w:bCs w:val="false"/>
+          <w:i w:val="false"/>
+          <w:iCs w:val="false"/>
+          <w:color w:val="4D4F53"/>
+          <w:sz w:val="20"/>
+          <w:szCs w:val="20"/>
+        </w:rPr>
+        <w:t xml:space="preserve">.</w:t>
+      </w:r>
+    </w:p>
+    <w:p>
+      <w:pPr>
+        <w:pStyle w:val="ListParagraph"/>
+        <w:numPr>
+          <w:ilvl w:val="0"/>
+          <w:numId w:val="7"/>
+        </w:numPr>
+        <w:spacing w:after="100" w:line="260"/>
+      </w:pPr>
+      <w:r>
+        <w:rPr>
+          <w:rFonts w:ascii="Arial" w:cs="Arial" w:eastAsia="Arial" w:hAnsi="Arial"/>
+          <w:b w:val="false"/>
+          <w:bCs w:val="false"/>
+          <w:i w:val="false"/>
+          <w:iCs w:val="false"/>
+          <w:color w:val="4D4F53"/>
+          <w:sz w:val="20"/>
+          <w:szCs w:val="20"/>
+        </w:rPr>
+        <w:t xml:space="preserve">Open </w:t>
+      </w:r>
+      <w:hyperlink w:history="1" r:id="rIdr-okbodiapn2yuushgjod">
+        <w:r>
+          <w:rPr>
+            <w:rFonts w:ascii="Arial" w:cs="Arial" w:eastAsia="Arial" w:hAnsi="Arial"/>
+            <w:color w:val="1155CC"/>
+            <w:sz w:val="18"/>
+            <w:szCs w:val="18"/>
+            <w:u w:val="single"/>
+          </w:rPr>
+          <w:t xml:space="preserve">ChangeMgmt</w:t>
+        </w:r>
+      </w:hyperlink>
+      <w:r>
+        <w:rPr>
+          <w:rFonts w:ascii="Arial" w:cs="Arial" w:eastAsia="Arial" w:hAnsi="Arial"/>
+          <w:b w:val="false"/>
+          <w:bCs w:val="false"/>
+          <w:i w:val="false"/>
+          <w:iCs w:val="false"/>
+          <w:color w:val="4D4F53"/>
+          <w:sz w:val="20"/>
+          <w:szCs w:val="20"/>
+        </w:rPr>
+        <w:t xml:space="preserve"> and make the two edits below. Each "find" text occurs once in the script.</w:t>
+      </w:r>
+    </w:p>
+    <w:p>
+      <w:pPr>
+        <w:pStyle w:val="ListParagraph"/>
+        <w:numPr>
+          <w:ilvl w:val="0"/>
+          <w:numId w:val="7"/>
+        </w:numPr>
+        <w:spacing w:after="100" w:line="260"/>
+      </w:pPr>
+      <w:r>
+        <w:rPr>
+          <w:rFonts w:ascii="Arial" w:cs="Arial" w:eastAsia="Arial" w:hAnsi="Arial"/>
+          <w:b w:val="false"/>
+          <w:bCs w:val="false"/>
+          <w:i w:val="false"/>
+          <w:iCs w:val="false"/>
+          <w:color w:val="4D4F53"/>
+          <w:sz w:val="20"/>
+          <w:szCs w:val="20"/>
+        </w:rPr>
+        <w:t xml:space="preserve">Click </w:t>
+      </w:r>
+      <w:r>
+        <w:rPr>
+          <w:rFonts w:ascii="Arial" w:cs="Arial" w:eastAsia="Arial" w:hAnsi="Arial"/>
+          <w:b/>
+          <w:bCs/>
+          <w:i w:val="false"/>
+          <w:iCs w:val="false"/>
+          <w:color w:val="4D4F53"/>
+          <w:sz w:val="20"/>
+          <w:szCs w:val="20"/>
+        </w:rPr>
+        <w:t xml:space="preserve">Update</w:t>
+      </w:r>
+      <w:r>
+        <w:rPr>
+          <w:rFonts w:ascii="Arial" w:cs="Arial" w:eastAsia="Arial" w:hAnsi="Arial"/>
+          <w:b w:val="false"/>
+          <w:bCs w:val="false"/>
+          <w:i w:val="false"/>
+          <w:iCs w:val="false"/>
+          <w:color w:val="4D4F53"/>
+          <w:sz w:val="20"/>
+          <w:szCs w:val="20"/>
+        </w:rPr>
+        <w:t xml:space="preserve">.</w:t>
+      </w:r>
+    </w:p>
+    <w:p>
+      <w:pPr>
+        <w:pStyle w:val="Heading2"/>
+        <w:keepNext/>
+        <w:spacing w:after="100" w:before="240"/>
+      </w:pPr>
+      <w:r>
+        <w:rPr>
+          <w:rFonts w:ascii="Arial" w:cs="Arial" w:eastAsia="Arial" w:hAnsi="Arial"/>
+          <w:b/>
+          <w:bCs/>
+          <w:i w:val="false"/>
+          <w:iCs w:val="false"/>
+          <w:color w:val="012169"/>
+          <w:sz w:val="23"/>
+          <w:szCs w:val="23"/>
+        </w:rPr>
+        <w:t xml:space="preserve">Edit 1: actionCreateChange</w:t>
+      </w:r>
+    </w:p>
+    <w:p>
+      <w:pPr>
+        <w:keepNext w:val="false"/>
+        <w:spacing w:after="120" w:before="0" w:line="260"/>
+      </w:pPr>
+      <w:r>
+        <w:rPr>
+          <w:rFonts w:ascii="Arial" w:cs="Arial" w:eastAsia="Arial" w:hAnsi="Arial"/>
+          <w:b w:val="false"/>
+          <w:bCs w:val="false"/>
+          <w:i w:val="false"/>
+          <w:iCs w:val="false"/>
+          <w:color w:val="4D4F53"/>
+          <w:sz w:val="20"/>
+          <w:szCs w:val="20"/>
+        </w:rPr>
+        <w:t xml:space="preserve">Find the first line of the function:</w:t>
+      </w:r>
+    </w:p>
+    <w:p>
+      <w:pPr>
+        <w:shd w:fill="F2F3F4" w:val="clear"/>
+        <w:spacing w:after="140" w:before="60" w:line="220"/>
+        <w:ind w:left="180" w:right="180"/>
+      </w:pPr>
+      <w:r>
+        <w:rPr>
+          <w:rFonts w:ascii="Courier New" w:cs="Courier New" w:eastAsia="Courier New" w:hAnsi="Courier New"/>
+          <w:b w:val="false"/>
+          <w:bCs w:val="false"/>
+          <w:i w:val="false"/>
+          <w:iCs w:val="false"/>
+          <w:color w:val="4D4F53"/>
+          <w:sz w:val="17"/>
+          <w:szCs w:val="17"/>
+        </w:rPr>
+        <w:t xml:space="preserve">    actionCreateChange: function(actionCreate) {</w:t>
+      </w:r>
+    </w:p>
+    <w:p>
+      <w:pPr>
+        <w:keepNext w:val="false"/>
+        <w:spacing w:after="120" w:before="0" w:line="260"/>
+      </w:pPr>
+      <w:r>
+        <w:rPr>
+          <w:rFonts w:ascii="Arial" w:cs="Arial" w:eastAsia="Arial" w:hAnsi="Arial"/>
+          <w:b w:val="false"/>
+          <w:bCs w:val="false"/>
+          <w:i w:val="false"/>
+          <w:iCs w:val="false"/>
+          <w:color w:val="4D4F53"/>
+          <w:sz w:val="20"/>
+          <w:szCs w:val="20"/>
+        </w:rPr>
+        <w:t xml:space="preserve">Replace it with (the same line, then the check for the Expedited model):</w:t>
+      </w:r>
+    </w:p>
+    <w:p>
+      <w:pPr>
+        <w:shd w:fill="F2F3F4" w:val="clear"/>
+        <w:spacing w:after="0" w:before="60" w:line="220"/>
+        <w:ind w:left="180" w:right="180"/>
+      </w:pPr>
+      <w:r>
+        <w:rPr>
+          <w:rFonts w:ascii="Courier New" w:cs="Courier New" w:eastAsia="Courier New" w:hAnsi="Courier New"/>
+          <w:b w:val="false"/>
+          <w:bCs w:val="false"/>
+          <w:i w:val="false"/>
+          <w:iCs w:val="false"/>
+          <w:color w:val="4D4F53"/>
+          <w:sz w:val="17"/>
+          <w:szCs w:val="17"/>
+        </w:rPr>
+        <w:t xml:space="preserve">    actionCreateChange: function(actionCreate) {</w:t>
+      </w:r>
+    </w:p>
+    <w:p>
+      <w:pPr>
+        <w:shd w:fill="F2F3F4" w:val="clear"/>
+        <w:spacing w:after="0" w:before="0" w:line="220"/>
+        <w:ind w:left="180" w:right="180"/>
+      </w:pPr>
+      <w:r>
+        <w:rPr>
+          <w:rFonts w:ascii="Courier New" w:cs="Courier New" w:eastAsia="Courier New" w:hAnsi="Courier New"/>
+          <w:b w:val="false"/>
+          <w:bCs w:val="false"/>
+          <w:i w:val="false"/>
+          <w:iCs w:val="false"/>
+          <w:color w:val="4D4F53"/>
+          <w:sz w:val="17"/>
+          <w:szCs w:val="17"/>
+        </w:rPr>
+        <w:t xml:space="preserve">        if (actionCreate.getValue("change_request_type") === "expedited" &amp;&amp; !new sn_vul.ChangeMgmt().getExpeditedChangeModel()) {</w:t>
+      </w:r>
+    </w:p>
+    <w:p>
+      <w:pPr>
+        <w:shd w:fill="F2F3F4" w:val="clear"/>
+        <w:spacing w:after="0" w:before="0" w:line="220"/>
+        <w:ind w:left="180" w:right="180"/>
+      </w:pPr>
+      <w:r>
+        <w:rPr>
+          <w:rFonts w:ascii="Courier New" w:cs="Courier New" w:eastAsia="Courier New" w:hAnsi="Courier New"/>
+          <w:b w:val="false"/>
+          <w:bCs w:val="false"/>
+          <w:i w:val="false"/>
+          <w:iCs w:val="false"/>
+          <w:color w:val="4D4F53"/>
+          <w:sz w:val="17"/>
+          <w:szCs w:val="17"/>
+        </w:rPr>
+        <w:t xml:space="preserve">            gs.error("ChangeMgmt: change creation failed for sn_vulc_action_create_cr " + actionCreate.getUniqueValue() + " - no active change model presets type expedited");</w:t>
+      </w:r>
+    </w:p>
+    <w:p>
+      <w:pPr>
+        <w:shd w:fill="F2F3F4" w:val="clear"/>
+        <w:spacing w:after="0" w:before="0" w:line="220"/>
+        <w:ind w:left="180" w:right="180"/>
+      </w:pPr>
+      <w:r>
+        <w:rPr>
+          <w:rFonts w:ascii="Courier New" w:cs="Courier New" w:eastAsia="Courier New" w:hAnsi="Courier New"/>
+          <w:b w:val="false"/>
+          <w:bCs w:val="false"/>
+          <w:i w:val="false"/>
+          <w:iCs w:val="false"/>
+          <w:color w:val="4D4F53"/>
+          <w:sz w:val="17"/>
+          <w:szCs w:val="17"/>
+        </w:rPr>
+        <w:t xml:space="preserve">            actionCreate.error_message = gs.getMessage("No active change model presets the Expedited type.");</w:t>
+      </w:r>
+    </w:p>
+    <w:p>
+      <w:pPr>
+        <w:shd w:fill="F2F3F4" w:val="clear"/>
+        <w:spacing w:after="0" w:before="0" w:line="220"/>
+        <w:ind w:left="180" w:right="180"/>
+      </w:pPr>
+      <w:r>
+        <w:rPr>
+          <w:rFonts w:ascii="Courier New" w:cs="Courier New" w:eastAsia="Courier New" w:hAnsi="Courier New"/>
+          <w:b w:val="false"/>
+          <w:bCs w:val="false"/>
+          <w:i w:val="false"/>
+          <w:iCs w:val="false"/>
+          <w:color w:val="4D4F53"/>
+          <w:sz w:val="17"/>
+          <w:szCs w:val="17"/>
+        </w:rPr>
+        <w:t xml:space="preserve">            actionCreate.status = this.TRG_CR_STATUS.ERROR;</w:t>
+      </w:r>
+    </w:p>
+    <w:p>
+      <w:pPr>
+        <w:shd w:fill="F2F3F4" w:val="clear"/>
+        <w:spacing w:after="0" w:before="0" w:line="220"/>
+        <w:ind w:left="180" w:right="180"/>
+      </w:pPr>
+      <w:r>
+        <w:rPr>
+          <w:rFonts w:ascii="Courier New" w:cs="Courier New" w:eastAsia="Courier New" w:hAnsi="Courier New"/>
+          <w:b w:val="false"/>
+          <w:bCs w:val="false"/>
+          <w:i w:val="false"/>
+          <w:iCs w:val="false"/>
+          <w:color w:val="4D4F53"/>
+          <w:sz w:val="17"/>
+          <w:szCs w:val="17"/>
+        </w:rPr>
+        <w:t xml:space="preserve">            return null;</w:t>
+      </w:r>
+    </w:p>
+    <w:p>
+      <w:pPr>
+        <w:shd w:fill="F2F3F4" w:val="clear"/>
+        <w:spacing w:after="140" w:before="0" w:line="220"/>
+        <w:ind w:left="180" w:right="180"/>
+      </w:pPr>
+      <w:r>
+        <w:rPr>
+          <w:rFonts w:ascii="Courier New" w:cs="Courier New" w:eastAsia="Courier New" w:hAnsi="Courier New"/>
+          <w:b w:val="false"/>
+          <w:bCs w:val="false"/>
+          <w:i w:val="false"/>
+          <w:iCs w:val="false"/>
+          <w:color w:val="4D4F53"/>
+          <w:sz w:val="17"/>
+          <w:szCs w:val="17"/>
+        </w:rPr>
+        <w:t xml:space="preserve">        }</w:t>
+      </w:r>
+    </w:p>
+    <w:p>
+      <w:pPr>
+        <w:pStyle w:val="Heading2"/>
+        <w:keepNext/>
+        <w:spacing w:after="100" w:before="240"/>
+      </w:pPr>
+      <w:r>
+        <w:rPr>
+          <w:rFonts w:ascii="Arial" w:cs="Arial" w:eastAsia="Arial" w:hAnsi="Arial"/>
+          <w:b/>
+          <w:bCs/>
+          <w:i w:val="false"/>
+          <w:iCs w:val="false"/>
+          <w:color w:val="012169"/>
+          <w:sz w:val="23"/>
+          <w:szCs w:val="23"/>
+        </w:rPr>
+        <w:t xml:space="preserve">Edit 2: createNewChangeRequest</w:t>
+      </w:r>
+    </w:p>
+    <w:p>
+      <w:pPr>
+        <w:keepNext w:val="false"/>
+        <w:spacing w:after="120" w:before="0" w:line="260"/>
+      </w:pPr>
+      <w:r>
+        <w:rPr>
+          <w:rFonts w:ascii="Arial" w:cs="Arial" w:eastAsia="Arial" w:hAnsi="Arial"/>
+          <w:b w:val="false"/>
+          <w:bCs w:val="false"/>
+          <w:i w:val="false"/>
+          <w:iCs w:val="false"/>
+          <w:color w:val="4D4F53"/>
+          <w:sz w:val="20"/>
+          <w:szCs w:val="20"/>
+        </w:rPr>
+        <w:t xml:space="preserve">Find the first two lines of the function:</w:t>
+      </w:r>
+    </w:p>
+    <w:p>
+      <w:pPr>
+        <w:shd w:fill="F2F3F4" w:val="clear"/>
+        <w:spacing w:after="0" w:before="60" w:line="220"/>
+        <w:ind w:left="180" w:right="180"/>
+      </w:pPr>
+      <w:r>
+        <w:rPr>
+          <w:rFonts w:ascii="Courier New" w:cs="Courier New" w:eastAsia="Courier New" w:hAnsi="Courier New"/>
+          <w:b w:val="false"/>
+          <w:bCs w:val="false"/>
+          <w:i w:val="false"/>
+          <w:iCs w:val="false"/>
+          <w:color w:val="4D4F53"/>
+          <w:sz w:val="17"/>
+          <w:szCs w:val="17"/>
+        </w:rPr>
+        <w:t xml:space="preserve">    createNewChangeRequest: function(actionCreate, parentId) {</w:t>
+      </w:r>
+    </w:p>
+    <w:p>
+      <w:pPr>
+        <w:shd w:fill="F2F3F4" w:val="clear"/>
+        <w:spacing w:after="140" w:before="0" w:line="220"/>
+        <w:ind w:left="180" w:right="180"/>
+      </w:pPr>
+      <w:r>
+        <w:rPr>
+          <w:rFonts w:ascii="Courier New" w:cs="Courier New" w:eastAsia="Courier New" w:hAnsi="Courier New"/>
+          <w:b w:val="false"/>
+          <w:bCs w:val="false"/>
+          <w:i w:val="false"/>
+          <w:iCs w:val="false"/>
+          <w:color w:val="4D4F53"/>
+          <w:sz w:val="17"/>
+          <w:szCs w:val="17"/>
+        </w:rPr>
+        <w:t xml:space="preserve">        var change = new GlideRecordSecure("change_request");</w:t>
+      </w:r>
+    </w:p>
+    <w:p>
+      <w:pPr>
+        <w:keepNext w:val="false"/>
+        <w:spacing w:after="120" w:before="0" w:line="260"/>
+      </w:pPr>
+      <w:r>
+        <w:rPr>
+          <w:rFonts w:ascii="Arial" w:cs="Arial" w:eastAsia="Arial" w:hAnsi="Arial"/>
+          <w:b w:val="false"/>
+          <w:bCs w:val="false"/>
+          <w:i w:val="false"/>
+          <w:iCs w:val="false"/>
+          <w:color w:val="4D4F53"/>
+          <w:sz w:val="20"/>
+          <w:szCs w:val="20"/>
+        </w:rPr>
+        <w:t xml:space="preserve">Replace them with (Expedited is created from its model; every other type exactly as before):</w:t>
+      </w:r>
+    </w:p>
+    <w:p>
+      <w:pPr>
+        <w:shd w:fill="F2F3F4" w:val="clear"/>
+        <w:spacing w:after="0" w:before="60" w:line="220"/>
+        <w:ind w:left="180" w:right="180"/>
+      </w:pPr>
+      <w:r>
+        <w:rPr>
+          <w:rFonts w:ascii="Courier New" w:cs="Courier New" w:eastAsia="Courier New" w:hAnsi="Courier New"/>
+          <w:b w:val="false"/>
+          <w:bCs w:val="false"/>
+          <w:i w:val="false"/>
+          <w:iCs w:val="false"/>
+          <w:color w:val="4D4F53"/>
+          <w:sz w:val="17"/>
+          <w:szCs w:val="17"/>
+        </w:rPr>
+        <w:t xml:space="preserve">    createNewChangeRequest: function(actionCreate, parentId) {</w:t>
+      </w:r>
+    </w:p>
+    <w:p>
+      <w:pPr>
+        <w:shd w:fill="F2F3F4" w:val="clear"/>
+        <w:spacing w:after="0" w:before="0" w:line="220"/>
+        <w:ind w:left="180" w:right="180"/>
+      </w:pPr>
+      <w:r>
+        <w:rPr>
+          <w:rFonts w:ascii="Courier New" w:cs="Courier New" w:eastAsia="Courier New" w:hAnsi="Courier New"/>
+          <w:b w:val="false"/>
+          <w:bCs w:val="false"/>
+          <w:i w:val="false"/>
+          <w:iCs w:val="false"/>
+          <w:color w:val="4D4F53"/>
+          <w:sz w:val="17"/>
+          <w:szCs w:val="17"/>
+        </w:rPr>
+        <w:t xml:space="preserve">        var change = actionCreate.getValue("change_request_type") === "expedited" ?</w:t>
+      </w:r>
+    </w:p>
+    <w:p>
+      <w:pPr>
+        <w:shd w:fill="F2F3F4" w:val="clear"/>
+        <w:spacing w:after="0" w:before="0" w:line="220"/>
+        <w:ind w:left="180" w:right="180"/>
+      </w:pPr>
+      <w:r>
+        <w:rPr>
+          <w:rFonts w:ascii="Courier New" w:cs="Courier New" w:eastAsia="Courier New" w:hAnsi="Courier New"/>
+          <w:b w:val="false"/>
+          <w:bCs w:val="false"/>
+          <w:i w:val="false"/>
+          <w:iCs w:val="false"/>
+          <w:color w:val="4D4F53"/>
+          <w:sz w:val="17"/>
+          <w:szCs w:val="17"/>
+        </w:rPr>
+        <w:t xml:space="preserve">            global.ChangeRequest.newChange(new sn_vul.ChangeMgmt().getExpeditedChangeModel()).getGlideRecord() :</w:t>
+      </w:r>
+    </w:p>
+    <w:p>
+      <w:pPr>
+        <w:shd w:fill="F2F3F4" w:val="clear"/>
+        <w:spacing w:after="140" w:before="0" w:line="220"/>
+        <w:ind w:left="180" w:right="180"/>
+      </w:pPr>
+      <w:r>
+        <w:rPr>
+          <w:rFonts w:ascii="Courier New" w:cs="Courier New" w:eastAsia="Courier New" w:hAnsi="Courier New"/>
+          <w:b w:val="false"/>
+          <w:bCs w:val="false"/>
+          <w:i w:val="false"/>
+          <w:iCs w:val="false"/>
+          <w:color w:val="4D4F53"/>
+          <w:sz w:val="17"/>
+          <w:szCs w:val="17"/>
+        </w:rPr>
+        <w:t xml:space="preserve">            new GlideRecordSecure("change_request");</w:t>
+      </w:r>
+    </w:p>
+    <w:p>
+      <w:pPr>
+        <w:keepNext w:val="false"/>
+        <w:spacing w:after="120" w:before="0" w:line="260"/>
+      </w:pPr>
+      <w:r>
+        <w:rPr>
+          <w:rFonts w:ascii="Arial" w:cs="Arial" w:eastAsia="Arial" w:hAnsi="Arial"/>
+          <w:b w:val="false"/>
+          <w:bCs w:val="false"/>
+          <w:i w:val="false"/>
+          <w:iCs w:val="false"/>
+          <w:color w:val="4D4F53"/>
+          <w:sz w:val="20"/>
+          <w:szCs w:val="20"/>
+        </w:rPr>
+        <w:t xml:space="preserve">The rest of the function stays as it is: for Expedited it goes on to fill the fields and sets the type to expedited, which the model presets as well.</w:t>
+      </w:r>
+    </w:p>
+    <w:p>
+      <w:pPr>
+        <w:pStyle w:val="Heading1"/>
+        <w:keepNext/>
+        <w:spacing w:after="140" w:before="360"/>
+      </w:pPr>
+      <w:r>
+        <w:rPr>
+          <w:rFonts w:ascii="Arial" w:cs="Arial" w:eastAsia="Arial" w:hAnsi="Arial"/>
+          <w:b/>
+          <w:bCs/>
+          <w:i w:val="false"/>
+          <w:iCs w:val="false"/>
+          <w:color w:val="012169"/>
+          <w:sz w:val="30"/>
+          <w:szCs w:val="30"/>
+        </w:rPr>
+        <w:t xml:space="preserve">7. Type choice (Global)</w:t>
+      </w:r>
+    </w:p>
+    <w:p>
+      <w:pPr>
+        <w:pStyle w:val="ListParagraph"/>
+        <w:numPr>
+          <w:ilvl w:val="0"/>
+          <w:numId w:val="8"/>
+        </w:numPr>
+        <w:spacing w:after="100" w:line="260"/>
+      </w:pPr>
+      <w:r>
+        <w:rPr>
+          <w:rFonts w:ascii="Arial" w:cs="Arial" w:eastAsia="Arial" w:hAnsi="Arial"/>
+          <w:b w:val="false"/>
+          <w:bCs w:val="false"/>
+          <w:i w:val="false"/>
+          <w:iCs w:val="false"/>
+          <w:color w:val="4D4F53"/>
+          <w:sz w:val="20"/>
+          <w:szCs w:val="20"/>
+        </w:rPr>
+        <w:t xml:space="preserve">Application picker </w:t>
+      </w:r>
+      <w:r>
+        <w:rPr>
+          <w:rFonts w:ascii="Arial" w:cs="Arial" w:eastAsia="Arial" w:hAnsi="Arial"/>
+          <w:b/>
+          <w:bCs/>
+          <w:i w:val="false"/>
+          <w:iCs w:val="false"/>
+          <w:color w:val="4D4F53"/>
+          <w:sz w:val="20"/>
+          <w:szCs w:val="20"/>
+        </w:rPr>
+        <w:t xml:space="preserve">Global</w:t>
+      </w:r>
+      <w:r>
+        <w:rPr>
+          <w:rFonts w:ascii="Arial" w:cs="Arial" w:eastAsia="Arial" w:hAnsi="Arial"/>
+          <w:b w:val="false"/>
+          <w:bCs w:val="false"/>
+          <w:i w:val="false"/>
+          <w:iCs w:val="false"/>
+          <w:color w:val="4D4F53"/>
+          <w:sz w:val="20"/>
+          <w:szCs w:val="20"/>
+        </w:rPr>
+        <w:t xml:space="preserve">, update set </w:t>
+      </w:r>
+      <w:r>
+        <w:rPr>
+          <w:rFonts w:ascii="Courier New" w:cs="Courier New" w:eastAsia="Courier New" w:hAnsi="Courier New"/>
+          <w:b w:val="false"/>
+          <w:bCs w:val="false"/>
+          <w:i w:val="false"/>
+          <w:iCs w:val="false"/>
+          <w:color w:val="4D4F53"/>
+          <w:sz w:val="18"/>
+          <w:szCs w:val="18"/>
+        </w:rPr>
+        <w:t xml:space="preserve">SNOWUSEMTP_MS_VR Workspace Expedited Change_V1.0</w:t>
+      </w:r>
+      <w:r>
+        <w:rPr>
+          <w:rFonts w:ascii="Arial" w:cs="Arial" w:eastAsia="Arial" w:hAnsi="Arial"/>
+          <w:b w:val="false"/>
+          <w:bCs w:val="false"/>
+          <w:i w:val="false"/>
+          <w:iCs w:val="false"/>
+          <w:color w:val="4D4F53"/>
+          <w:sz w:val="20"/>
+          <w:szCs w:val="20"/>
+        </w:rPr>
+        <w:t xml:space="preserve">.</w:t>
+      </w:r>
+    </w:p>
+    <w:p>
+      <w:pPr>
+        <w:pStyle w:val="ListParagraph"/>
+        <w:numPr>
+          <w:ilvl w:val="0"/>
+          <w:numId w:val="8"/>
+        </w:numPr>
+        <w:spacing w:after="100" w:line="260"/>
+      </w:pPr>
+      <w:r>
+        <w:rPr>
+          <w:rFonts w:ascii="Arial" w:cs="Arial" w:eastAsia="Arial" w:hAnsi="Arial"/>
+          <w:b w:val="false"/>
+          <w:bCs w:val="false"/>
+          <w:i w:val="false"/>
+          <w:iCs w:val="false"/>
+          <w:color w:val="4D4F53"/>
+          <w:sz w:val="20"/>
+          <w:szCs w:val="20"/>
+        </w:rPr>
         <w:t xml:space="preserve">Open the </w:t>
       </w:r>
-      <w:hyperlink w:history="1" r:id="rIdx3o3tcxhigma_90evas2b">
+      <w:hyperlink w:history="1" r:id="rId-6krzi3kvp6ecxswh1yuh">
         <w:r>
           <w:rPr>
             <w:rFonts w:ascii="Arial" w:cs="Arial" w:eastAsia="Arial" w:hAnsi="Arial"/>
@@ -4759,7 +7994,7 @@
         <w:pStyle w:val="ListParagraph"/>
         <w:numPr>
           <w:ilvl w:val="0"/>
-          <w:numId w:val="6"/>
+          <w:numId w:val="8"/>
         </w:numPr>
         <w:spacing w:after="100" w:line="260"/>
       </w:pPr>
@@ -4976,7 +8211,26 @@
           <w:sz w:val="30"/>
           <w:szCs w:val="30"/>
         </w:rPr>
-        <w:t xml:space="preserve">6. Test</w:t>
+        <w:t xml:space="preserve">8. Test</w:t>
+      </w:r>
+    </w:p>
+    <w:p>
+      <w:pPr>
+        <w:keepNext w:val="false"/>
+        <w:spacing w:after="120" w:before="0" w:line="260"/>
+      </w:pPr>
+      <w:r>
+        <w:rPr>
+          <w:rFonts w:ascii="Arial" w:cs="Arial" w:eastAsia="Arial" w:hAnsi="Arial"/>
+          <w:b w:val="false"/>
+          <w:bCs w:val="false"/>
+          <w:i w:val="false"/>
+          <w:iCs w:val="false"/>
+          <w:color w:val="4D4F53"/>
+          <w:sz w:val="20"/>
+          <w:szCs w:val="20"/>
+        </w:rPr>
+        <w:t xml:space="preserve">In the IT Remediation Workspace, for one remediation task of each type (VUL, AVUL, CVUL, CRG):</w:t>
       </w:r>
     </w:p>
     <w:p>
@@ -4999,20 +8253,20 @@
           <w:sz w:val="20"/>
           <w:szCs w:val="20"/>
         </w:rPr>
-        <w:t xml:space="preserve">Workspace: </w:t>
-      </w:r>
-      <w:r>
-        <w:rPr>
-          <w:rFonts w:ascii="Arial" w:cs="Arial" w:eastAsia="Arial" w:hAnsi="Arial"/>
-          <w:b w:val="false"/>
-          <w:bCs w:val="false"/>
-          <w:i w:val="false"/>
-          <w:iCs w:val="false"/>
-          <w:color w:val="4D4F53"/>
-          <w:sz w:val="20"/>
-          <w:szCs w:val="20"/>
-        </w:rPr>
-        <w:t xml:space="preserve">open an application remediation task (AVUL) in the IT Remediation Workspace, click Create Change, choose Expedited and click Create change request. The new change has type Expedited, the Expedited model and the remediation task as parent, and appears on the task.</w:t>
+        <w:t xml:space="preserve">Expedited: </w:t>
+      </w:r>
+      <w:r>
+        <w:rPr>
+          <w:rFonts w:ascii="Arial" w:cs="Arial" w:eastAsia="Arial" w:hAnsi="Arial"/>
+          <w:b w:val="false"/>
+          <w:bCs w:val="false"/>
+          <w:i w:val="false"/>
+          <w:iCs w:val="false"/>
+          <w:color w:val="4D4F53"/>
+          <w:sz w:val="20"/>
+          <w:szCs w:val="20"/>
+        </w:rPr>
+        <w:t xml:space="preserve">Create Change, choose Expedited, Create change request. The new change has type Expedited, the Expedited model and the remediation task as parent, and appears on the task.</w:t>
       </w:r>
     </w:p>
     <w:p>
@@ -5089,6 +8343,45 @@
     </w:p>
     <w:p>
       <w:pPr>
+        <w:keepNext w:val="false"/>
+        <w:spacing w:after="120" w:before="80" w:line="260"/>
+      </w:pPr>
+      <w:r>
+        <w:rPr>
+          <w:rFonts w:ascii="Arial" w:cs="Arial" w:eastAsia="Arial" w:hAnsi="Arial"/>
+          <w:b w:val="false"/>
+          <w:bCs w:val="false"/>
+          <w:i w:val="false"/>
+          <w:iCs w:val="false"/>
+          <w:color w:val="4D4F53"/>
+          <w:sz w:val="20"/>
+          <w:szCs w:val="20"/>
+        </w:rPr>
+        <w:t xml:space="preserve">Out of box, in the container and Configuration Compliance dialogs, choosing Standard first and then another type leaves Create change request greyed out; closing and reopening the dialog clears it. This is not part of this change.</w:t>
+      </w:r>
+    </w:p>
+    <w:p>
+      <w:pPr>
+        <w:pStyle w:val="Heading1"/>
+        <w:keepNext/>
+        <w:spacing w:after="140" w:before="360"/>
+      </w:pPr>
+      <w:r>
+        <w:rPr>
+          <w:rFonts w:ascii="Arial" w:cs="Arial" w:eastAsia="Arial" w:hAnsi="Arial"/>
+          <w:b/>
+          <w:bCs/>
+          <w:i w:val="false"/>
+          <w:iCs w:val="false"/>
+          <w:color w:val="012169"/>
+          <w:sz w:val="30"/>
+          <w:szCs w:val="30"/>
+        </w:rPr>
+        <w:t xml:space="preserve">9. Undo</w:t>
+      </w:r>
+    </w:p>
+    <w:p>
+      <w:pPr>
         <w:pStyle w:val="ListParagraph"/>
         <w:numPr>
           <w:ilvl w:val="0"/>
@@ -5099,48 +8392,15 @@
       <w:r>
         <w:rPr>
           <w:rFonts w:ascii="Arial" w:cs="Arial" w:eastAsia="Arial" w:hAnsi="Arial"/>
-          <w:b/>
-          <w:bCs/>
-          <w:i w:val="false"/>
-          <w:iCs w:val="false"/>
-          <w:color w:val="4D4F53"/>
-          <w:sz w:val="20"/>
-          <w:szCs w:val="20"/>
-        </w:rPr>
-        <w:t xml:space="preserve">IT remediation tasks: </w:t>
-      </w:r>
-      <w:r>
-        <w:rPr>
-          <w:rFonts w:ascii="Arial" w:cs="Arial" w:eastAsia="Arial" w:hAnsi="Arial"/>
-          <w:b w:val="false"/>
-          <w:bCs w:val="false"/>
-          <w:i w:val="false"/>
-          <w:iCs w:val="false"/>
-          <w:color w:val="4D4F53"/>
-          <w:sz w:val="20"/>
-          <w:szCs w:val="20"/>
-        </w:rPr>
-        <w:t xml:space="preserve">the same dialog and code serve Create Change on remediation tasks of Vulnerability Response, so Expedited is there as well.</w:t>
-      </w:r>
-    </w:p>
-    <w:p>
-      <w:pPr>
-        <w:pStyle w:val="Heading1"/>
-        <w:keepNext/>
-        <w:spacing w:after="140" w:before="360"/>
-      </w:pPr>
-      <w:r>
-        <w:rPr>
-          <w:rFonts w:ascii="Arial" w:cs="Arial" w:eastAsia="Arial" w:hAnsi="Arial"/>
-          <w:b/>
-          <w:bCs/>
-          <w:i w:val="false"/>
-          <w:iCs w:val="false"/>
-          <w:color w:val="012169"/>
-          <w:sz w:val="30"/>
-          <w:szCs w:val="30"/>
-        </w:rPr>
-        <w:t xml:space="preserve">7. Undo</w:t>
+          <w:b w:val="false"/>
+          <w:bCs w:val="false"/>
+          <w:i w:val="false"/>
+          <w:iCs w:val="false"/>
+          <w:color w:val="4D4F53"/>
+          <w:sz w:val="20"/>
+          <w:szCs w:val="20"/>
+        </w:rPr>
+        <w:t xml:space="preserve">Dialogs: remove the Expedited block from the Composition field, or revert the page in the Versions list of the record.</w:t>
       </w:r>
     </w:p>
     <w:p>
@@ -5163,7 +8423,7 @@
           <w:sz w:val="20"/>
           <w:szCs w:val="20"/>
         </w:rPr>
-        <w:t xml:space="preserve">Dialog: remove the Expedited block from the Composition field (method B, in reverse), or revert the page to its previous version in the Versions list of the record.</w:t>
+        <w:t xml:space="preserve">ChangeMgmt (all three): put back the previous script from the Versions list of the record.</w:t>
       </w:r>
     </w:p>
     <w:p>
@@ -5186,30 +8446,7 @@
           <w:sz w:val="20"/>
           <w:szCs w:val="20"/>
         </w:rPr>
-        <w:t xml:space="preserve">ChangeMgmt: put back the previous script (Versions list of the record).</w:t>
-      </w:r>
-    </w:p>
-    <w:p>
-      <w:pPr>
-        <w:pStyle w:val="ListParagraph"/>
-        <w:numPr>
-          <w:ilvl w:val="0"/>
-          <w:numId w:val="1"/>
-        </w:numPr>
-        <w:spacing w:after="80" w:line="260"/>
-      </w:pPr>
-      <w:r>
-        <w:rPr>
-          <w:rFonts w:ascii="Arial" w:cs="Arial" w:eastAsia="Arial" w:hAnsi="Arial"/>
-          <w:b w:val="false"/>
-          <w:bCs w:val="false"/>
-          <w:i w:val="false"/>
-          <w:iCs w:val="false"/>
-          <w:color w:val="4D4F53"/>
-          <w:sz w:val="20"/>
-          <w:szCs w:val="20"/>
-        </w:rPr>
-        <w:t xml:space="preserve">Choice: delete the Expedited row only if it was added in section 5.</w:t>
+        <w:t xml:space="preserve">Choice: delete the Expedited row only if it was added in section 7.</w:t>
       </w:r>
     </w:p>
     <w:sectPr>
@@ -5435,6 +8672,30 @@
     </w:lvl>
   </w:abstractNum>
   <w:abstractNum w:abstractNumId="6" w15:restartNumberingAfterBreak="0">
+    <w:multiLevelType w:val="hybridMultilevel"/>
+    <w:lvl w:ilvl="0" w15:tentative="1">
+      <w:start w:val="1"/>
+      <w:numFmt w:val="decimal"/>
+      <w:lvlText w:val="%1."/>
+      <w:lvlJc w:val="left"/>
+      <w:pPr>
+        <w:ind w:left="540" w:hanging="360"/>
+      </w:pPr>
+    </w:lvl>
+  </w:abstractNum>
+  <w:abstractNum w:abstractNumId="7" w15:restartNumberingAfterBreak="0">
+    <w:multiLevelType w:val="hybridMultilevel"/>
+    <w:lvl w:ilvl="0" w15:tentative="1">
+      <w:start w:val="1"/>
+      <w:numFmt w:val="decimal"/>
+      <w:lvlText w:val="%1."/>
+      <w:lvlJc w:val="left"/>
+      <w:pPr>
+        <w:ind w:left="540" w:hanging="360"/>
+      </w:pPr>
+    </w:lvl>
+  </w:abstractNum>
+  <w:abstractNum w:abstractNumId="8" w15:restartNumberingAfterBreak="0">
     <w:multiLevelType w:val="hybridMultilevel"/>
     <w:lvl w:ilvl="0" w15:tentative="1">
       <w:start w:val="1"/>
@@ -5478,6 +8739,18 @@
   </w:num>
   <w:num w:numId="6">
     <w:abstractNumId w:val="6"/>
+    <w:lvlOverride w:ilvl="0">
+      <w:startOverride w:val="1"/>
+    </w:lvlOverride>
+  </w:num>
+  <w:num w:numId="7">
+    <w:abstractNumId w:val="7"/>
+    <w:lvlOverride w:ilvl="0">
+      <w:startOverride w:val="1"/>
+    </w:lvlOverride>
+  </w:num>
+  <w:num w:numId="8">
+    <w:abstractNumId w:val="8"/>
     <w:lvlOverride w:ilvl="0">
       <w:startOverride w:val="1"/>
     </w:lvlOverride>
